--- a/documentation/数据治理调研_20260707.docx
+++ b/documentation/数据治理调研_20260707.docx
@@ -403,7 +403,6 @@
             <w:insideH w:val="none" w:color="auto" w:sz="0" w:space="0"/>
             <w:insideV w:val="none" w:color="auto" w:sz="0" w:space="0"/>
           </w:tblBorders>
-          <w:shd w:val="clear" w:color="auto" w:fill="FFFFFF"/>
           <w:tblCellMar>
             <w:top w:w="15" w:type="dxa"/>
             <w:left w:w="15" w:type="dxa"/>
@@ -1362,6 +1361,7 @@
             <w:insideH w:val="none" w:color="auto" w:sz="0" w:space="0"/>
             <w:insideV w:val="none" w:color="auto" w:sz="0" w:space="0"/>
           </w:tblBorders>
+          <w:shd w:val="clear" w:color="auto" w:fill="FFFFFF"/>
           <w:tblCellMar>
             <w:top w:w="15" w:type="dxa"/>
             <w:left w:w="15" w:type="dxa"/>
@@ -1912,7 +1912,6 @@
             <w:insideH w:val="none" w:color="auto" w:sz="0" w:space="0"/>
             <w:insideV w:val="none" w:color="auto" w:sz="0" w:space="0"/>
           </w:tblBorders>
-          <w:shd w:val="clear" w:color="auto" w:fill="FFFFFF"/>
           <w:tblCellMar>
             <w:top w:w="15" w:type="dxa"/>
             <w:left w:w="15" w:type="dxa"/>
@@ -2139,7 +2138,6 @@
             <w:insideH w:val="none" w:color="auto" w:sz="0" w:space="0"/>
             <w:insideV w:val="none" w:color="auto" w:sz="0" w:space="0"/>
           </w:tblBorders>
-          <w:shd w:val="clear" w:color="auto" w:fill="FFFFFF"/>
           <w:tblCellMar>
             <w:top w:w="15" w:type="dxa"/>
             <w:left w:w="15" w:type="dxa"/>
@@ -3428,7 +3426,6 @@
             <w:insideH w:val="none" w:color="auto" w:sz="0" w:space="0"/>
             <w:insideV w:val="none" w:color="auto" w:sz="0" w:space="0"/>
           </w:tblBorders>
-          <w:shd w:val="clear" w:color="auto" w:fill="auto"/>
           <w:tblCellMar>
             <w:top w:w="0" w:type="dxa"/>
             <w:left w:w="108" w:type="dxa"/>
@@ -5106,7 +5103,6 @@
             <w:insideH w:val="none" w:color="auto" w:sz="0" w:space="0"/>
             <w:insideV w:val="none" w:color="auto" w:sz="0" w:space="0"/>
           </w:tblBorders>
-          <w:shd w:val="clear" w:color="auto" w:fill="auto"/>
           <w:tblCellMar>
             <w:top w:w="0" w:type="dxa"/>
             <w:left w:w="108" w:type="dxa"/>
@@ -5657,7 +5653,6 @@
             <w:insideH w:val="none" w:color="auto" w:sz="0" w:space="0"/>
             <w:insideV w:val="none" w:color="auto" w:sz="0" w:space="0"/>
           </w:tblBorders>
-          <w:shd w:val="clear" w:color="auto" w:fill="auto"/>
           <w:tblCellMar>
             <w:top w:w="0" w:type="dxa"/>
             <w:left w:w="108" w:type="dxa"/>
@@ -6624,6 +6619,7 @@
             <w:insideH w:val="none" w:color="auto" w:sz="0" w:space="0"/>
             <w:insideV w:val="none" w:color="auto" w:sz="0" w:space="0"/>
           </w:tblBorders>
+          <w:shd w:val="clear" w:color="auto" w:fill="auto"/>
           <w:tblCellMar>
             <w:top w:w="0" w:type="dxa"/>
             <w:left w:w="108" w:type="dxa"/>
@@ -6831,6 +6827,623 @@
                 <w:lang w:val="en-US" w:eastAsia="zh-CN" w:bidi="ar"/>
               </w:rPr>
               <w:t>示例</w:t>
+            </w:r>
+          </w:p>
+        </w:tc>
+      </w:tr>
+      <w:tr>
+        <w:tblPrEx>
+          <w:tblBorders>
+            <w:top w:val="none" w:color="auto" w:sz="0" w:space="0"/>
+            <w:left w:val="none" w:color="auto" w:sz="0" w:space="0"/>
+            <w:bottom w:val="none" w:color="auto" w:sz="0" w:space="0"/>
+            <w:right w:val="none" w:color="auto" w:sz="0" w:space="0"/>
+            <w:insideH w:val="none" w:color="auto" w:sz="0" w:space="0"/>
+            <w:insideV w:val="none" w:color="auto" w:sz="0" w:space="0"/>
+          </w:tblBorders>
+          <w:tblCellMar>
+            <w:top w:w="0" w:type="dxa"/>
+            <w:left w:w="108" w:type="dxa"/>
+            <w:bottom w:w="0" w:type="dxa"/>
+            <w:right w:w="108" w:type="dxa"/>
+          </w:tblCellMar>
+        </w:tblPrEx>
+        <w:trPr>
+          <w:trHeight w:val="570" w:hRule="atLeast"/>
+        </w:trPr>
+        <w:tc>
+          <w:tcPr>
+            <w:tcW w:w="1109" w:type="dxa"/>
+            <w:tcBorders>
+              <w:top w:val="single" w:color="000000" w:sz="4" w:space="0"/>
+              <w:left w:val="single" w:color="000000" w:sz="4" w:space="0"/>
+              <w:bottom w:val="single" w:color="000000" w:sz="4" w:space="0"/>
+              <w:right w:val="single" w:color="000000" w:sz="4" w:space="0"/>
+            </w:tcBorders>
+            <w:shd w:val="clear" w:color="auto" w:fill="auto"/>
+            <w:vAlign w:val="center"/>
+          </w:tcPr>
+          <w:p>
+            <w:pPr>
+              <w:keepNext w:val="0"/>
+              <w:keepLines w:val="0"/>
+              <w:widowControl/>
+              <w:suppressLineNumbers w:val="0"/>
+              <w:jc w:val="left"/>
+              <w:textAlignment w:val="center"/>
+              <w:rPr>
+                <w:rFonts w:hint="eastAsia" w:ascii="等线" w:hAnsi="等线" w:eastAsia="等线" w:cs="等线"/>
+                <w:i w:val="0"/>
+                <w:iCs w:val="0"/>
+                <w:color w:val="000000"/>
+                <w:sz w:val="22"/>
+                <w:szCs w:val="22"/>
+                <w:u w:val="none"/>
+              </w:rPr>
+            </w:pPr>
+            <w:r>
+              <w:rPr>
+                <w:rFonts w:hint="eastAsia" w:ascii="等线" w:hAnsi="等线" w:eastAsia="等线" w:cs="等线"/>
+                <w:i w:val="0"/>
+                <w:iCs w:val="0"/>
+                <w:color w:val="000000"/>
+                <w:kern w:val="0"/>
+                <w:sz w:val="22"/>
+                <w:szCs w:val="22"/>
+                <w:u w:val="none"/>
+                <w:lang w:val="en-US" w:eastAsia="zh-CN" w:bidi="ar"/>
+              </w:rPr>
+              <w:t>离群点检测算法</w:t>
+            </w:r>
+          </w:p>
+        </w:tc>
+        <w:tc>
+          <w:tcPr>
+            <w:tcW w:w="1340" w:type="dxa"/>
+            <w:tcBorders>
+              <w:top w:val="single" w:color="000000" w:sz="4" w:space="0"/>
+              <w:left w:val="single" w:color="000000" w:sz="4" w:space="0"/>
+              <w:bottom w:val="single" w:color="000000" w:sz="4" w:space="0"/>
+              <w:right w:val="single" w:color="000000" w:sz="4" w:space="0"/>
+            </w:tcBorders>
+            <w:shd w:val="clear" w:color="auto" w:fill="auto"/>
+            <w:vAlign w:val="center"/>
+          </w:tcPr>
+          <w:p>
+            <w:pPr>
+              <w:keepNext w:val="0"/>
+              <w:keepLines w:val="0"/>
+              <w:widowControl/>
+              <w:suppressLineNumbers w:val="0"/>
+              <w:jc w:val="left"/>
+              <w:textAlignment w:val="center"/>
+              <w:rPr>
+                <w:rFonts w:hint="eastAsia" w:ascii="等线" w:hAnsi="等线" w:eastAsia="等线" w:cs="等线"/>
+                <w:i w:val="0"/>
+                <w:iCs w:val="0"/>
+                <w:color w:val="000000"/>
+                <w:sz w:val="22"/>
+                <w:szCs w:val="22"/>
+                <w:u w:val="none"/>
+              </w:rPr>
+            </w:pPr>
+            <w:r>
+              <w:rPr>
+                <w:rFonts w:hint="eastAsia" w:ascii="等线" w:hAnsi="等线" w:eastAsia="等线" w:cs="等线"/>
+                <w:i w:val="0"/>
+                <w:iCs w:val="0"/>
+                <w:color w:val="000000"/>
+                <w:kern w:val="0"/>
+                <w:sz w:val="22"/>
+                <w:szCs w:val="22"/>
+                <w:u w:val="none"/>
+                <w:lang w:val="en-US" w:eastAsia="zh-CN" w:bidi="ar"/>
+              </w:rPr>
+              <w:t>看值是否符合本列总体分布</w:t>
+            </w:r>
+          </w:p>
+        </w:tc>
+        <w:tc>
+          <w:tcPr>
+            <w:tcW w:w="2710" w:type="dxa"/>
+            <w:tcBorders>
+              <w:top w:val="single" w:color="000000" w:sz="4" w:space="0"/>
+              <w:left w:val="single" w:color="000000" w:sz="4" w:space="0"/>
+              <w:bottom w:val="single" w:color="000000" w:sz="4" w:space="0"/>
+              <w:right w:val="single" w:color="000000" w:sz="4" w:space="0"/>
+            </w:tcBorders>
+            <w:shd w:val="clear" w:color="auto" w:fill="auto"/>
+            <w:vAlign w:val="center"/>
+          </w:tcPr>
+          <w:p>
+            <w:pPr>
+              <w:keepNext w:val="0"/>
+              <w:keepLines w:val="0"/>
+              <w:widowControl/>
+              <w:suppressLineNumbers w:val="0"/>
+              <w:jc w:val="left"/>
+              <w:textAlignment w:val="center"/>
+              <w:rPr>
+                <w:rFonts w:hint="eastAsia" w:ascii="等线" w:hAnsi="等线" w:eastAsia="等线" w:cs="等线"/>
+                <w:i w:val="0"/>
+                <w:iCs w:val="0"/>
+                <w:color w:val="000000"/>
+                <w:sz w:val="22"/>
+                <w:szCs w:val="22"/>
+                <w:u w:val="none"/>
+              </w:rPr>
+            </w:pPr>
+            <w:r>
+              <w:rPr>
+                <w:rFonts w:hint="eastAsia" w:ascii="等线" w:hAnsi="等线" w:eastAsia="等线" w:cs="等线"/>
+                <w:i w:val="0"/>
+                <w:iCs w:val="0"/>
+                <w:color w:val="000000"/>
+                <w:kern w:val="0"/>
+                <w:sz w:val="22"/>
+                <w:szCs w:val="22"/>
+                <w:u w:val="none"/>
+                <w:lang w:val="en-US" w:eastAsia="zh-CN" w:bidi="ar"/>
+              </w:rPr>
+              <w:t>如果某个值在本列中显得过于少见、过大、过小或偏离整体分布，就可能被认为是错误</w:t>
+            </w:r>
+          </w:p>
+        </w:tc>
+        <w:tc>
+          <w:tcPr>
+            <w:tcW w:w="3270" w:type="dxa"/>
+            <w:tcBorders>
+              <w:top w:val="single" w:color="000000" w:sz="4" w:space="0"/>
+              <w:left w:val="single" w:color="000000" w:sz="4" w:space="0"/>
+              <w:bottom w:val="single" w:color="000000" w:sz="4" w:space="0"/>
+              <w:right w:val="single" w:color="000000" w:sz="4" w:space="0"/>
+            </w:tcBorders>
+            <w:shd w:val="clear" w:color="auto" w:fill="auto"/>
+            <w:vAlign w:val="center"/>
+          </w:tcPr>
+          <w:p>
+            <w:pPr>
+              <w:keepNext w:val="0"/>
+              <w:keepLines w:val="0"/>
+              <w:widowControl/>
+              <w:suppressLineNumbers w:val="0"/>
+              <w:jc w:val="left"/>
+              <w:textAlignment w:val="center"/>
+              <w:rPr>
+                <w:rFonts w:hint="eastAsia" w:ascii="等线" w:hAnsi="等线" w:eastAsia="等线" w:cs="等线"/>
+                <w:i w:val="0"/>
+                <w:iCs w:val="0"/>
+                <w:color w:val="000000"/>
+                <w:sz w:val="22"/>
+                <w:szCs w:val="22"/>
+                <w:u w:val="none"/>
+              </w:rPr>
+            </w:pPr>
+            <w:r>
+              <w:rPr>
+                <w:rFonts w:hint="eastAsia" w:ascii="等线" w:hAnsi="等线" w:eastAsia="等线" w:cs="等线"/>
+                <w:i w:val="0"/>
+                <w:iCs w:val="0"/>
+                <w:color w:val="000000"/>
+                <w:kern w:val="0"/>
+                <w:sz w:val="22"/>
+                <w:szCs w:val="22"/>
+                <w:u w:val="none"/>
+                <w:lang w:val="en-US" w:eastAsia="zh-CN" w:bidi="ar"/>
+              </w:rPr>
+              <w:t>在“价格”列中，大多数值是 19、25、21，但有一个值是 9999，该值明显偏离正常价格范围，可能被标记为异常</w:t>
+            </w:r>
+          </w:p>
+        </w:tc>
+      </w:tr>
+      <w:tr>
+        <w:tblPrEx>
+          <w:tblBorders>
+            <w:top w:val="none" w:color="auto" w:sz="0" w:space="0"/>
+            <w:left w:val="none" w:color="auto" w:sz="0" w:space="0"/>
+            <w:bottom w:val="none" w:color="auto" w:sz="0" w:space="0"/>
+            <w:right w:val="none" w:color="auto" w:sz="0" w:space="0"/>
+            <w:insideH w:val="none" w:color="auto" w:sz="0" w:space="0"/>
+            <w:insideV w:val="none" w:color="auto" w:sz="0" w:space="0"/>
+          </w:tblBorders>
+          <w:shd w:val="clear" w:color="auto" w:fill="auto"/>
+          <w:tblCellMar>
+            <w:top w:w="0" w:type="dxa"/>
+            <w:left w:w="108" w:type="dxa"/>
+            <w:bottom w:w="0" w:type="dxa"/>
+            <w:right w:w="108" w:type="dxa"/>
+          </w:tblCellMar>
+        </w:tblPrEx>
+        <w:trPr>
+          <w:trHeight w:val="855" w:hRule="atLeast"/>
+        </w:trPr>
+        <w:tc>
+          <w:tcPr>
+            <w:tcW w:w="1109" w:type="dxa"/>
+            <w:tcBorders>
+              <w:top w:val="single" w:color="000000" w:sz="4" w:space="0"/>
+              <w:left w:val="single" w:color="000000" w:sz="4" w:space="0"/>
+              <w:bottom w:val="single" w:color="000000" w:sz="4" w:space="0"/>
+              <w:right w:val="single" w:color="000000" w:sz="4" w:space="0"/>
+            </w:tcBorders>
+            <w:shd w:val="clear" w:color="auto" w:fill="auto"/>
+            <w:vAlign w:val="center"/>
+          </w:tcPr>
+          <w:p>
+            <w:pPr>
+              <w:keepNext w:val="0"/>
+              <w:keepLines w:val="0"/>
+              <w:widowControl/>
+              <w:suppressLineNumbers w:val="0"/>
+              <w:jc w:val="left"/>
+              <w:textAlignment w:val="center"/>
+              <w:rPr>
+                <w:rFonts w:hint="eastAsia" w:ascii="等线" w:hAnsi="等线" w:eastAsia="等线" w:cs="等线"/>
+                <w:i w:val="0"/>
+                <w:iCs w:val="0"/>
+                <w:color w:val="000000"/>
+                <w:sz w:val="22"/>
+                <w:szCs w:val="22"/>
+                <w:u w:val="none"/>
+              </w:rPr>
+            </w:pPr>
+            <w:r>
+              <w:rPr>
+                <w:rFonts w:hint="eastAsia" w:ascii="等线" w:hAnsi="等线" w:eastAsia="等线" w:cs="等线"/>
+                <w:i w:val="0"/>
+                <w:iCs w:val="0"/>
+                <w:color w:val="000000"/>
+                <w:kern w:val="0"/>
+                <w:sz w:val="22"/>
+                <w:szCs w:val="22"/>
+                <w:u w:val="none"/>
+                <w:lang w:val="en-US" w:eastAsia="zh-CN" w:bidi="ar"/>
+              </w:rPr>
+              <w:t>模式违规检测算法</w:t>
+            </w:r>
+          </w:p>
+        </w:tc>
+        <w:tc>
+          <w:tcPr>
+            <w:tcW w:w="1340" w:type="dxa"/>
+            <w:tcBorders>
+              <w:top w:val="single" w:color="000000" w:sz="4" w:space="0"/>
+              <w:left w:val="single" w:color="000000" w:sz="4" w:space="0"/>
+              <w:bottom w:val="single" w:color="000000" w:sz="4" w:space="0"/>
+              <w:right w:val="single" w:color="000000" w:sz="4" w:space="0"/>
+            </w:tcBorders>
+            <w:shd w:val="clear" w:color="auto" w:fill="auto"/>
+            <w:vAlign w:val="center"/>
+          </w:tcPr>
+          <w:p>
+            <w:pPr>
+              <w:keepNext w:val="0"/>
+              <w:keepLines w:val="0"/>
+              <w:widowControl/>
+              <w:suppressLineNumbers w:val="0"/>
+              <w:jc w:val="left"/>
+              <w:textAlignment w:val="center"/>
+              <w:rPr>
+                <w:rFonts w:hint="eastAsia" w:ascii="等线" w:hAnsi="等线" w:eastAsia="等线" w:cs="等线"/>
+                <w:i w:val="0"/>
+                <w:iCs w:val="0"/>
+                <w:color w:val="000000"/>
+                <w:sz w:val="22"/>
+                <w:szCs w:val="22"/>
+                <w:u w:val="none"/>
+              </w:rPr>
+            </w:pPr>
+            <w:r>
+              <w:rPr>
+                <w:rFonts w:hint="eastAsia" w:ascii="等线" w:hAnsi="等线" w:eastAsia="等线" w:cs="等线"/>
+                <w:i w:val="0"/>
+                <w:iCs w:val="0"/>
+                <w:color w:val="000000"/>
+                <w:kern w:val="0"/>
+                <w:sz w:val="22"/>
+                <w:szCs w:val="22"/>
+                <w:u w:val="none"/>
+                <w:lang w:val="en-US" w:eastAsia="zh-CN" w:bidi="ar"/>
+              </w:rPr>
+              <w:t>看值的字符格式是否符合本列常见模式</w:t>
+            </w:r>
+          </w:p>
+        </w:tc>
+        <w:tc>
+          <w:tcPr>
+            <w:tcW w:w="2710" w:type="dxa"/>
+            <w:tcBorders>
+              <w:top w:val="single" w:color="000000" w:sz="4" w:space="0"/>
+              <w:left w:val="single" w:color="000000" w:sz="4" w:space="0"/>
+              <w:bottom w:val="single" w:color="000000" w:sz="4" w:space="0"/>
+              <w:right w:val="single" w:color="000000" w:sz="4" w:space="0"/>
+            </w:tcBorders>
+            <w:shd w:val="clear" w:color="auto" w:fill="auto"/>
+            <w:vAlign w:val="center"/>
+          </w:tcPr>
+          <w:p>
+            <w:pPr>
+              <w:keepNext w:val="0"/>
+              <w:keepLines w:val="0"/>
+              <w:widowControl/>
+              <w:suppressLineNumbers w:val="0"/>
+              <w:jc w:val="left"/>
+              <w:textAlignment w:val="center"/>
+              <w:rPr>
+                <w:rFonts w:hint="eastAsia" w:ascii="等线" w:hAnsi="等线" w:eastAsia="等线" w:cs="等线"/>
+                <w:i w:val="0"/>
+                <w:iCs w:val="0"/>
+                <w:color w:val="000000"/>
+                <w:sz w:val="22"/>
+                <w:szCs w:val="22"/>
+                <w:u w:val="none"/>
+              </w:rPr>
+            </w:pPr>
+            <w:r>
+              <w:rPr>
+                <w:rFonts w:hint="eastAsia" w:ascii="等线" w:hAnsi="等线" w:eastAsia="等线" w:cs="等线"/>
+                <w:i w:val="0"/>
+                <w:iCs w:val="0"/>
+                <w:color w:val="000000"/>
+                <w:kern w:val="0"/>
+                <w:sz w:val="22"/>
+                <w:szCs w:val="22"/>
+                <w:u w:val="none"/>
+                <w:lang w:val="en-US" w:eastAsia="zh-CN" w:bidi="ar"/>
+              </w:rPr>
+              <w:t>如果某个值的字符组成、长度、数字字母结构与本列大多数值不同，就可能被认为是错误</w:t>
+            </w:r>
+          </w:p>
+        </w:tc>
+        <w:tc>
+          <w:tcPr>
+            <w:tcW w:w="3270" w:type="dxa"/>
+            <w:tcBorders>
+              <w:top w:val="single" w:color="000000" w:sz="4" w:space="0"/>
+              <w:left w:val="single" w:color="000000" w:sz="4" w:space="0"/>
+              <w:bottom w:val="single" w:color="000000" w:sz="4" w:space="0"/>
+              <w:right w:val="single" w:color="000000" w:sz="4" w:space="0"/>
+            </w:tcBorders>
+            <w:shd w:val="clear" w:color="auto" w:fill="auto"/>
+            <w:vAlign w:val="center"/>
+          </w:tcPr>
+          <w:p>
+            <w:pPr>
+              <w:keepNext w:val="0"/>
+              <w:keepLines w:val="0"/>
+              <w:widowControl/>
+              <w:suppressLineNumbers w:val="0"/>
+              <w:jc w:val="left"/>
+              <w:textAlignment w:val="center"/>
+              <w:rPr>
+                <w:rFonts w:hint="eastAsia" w:ascii="等线" w:hAnsi="等线" w:eastAsia="等线" w:cs="等线"/>
+                <w:i w:val="0"/>
+                <w:iCs w:val="0"/>
+                <w:color w:val="000000"/>
+                <w:sz w:val="22"/>
+                <w:szCs w:val="22"/>
+                <w:u w:val="none"/>
+              </w:rPr>
+            </w:pPr>
+            <w:r>
+              <w:rPr>
+                <w:rFonts w:hint="eastAsia" w:ascii="等线" w:hAnsi="等线" w:eastAsia="等线" w:cs="等线"/>
+                <w:i w:val="0"/>
+                <w:iCs w:val="0"/>
+                <w:color w:val="000000"/>
+                <w:kern w:val="0"/>
+                <w:sz w:val="22"/>
+                <w:szCs w:val="22"/>
+                <w:u w:val="none"/>
+                <w:lang w:val="en-US" w:eastAsia="zh-CN" w:bidi="ar"/>
+              </w:rPr>
+              <w:t>在“邮编”列中，大多数值是 100000、200000、510000 这种 6 位数字，但出现 51A000，因为包含字母，可能被标记为格式异常</w:t>
+            </w:r>
+          </w:p>
+        </w:tc>
+      </w:tr>
+      <w:tr>
+        <w:tblPrEx>
+          <w:tblBorders>
+            <w:top w:val="none" w:color="auto" w:sz="0" w:space="0"/>
+            <w:left w:val="none" w:color="auto" w:sz="0" w:space="0"/>
+            <w:bottom w:val="none" w:color="auto" w:sz="0" w:space="0"/>
+            <w:right w:val="none" w:color="auto" w:sz="0" w:space="0"/>
+            <w:insideH w:val="none" w:color="auto" w:sz="0" w:space="0"/>
+            <w:insideV w:val="none" w:color="auto" w:sz="0" w:space="0"/>
+          </w:tblBorders>
+          <w:shd w:val="clear" w:color="auto" w:fill="auto"/>
+          <w:tblCellMar>
+            <w:top w:w="0" w:type="dxa"/>
+            <w:left w:w="108" w:type="dxa"/>
+            <w:bottom w:w="0" w:type="dxa"/>
+            <w:right w:w="108" w:type="dxa"/>
+          </w:tblCellMar>
+        </w:tblPrEx>
+        <w:trPr>
+          <w:trHeight w:val="855" w:hRule="atLeast"/>
+        </w:trPr>
+        <w:tc>
+          <w:tcPr>
+            <w:tcW w:w="1109" w:type="dxa"/>
+            <w:tcBorders>
+              <w:top w:val="single" w:color="000000" w:sz="4" w:space="0"/>
+              <w:left w:val="single" w:color="000000" w:sz="4" w:space="0"/>
+              <w:bottom w:val="single" w:color="000000" w:sz="4" w:space="0"/>
+              <w:right w:val="single" w:color="000000" w:sz="4" w:space="0"/>
+            </w:tcBorders>
+            <w:shd w:val="clear" w:color="auto" w:fill="auto"/>
+            <w:vAlign w:val="center"/>
+          </w:tcPr>
+          <w:p>
+            <w:pPr>
+              <w:keepNext w:val="0"/>
+              <w:keepLines w:val="0"/>
+              <w:widowControl/>
+              <w:suppressLineNumbers w:val="0"/>
+              <w:jc w:val="left"/>
+              <w:textAlignment w:val="center"/>
+              <w:rPr>
+                <w:rFonts w:hint="eastAsia" w:ascii="等线" w:hAnsi="等线" w:eastAsia="等线" w:cs="等线"/>
+                <w:i w:val="0"/>
+                <w:iCs w:val="0"/>
+                <w:color w:val="000000"/>
+                <w:sz w:val="22"/>
+                <w:szCs w:val="22"/>
+                <w:u w:val="none"/>
+              </w:rPr>
+            </w:pPr>
+            <w:r>
+              <w:rPr>
+                <w:rFonts w:hint="eastAsia" w:ascii="等线" w:hAnsi="等线" w:eastAsia="等线" w:cs="等线"/>
+                <w:i w:val="0"/>
+                <w:iCs w:val="0"/>
+                <w:color w:val="000000"/>
+                <w:kern w:val="0"/>
+                <w:sz w:val="22"/>
+                <w:szCs w:val="22"/>
+                <w:u w:val="none"/>
+                <w:lang w:val="en-US" w:eastAsia="zh-CN" w:bidi="ar"/>
+              </w:rPr>
+              <w:t>规则违规检测算法</w:t>
+            </w:r>
+          </w:p>
+        </w:tc>
+        <w:tc>
+          <w:tcPr>
+            <w:tcW w:w="1340" w:type="dxa"/>
+            <w:tcBorders>
+              <w:top w:val="single" w:color="000000" w:sz="4" w:space="0"/>
+              <w:left w:val="single" w:color="000000" w:sz="4" w:space="0"/>
+              <w:bottom w:val="single" w:color="000000" w:sz="4" w:space="0"/>
+              <w:right w:val="single" w:color="000000" w:sz="4" w:space="0"/>
+            </w:tcBorders>
+            <w:shd w:val="clear" w:color="auto" w:fill="auto"/>
+            <w:vAlign w:val="center"/>
+          </w:tcPr>
+          <w:p>
+            <w:pPr>
+              <w:keepNext w:val="0"/>
+              <w:keepLines w:val="0"/>
+              <w:widowControl/>
+              <w:suppressLineNumbers w:val="0"/>
+              <w:jc w:val="left"/>
+              <w:textAlignment w:val="center"/>
+              <w:rPr>
+                <w:rFonts w:hint="eastAsia" w:ascii="等线" w:hAnsi="等线" w:eastAsia="等线" w:cs="等线"/>
+                <w:i w:val="0"/>
+                <w:iCs w:val="0"/>
+                <w:color w:val="000000"/>
+                <w:sz w:val="22"/>
+                <w:szCs w:val="22"/>
+                <w:u w:val="none"/>
+              </w:rPr>
+            </w:pPr>
+            <w:r>
+              <w:rPr>
+                <w:rFonts w:hint="eastAsia" w:ascii="等线" w:hAnsi="等线" w:eastAsia="等线" w:cs="等线"/>
+                <w:i w:val="0"/>
+                <w:iCs w:val="0"/>
+                <w:color w:val="000000"/>
+                <w:kern w:val="0"/>
+                <w:sz w:val="22"/>
+                <w:szCs w:val="22"/>
+                <w:u w:val="none"/>
+                <w:lang w:val="en-US" w:eastAsia="zh-CN" w:bidi="ar"/>
+              </w:rPr>
+              <w:t>看同一行中不同列之间是否满足关系规则</w:t>
+            </w:r>
+          </w:p>
+        </w:tc>
+        <w:tc>
+          <w:tcPr>
+            <w:tcW w:w="2710" w:type="dxa"/>
+            <w:tcBorders>
+              <w:top w:val="single" w:color="000000" w:sz="4" w:space="0"/>
+              <w:left w:val="single" w:color="000000" w:sz="4" w:space="0"/>
+              <w:bottom w:val="single" w:color="000000" w:sz="4" w:space="0"/>
+              <w:right w:val="single" w:color="000000" w:sz="4" w:space="0"/>
+            </w:tcBorders>
+            <w:shd w:val="clear" w:color="auto" w:fill="auto"/>
+            <w:vAlign w:val="center"/>
+          </w:tcPr>
+          <w:p>
+            <w:pPr>
+              <w:keepNext w:val="0"/>
+              <w:keepLines w:val="0"/>
+              <w:widowControl/>
+              <w:suppressLineNumbers w:val="0"/>
+              <w:jc w:val="left"/>
+              <w:textAlignment w:val="center"/>
+              <w:rPr>
+                <w:rFonts w:hint="eastAsia" w:ascii="等线" w:hAnsi="等线" w:eastAsia="等线" w:cs="等线"/>
+                <w:i w:val="0"/>
+                <w:iCs w:val="0"/>
+                <w:color w:val="000000"/>
+                <w:sz w:val="22"/>
+                <w:szCs w:val="22"/>
+                <w:u w:val="none"/>
+              </w:rPr>
+            </w:pPr>
+            <w:r>
+              <w:rPr>
+                <w:rFonts w:hint="eastAsia" w:ascii="等线" w:hAnsi="等线" w:eastAsia="等线" w:cs="等线"/>
+                <w:i w:val="0"/>
+                <w:iCs w:val="0"/>
+                <w:color w:val="000000"/>
+                <w:kern w:val="0"/>
+                <w:sz w:val="22"/>
+                <w:szCs w:val="22"/>
+                <w:u w:val="none"/>
+                <w:lang w:val="en-US" w:eastAsia="zh-CN" w:bidi="ar"/>
+              </w:rPr>
+              <w:t>如果某个值和同一行其他字段之间不一致，违反了列间依赖关系，就可能被认为是错误</w:t>
+            </w:r>
+          </w:p>
+        </w:tc>
+        <w:tc>
+          <w:tcPr>
+            <w:tcW w:w="3270" w:type="dxa"/>
+            <w:tcBorders>
+              <w:top w:val="single" w:color="000000" w:sz="4" w:space="0"/>
+              <w:left w:val="single" w:color="000000" w:sz="4" w:space="0"/>
+              <w:bottom w:val="single" w:color="000000" w:sz="4" w:space="0"/>
+              <w:right w:val="single" w:color="000000" w:sz="4" w:space="0"/>
+            </w:tcBorders>
+            <w:shd w:val="clear" w:color="auto" w:fill="auto"/>
+            <w:vAlign w:val="center"/>
+          </w:tcPr>
+          <w:p>
+            <w:pPr>
+              <w:keepNext w:val="0"/>
+              <w:keepLines w:val="0"/>
+              <w:widowControl/>
+              <w:suppressLineNumbers w:val="0"/>
+              <w:jc w:val="left"/>
+              <w:textAlignment w:val="center"/>
+              <w:rPr>
+                <w:rFonts w:hint="eastAsia" w:ascii="等线" w:hAnsi="等线" w:eastAsia="等线" w:cs="等线"/>
+                <w:i w:val="0"/>
+                <w:iCs w:val="0"/>
+                <w:color w:val="000000"/>
+                <w:sz w:val="22"/>
+                <w:szCs w:val="22"/>
+                <w:u w:val="none"/>
+              </w:rPr>
+            </w:pPr>
+            <w:r>
+              <w:rPr>
+                <w:rFonts w:hint="eastAsia" w:ascii="等线" w:hAnsi="等线" w:eastAsia="等线" w:cs="等线"/>
+                <w:i w:val="0"/>
+                <w:iCs w:val="0"/>
+                <w:color w:val="000000"/>
+                <w:kern w:val="0"/>
+                <w:sz w:val="22"/>
+                <w:szCs w:val="22"/>
+                <w:u w:val="none"/>
+                <w:lang w:val="en-US" w:eastAsia="zh-CN" w:bidi="ar"/>
+              </w:rPr>
+              <w:t>在“城市”和“区号”列中，大多数记录显示 北京 -&gt; 010、上海 -&gt; 021，但某行是 北京 -&gt; 021，因为城市和区号不匹配，可能被标记为错误</w:t>
             </w:r>
           </w:p>
         </w:tc>
@@ -6898,622 +7511,6 @@
                 <w:u w:val="none"/>
                 <w:lang w:val="en-US" w:eastAsia="zh-CN" w:bidi="ar"/>
               </w:rPr>
-              <w:t>离群点检测算法</w:t>
-            </w:r>
-          </w:p>
-        </w:tc>
-        <w:tc>
-          <w:tcPr>
-            <w:tcW w:w="1340" w:type="dxa"/>
-            <w:tcBorders>
-              <w:top w:val="single" w:color="000000" w:sz="4" w:space="0"/>
-              <w:left w:val="single" w:color="000000" w:sz="4" w:space="0"/>
-              <w:bottom w:val="single" w:color="000000" w:sz="4" w:space="0"/>
-              <w:right w:val="single" w:color="000000" w:sz="4" w:space="0"/>
-            </w:tcBorders>
-            <w:shd w:val="clear" w:color="auto" w:fill="auto"/>
-            <w:vAlign w:val="center"/>
-          </w:tcPr>
-          <w:p>
-            <w:pPr>
-              <w:keepNext w:val="0"/>
-              <w:keepLines w:val="0"/>
-              <w:widowControl/>
-              <w:suppressLineNumbers w:val="0"/>
-              <w:jc w:val="left"/>
-              <w:textAlignment w:val="center"/>
-              <w:rPr>
-                <w:rFonts w:hint="eastAsia" w:ascii="等线" w:hAnsi="等线" w:eastAsia="等线" w:cs="等线"/>
-                <w:i w:val="0"/>
-                <w:iCs w:val="0"/>
-                <w:color w:val="000000"/>
-                <w:sz w:val="22"/>
-                <w:szCs w:val="22"/>
-                <w:u w:val="none"/>
-              </w:rPr>
-            </w:pPr>
-            <w:r>
-              <w:rPr>
-                <w:rFonts w:hint="eastAsia" w:ascii="等线" w:hAnsi="等线" w:eastAsia="等线" w:cs="等线"/>
-                <w:i w:val="0"/>
-                <w:iCs w:val="0"/>
-                <w:color w:val="000000"/>
-                <w:kern w:val="0"/>
-                <w:sz w:val="22"/>
-                <w:szCs w:val="22"/>
-                <w:u w:val="none"/>
-                <w:lang w:val="en-US" w:eastAsia="zh-CN" w:bidi="ar"/>
-              </w:rPr>
-              <w:t>看值是否符合本列总体分布</w:t>
-            </w:r>
-          </w:p>
-        </w:tc>
-        <w:tc>
-          <w:tcPr>
-            <w:tcW w:w="2710" w:type="dxa"/>
-            <w:tcBorders>
-              <w:top w:val="single" w:color="000000" w:sz="4" w:space="0"/>
-              <w:left w:val="single" w:color="000000" w:sz="4" w:space="0"/>
-              <w:bottom w:val="single" w:color="000000" w:sz="4" w:space="0"/>
-              <w:right w:val="single" w:color="000000" w:sz="4" w:space="0"/>
-            </w:tcBorders>
-            <w:shd w:val="clear" w:color="auto" w:fill="auto"/>
-            <w:vAlign w:val="center"/>
-          </w:tcPr>
-          <w:p>
-            <w:pPr>
-              <w:keepNext w:val="0"/>
-              <w:keepLines w:val="0"/>
-              <w:widowControl/>
-              <w:suppressLineNumbers w:val="0"/>
-              <w:jc w:val="left"/>
-              <w:textAlignment w:val="center"/>
-              <w:rPr>
-                <w:rFonts w:hint="eastAsia" w:ascii="等线" w:hAnsi="等线" w:eastAsia="等线" w:cs="等线"/>
-                <w:i w:val="0"/>
-                <w:iCs w:val="0"/>
-                <w:color w:val="000000"/>
-                <w:sz w:val="22"/>
-                <w:szCs w:val="22"/>
-                <w:u w:val="none"/>
-              </w:rPr>
-            </w:pPr>
-            <w:r>
-              <w:rPr>
-                <w:rFonts w:hint="eastAsia" w:ascii="等线" w:hAnsi="等线" w:eastAsia="等线" w:cs="等线"/>
-                <w:i w:val="0"/>
-                <w:iCs w:val="0"/>
-                <w:color w:val="000000"/>
-                <w:kern w:val="0"/>
-                <w:sz w:val="22"/>
-                <w:szCs w:val="22"/>
-                <w:u w:val="none"/>
-                <w:lang w:val="en-US" w:eastAsia="zh-CN" w:bidi="ar"/>
-              </w:rPr>
-              <w:t>如果某个值在本列中显得过于少见、过大、过小或偏离整体分布，就可能被认为是错误</w:t>
-            </w:r>
-          </w:p>
-        </w:tc>
-        <w:tc>
-          <w:tcPr>
-            <w:tcW w:w="3270" w:type="dxa"/>
-            <w:tcBorders>
-              <w:top w:val="single" w:color="000000" w:sz="4" w:space="0"/>
-              <w:left w:val="single" w:color="000000" w:sz="4" w:space="0"/>
-              <w:bottom w:val="single" w:color="000000" w:sz="4" w:space="0"/>
-              <w:right w:val="single" w:color="000000" w:sz="4" w:space="0"/>
-            </w:tcBorders>
-            <w:shd w:val="clear" w:color="auto" w:fill="auto"/>
-            <w:vAlign w:val="center"/>
-          </w:tcPr>
-          <w:p>
-            <w:pPr>
-              <w:keepNext w:val="0"/>
-              <w:keepLines w:val="0"/>
-              <w:widowControl/>
-              <w:suppressLineNumbers w:val="0"/>
-              <w:jc w:val="left"/>
-              <w:textAlignment w:val="center"/>
-              <w:rPr>
-                <w:rFonts w:hint="eastAsia" w:ascii="等线" w:hAnsi="等线" w:eastAsia="等线" w:cs="等线"/>
-                <w:i w:val="0"/>
-                <w:iCs w:val="0"/>
-                <w:color w:val="000000"/>
-                <w:sz w:val="22"/>
-                <w:szCs w:val="22"/>
-                <w:u w:val="none"/>
-              </w:rPr>
-            </w:pPr>
-            <w:r>
-              <w:rPr>
-                <w:rFonts w:hint="eastAsia" w:ascii="等线" w:hAnsi="等线" w:eastAsia="等线" w:cs="等线"/>
-                <w:i w:val="0"/>
-                <w:iCs w:val="0"/>
-                <w:color w:val="000000"/>
-                <w:kern w:val="0"/>
-                <w:sz w:val="22"/>
-                <w:szCs w:val="22"/>
-                <w:u w:val="none"/>
-                <w:lang w:val="en-US" w:eastAsia="zh-CN" w:bidi="ar"/>
-              </w:rPr>
-              <w:t>在“价格”列中，大多数值是 19、25、21，但有一个值是 9999，该值明显偏离正常价格范围，可能被标记为异常</w:t>
-            </w:r>
-          </w:p>
-        </w:tc>
-      </w:tr>
-      <w:tr>
-        <w:tblPrEx>
-          <w:tblBorders>
-            <w:top w:val="none" w:color="auto" w:sz="0" w:space="0"/>
-            <w:left w:val="none" w:color="auto" w:sz="0" w:space="0"/>
-            <w:bottom w:val="none" w:color="auto" w:sz="0" w:space="0"/>
-            <w:right w:val="none" w:color="auto" w:sz="0" w:space="0"/>
-            <w:insideH w:val="none" w:color="auto" w:sz="0" w:space="0"/>
-            <w:insideV w:val="none" w:color="auto" w:sz="0" w:space="0"/>
-          </w:tblBorders>
-          <w:tblCellMar>
-            <w:top w:w="0" w:type="dxa"/>
-            <w:left w:w="108" w:type="dxa"/>
-            <w:bottom w:w="0" w:type="dxa"/>
-            <w:right w:w="108" w:type="dxa"/>
-          </w:tblCellMar>
-        </w:tblPrEx>
-        <w:trPr>
-          <w:trHeight w:val="855" w:hRule="atLeast"/>
-        </w:trPr>
-        <w:tc>
-          <w:tcPr>
-            <w:tcW w:w="1109" w:type="dxa"/>
-            <w:tcBorders>
-              <w:top w:val="single" w:color="000000" w:sz="4" w:space="0"/>
-              <w:left w:val="single" w:color="000000" w:sz="4" w:space="0"/>
-              <w:bottom w:val="single" w:color="000000" w:sz="4" w:space="0"/>
-              <w:right w:val="single" w:color="000000" w:sz="4" w:space="0"/>
-            </w:tcBorders>
-            <w:shd w:val="clear" w:color="auto" w:fill="auto"/>
-            <w:vAlign w:val="center"/>
-          </w:tcPr>
-          <w:p>
-            <w:pPr>
-              <w:keepNext w:val="0"/>
-              <w:keepLines w:val="0"/>
-              <w:widowControl/>
-              <w:suppressLineNumbers w:val="0"/>
-              <w:jc w:val="left"/>
-              <w:textAlignment w:val="center"/>
-              <w:rPr>
-                <w:rFonts w:hint="eastAsia" w:ascii="等线" w:hAnsi="等线" w:eastAsia="等线" w:cs="等线"/>
-                <w:i w:val="0"/>
-                <w:iCs w:val="0"/>
-                <w:color w:val="000000"/>
-                <w:sz w:val="22"/>
-                <w:szCs w:val="22"/>
-                <w:u w:val="none"/>
-              </w:rPr>
-            </w:pPr>
-            <w:r>
-              <w:rPr>
-                <w:rFonts w:hint="eastAsia" w:ascii="等线" w:hAnsi="等线" w:eastAsia="等线" w:cs="等线"/>
-                <w:i w:val="0"/>
-                <w:iCs w:val="0"/>
-                <w:color w:val="000000"/>
-                <w:kern w:val="0"/>
-                <w:sz w:val="22"/>
-                <w:szCs w:val="22"/>
-                <w:u w:val="none"/>
-                <w:lang w:val="en-US" w:eastAsia="zh-CN" w:bidi="ar"/>
-              </w:rPr>
-              <w:t>模式违规检测算法</w:t>
-            </w:r>
-          </w:p>
-        </w:tc>
-        <w:tc>
-          <w:tcPr>
-            <w:tcW w:w="1340" w:type="dxa"/>
-            <w:tcBorders>
-              <w:top w:val="single" w:color="000000" w:sz="4" w:space="0"/>
-              <w:left w:val="single" w:color="000000" w:sz="4" w:space="0"/>
-              <w:bottom w:val="single" w:color="000000" w:sz="4" w:space="0"/>
-              <w:right w:val="single" w:color="000000" w:sz="4" w:space="0"/>
-            </w:tcBorders>
-            <w:shd w:val="clear" w:color="auto" w:fill="auto"/>
-            <w:vAlign w:val="center"/>
-          </w:tcPr>
-          <w:p>
-            <w:pPr>
-              <w:keepNext w:val="0"/>
-              <w:keepLines w:val="0"/>
-              <w:widowControl/>
-              <w:suppressLineNumbers w:val="0"/>
-              <w:jc w:val="left"/>
-              <w:textAlignment w:val="center"/>
-              <w:rPr>
-                <w:rFonts w:hint="eastAsia" w:ascii="等线" w:hAnsi="等线" w:eastAsia="等线" w:cs="等线"/>
-                <w:i w:val="0"/>
-                <w:iCs w:val="0"/>
-                <w:color w:val="000000"/>
-                <w:sz w:val="22"/>
-                <w:szCs w:val="22"/>
-                <w:u w:val="none"/>
-              </w:rPr>
-            </w:pPr>
-            <w:r>
-              <w:rPr>
-                <w:rFonts w:hint="eastAsia" w:ascii="等线" w:hAnsi="等线" w:eastAsia="等线" w:cs="等线"/>
-                <w:i w:val="0"/>
-                <w:iCs w:val="0"/>
-                <w:color w:val="000000"/>
-                <w:kern w:val="0"/>
-                <w:sz w:val="22"/>
-                <w:szCs w:val="22"/>
-                <w:u w:val="none"/>
-                <w:lang w:val="en-US" w:eastAsia="zh-CN" w:bidi="ar"/>
-              </w:rPr>
-              <w:t>看值的字符格式是否符合本列常见模式</w:t>
-            </w:r>
-          </w:p>
-        </w:tc>
-        <w:tc>
-          <w:tcPr>
-            <w:tcW w:w="2710" w:type="dxa"/>
-            <w:tcBorders>
-              <w:top w:val="single" w:color="000000" w:sz="4" w:space="0"/>
-              <w:left w:val="single" w:color="000000" w:sz="4" w:space="0"/>
-              <w:bottom w:val="single" w:color="000000" w:sz="4" w:space="0"/>
-              <w:right w:val="single" w:color="000000" w:sz="4" w:space="0"/>
-            </w:tcBorders>
-            <w:shd w:val="clear" w:color="auto" w:fill="auto"/>
-            <w:vAlign w:val="center"/>
-          </w:tcPr>
-          <w:p>
-            <w:pPr>
-              <w:keepNext w:val="0"/>
-              <w:keepLines w:val="0"/>
-              <w:widowControl/>
-              <w:suppressLineNumbers w:val="0"/>
-              <w:jc w:val="left"/>
-              <w:textAlignment w:val="center"/>
-              <w:rPr>
-                <w:rFonts w:hint="eastAsia" w:ascii="等线" w:hAnsi="等线" w:eastAsia="等线" w:cs="等线"/>
-                <w:i w:val="0"/>
-                <w:iCs w:val="0"/>
-                <w:color w:val="000000"/>
-                <w:sz w:val="22"/>
-                <w:szCs w:val="22"/>
-                <w:u w:val="none"/>
-              </w:rPr>
-            </w:pPr>
-            <w:r>
-              <w:rPr>
-                <w:rFonts w:hint="eastAsia" w:ascii="等线" w:hAnsi="等线" w:eastAsia="等线" w:cs="等线"/>
-                <w:i w:val="0"/>
-                <w:iCs w:val="0"/>
-                <w:color w:val="000000"/>
-                <w:kern w:val="0"/>
-                <w:sz w:val="22"/>
-                <w:szCs w:val="22"/>
-                <w:u w:val="none"/>
-                <w:lang w:val="en-US" w:eastAsia="zh-CN" w:bidi="ar"/>
-              </w:rPr>
-              <w:t>如果某个值的字符组成、长度、数字字母结构与本列大多数值不同，就可能被认为是错误</w:t>
-            </w:r>
-          </w:p>
-        </w:tc>
-        <w:tc>
-          <w:tcPr>
-            <w:tcW w:w="3270" w:type="dxa"/>
-            <w:tcBorders>
-              <w:top w:val="single" w:color="000000" w:sz="4" w:space="0"/>
-              <w:left w:val="single" w:color="000000" w:sz="4" w:space="0"/>
-              <w:bottom w:val="single" w:color="000000" w:sz="4" w:space="0"/>
-              <w:right w:val="single" w:color="000000" w:sz="4" w:space="0"/>
-            </w:tcBorders>
-            <w:shd w:val="clear" w:color="auto" w:fill="auto"/>
-            <w:vAlign w:val="center"/>
-          </w:tcPr>
-          <w:p>
-            <w:pPr>
-              <w:keepNext w:val="0"/>
-              <w:keepLines w:val="0"/>
-              <w:widowControl/>
-              <w:suppressLineNumbers w:val="0"/>
-              <w:jc w:val="left"/>
-              <w:textAlignment w:val="center"/>
-              <w:rPr>
-                <w:rFonts w:hint="eastAsia" w:ascii="等线" w:hAnsi="等线" w:eastAsia="等线" w:cs="等线"/>
-                <w:i w:val="0"/>
-                <w:iCs w:val="0"/>
-                <w:color w:val="000000"/>
-                <w:sz w:val="22"/>
-                <w:szCs w:val="22"/>
-                <w:u w:val="none"/>
-              </w:rPr>
-            </w:pPr>
-            <w:r>
-              <w:rPr>
-                <w:rFonts w:hint="eastAsia" w:ascii="等线" w:hAnsi="等线" w:eastAsia="等线" w:cs="等线"/>
-                <w:i w:val="0"/>
-                <w:iCs w:val="0"/>
-                <w:color w:val="000000"/>
-                <w:kern w:val="0"/>
-                <w:sz w:val="22"/>
-                <w:szCs w:val="22"/>
-                <w:u w:val="none"/>
-                <w:lang w:val="en-US" w:eastAsia="zh-CN" w:bidi="ar"/>
-              </w:rPr>
-              <w:t>在“邮编”列中，大多数值是 100000、200000、510000 这种 6 位数字，但出现 51A000，因为包含字母，可能被标记为格式异常</w:t>
-            </w:r>
-          </w:p>
-        </w:tc>
-      </w:tr>
-      <w:tr>
-        <w:tblPrEx>
-          <w:tblBorders>
-            <w:top w:val="none" w:color="auto" w:sz="0" w:space="0"/>
-            <w:left w:val="none" w:color="auto" w:sz="0" w:space="0"/>
-            <w:bottom w:val="none" w:color="auto" w:sz="0" w:space="0"/>
-            <w:right w:val="none" w:color="auto" w:sz="0" w:space="0"/>
-            <w:insideH w:val="none" w:color="auto" w:sz="0" w:space="0"/>
-            <w:insideV w:val="none" w:color="auto" w:sz="0" w:space="0"/>
-          </w:tblBorders>
-          <w:shd w:val="clear" w:color="auto" w:fill="auto"/>
-          <w:tblCellMar>
-            <w:top w:w="0" w:type="dxa"/>
-            <w:left w:w="108" w:type="dxa"/>
-            <w:bottom w:w="0" w:type="dxa"/>
-            <w:right w:w="108" w:type="dxa"/>
-          </w:tblCellMar>
-        </w:tblPrEx>
-        <w:trPr>
-          <w:trHeight w:val="855" w:hRule="atLeast"/>
-        </w:trPr>
-        <w:tc>
-          <w:tcPr>
-            <w:tcW w:w="1109" w:type="dxa"/>
-            <w:tcBorders>
-              <w:top w:val="single" w:color="000000" w:sz="4" w:space="0"/>
-              <w:left w:val="single" w:color="000000" w:sz="4" w:space="0"/>
-              <w:bottom w:val="single" w:color="000000" w:sz="4" w:space="0"/>
-              <w:right w:val="single" w:color="000000" w:sz="4" w:space="0"/>
-            </w:tcBorders>
-            <w:shd w:val="clear" w:color="auto" w:fill="auto"/>
-            <w:vAlign w:val="center"/>
-          </w:tcPr>
-          <w:p>
-            <w:pPr>
-              <w:keepNext w:val="0"/>
-              <w:keepLines w:val="0"/>
-              <w:widowControl/>
-              <w:suppressLineNumbers w:val="0"/>
-              <w:jc w:val="left"/>
-              <w:textAlignment w:val="center"/>
-              <w:rPr>
-                <w:rFonts w:hint="eastAsia" w:ascii="等线" w:hAnsi="等线" w:eastAsia="等线" w:cs="等线"/>
-                <w:i w:val="0"/>
-                <w:iCs w:val="0"/>
-                <w:color w:val="000000"/>
-                <w:sz w:val="22"/>
-                <w:szCs w:val="22"/>
-                <w:u w:val="none"/>
-              </w:rPr>
-            </w:pPr>
-            <w:r>
-              <w:rPr>
-                <w:rFonts w:hint="eastAsia" w:ascii="等线" w:hAnsi="等线" w:eastAsia="等线" w:cs="等线"/>
-                <w:i w:val="0"/>
-                <w:iCs w:val="0"/>
-                <w:color w:val="000000"/>
-                <w:kern w:val="0"/>
-                <w:sz w:val="22"/>
-                <w:szCs w:val="22"/>
-                <w:u w:val="none"/>
-                <w:lang w:val="en-US" w:eastAsia="zh-CN" w:bidi="ar"/>
-              </w:rPr>
-              <w:t>规则违规检测算法</w:t>
-            </w:r>
-          </w:p>
-        </w:tc>
-        <w:tc>
-          <w:tcPr>
-            <w:tcW w:w="1340" w:type="dxa"/>
-            <w:tcBorders>
-              <w:top w:val="single" w:color="000000" w:sz="4" w:space="0"/>
-              <w:left w:val="single" w:color="000000" w:sz="4" w:space="0"/>
-              <w:bottom w:val="single" w:color="000000" w:sz="4" w:space="0"/>
-              <w:right w:val="single" w:color="000000" w:sz="4" w:space="0"/>
-            </w:tcBorders>
-            <w:shd w:val="clear" w:color="auto" w:fill="auto"/>
-            <w:vAlign w:val="center"/>
-          </w:tcPr>
-          <w:p>
-            <w:pPr>
-              <w:keepNext w:val="0"/>
-              <w:keepLines w:val="0"/>
-              <w:widowControl/>
-              <w:suppressLineNumbers w:val="0"/>
-              <w:jc w:val="left"/>
-              <w:textAlignment w:val="center"/>
-              <w:rPr>
-                <w:rFonts w:hint="eastAsia" w:ascii="等线" w:hAnsi="等线" w:eastAsia="等线" w:cs="等线"/>
-                <w:i w:val="0"/>
-                <w:iCs w:val="0"/>
-                <w:color w:val="000000"/>
-                <w:sz w:val="22"/>
-                <w:szCs w:val="22"/>
-                <w:u w:val="none"/>
-              </w:rPr>
-            </w:pPr>
-            <w:r>
-              <w:rPr>
-                <w:rFonts w:hint="eastAsia" w:ascii="等线" w:hAnsi="等线" w:eastAsia="等线" w:cs="等线"/>
-                <w:i w:val="0"/>
-                <w:iCs w:val="0"/>
-                <w:color w:val="000000"/>
-                <w:kern w:val="0"/>
-                <w:sz w:val="22"/>
-                <w:szCs w:val="22"/>
-                <w:u w:val="none"/>
-                <w:lang w:val="en-US" w:eastAsia="zh-CN" w:bidi="ar"/>
-              </w:rPr>
-              <w:t>看同一行中不同列之间是否满足关系规则</w:t>
-            </w:r>
-          </w:p>
-        </w:tc>
-        <w:tc>
-          <w:tcPr>
-            <w:tcW w:w="2710" w:type="dxa"/>
-            <w:tcBorders>
-              <w:top w:val="single" w:color="000000" w:sz="4" w:space="0"/>
-              <w:left w:val="single" w:color="000000" w:sz="4" w:space="0"/>
-              <w:bottom w:val="single" w:color="000000" w:sz="4" w:space="0"/>
-              <w:right w:val="single" w:color="000000" w:sz="4" w:space="0"/>
-            </w:tcBorders>
-            <w:shd w:val="clear" w:color="auto" w:fill="auto"/>
-            <w:vAlign w:val="center"/>
-          </w:tcPr>
-          <w:p>
-            <w:pPr>
-              <w:keepNext w:val="0"/>
-              <w:keepLines w:val="0"/>
-              <w:widowControl/>
-              <w:suppressLineNumbers w:val="0"/>
-              <w:jc w:val="left"/>
-              <w:textAlignment w:val="center"/>
-              <w:rPr>
-                <w:rFonts w:hint="eastAsia" w:ascii="等线" w:hAnsi="等线" w:eastAsia="等线" w:cs="等线"/>
-                <w:i w:val="0"/>
-                <w:iCs w:val="0"/>
-                <w:color w:val="000000"/>
-                <w:sz w:val="22"/>
-                <w:szCs w:val="22"/>
-                <w:u w:val="none"/>
-              </w:rPr>
-            </w:pPr>
-            <w:r>
-              <w:rPr>
-                <w:rFonts w:hint="eastAsia" w:ascii="等线" w:hAnsi="等线" w:eastAsia="等线" w:cs="等线"/>
-                <w:i w:val="0"/>
-                <w:iCs w:val="0"/>
-                <w:color w:val="000000"/>
-                <w:kern w:val="0"/>
-                <w:sz w:val="22"/>
-                <w:szCs w:val="22"/>
-                <w:u w:val="none"/>
-                <w:lang w:val="en-US" w:eastAsia="zh-CN" w:bidi="ar"/>
-              </w:rPr>
-              <w:t>如果某个值和同一行其他字段之间不一致，违反了列间依赖关系，就可能被认为是错误</w:t>
-            </w:r>
-          </w:p>
-        </w:tc>
-        <w:tc>
-          <w:tcPr>
-            <w:tcW w:w="3270" w:type="dxa"/>
-            <w:tcBorders>
-              <w:top w:val="single" w:color="000000" w:sz="4" w:space="0"/>
-              <w:left w:val="single" w:color="000000" w:sz="4" w:space="0"/>
-              <w:bottom w:val="single" w:color="000000" w:sz="4" w:space="0"/>
-              <w:right w:val="single" w:color="000000" w:sz="4" w:space="0"/>
-            </w:tcBorders>
-            <w:shd w:val="clear" w:color="auto" w:fill="auto"/>
-            <w:vAlign w:val="center"/>
-          </w:tcPr>
-          <w:p>
-            <w:pPr>
-              <w:keepNext w:val="0"/>
-              <w:keepLines w:val="0"/>
-              <w:widowControl/>
-              <w:suppressLineNumbers w:val="0"/>
-              <w:jc w:val="left"/>
-              <w:textAlignment w:val="center"/>
-              <w:rPr>
-                <w:rFonts w:hint="eastAsia" w:ascii="等线" w:hAnsi="等线" w:eastAsia="等线" w:cs="等线"/>
-                <w:i w:val="0"/>
-                <w:iCs w:val="0"/>
-                <w:color w:val="000000"/>
-                <w:sz w:val="22"/>
-                <w:szCs w:val="22"/>
-                <w:u w:val="none"/>
-              </w:rPr>
-            </w:pPr>
-            <w:r>
-              <w:rPr>
-                <w:rFonts w:hint="eastAsia" w:ascii="等线" w:hAnsi="等线" w:eastAsia="等线" w:cs="等线"/>
-                <w:i w:val="0"/>
-                <w:iCs w:val="0"/>
-                <w:color w:val="000000"/>
-                <w:kern w:val="0"/>
-                <w:sz w:val="22"/>
-                <w:szCs w:val="22"/>
-                <w:u w:val="none"/>
-                <w:lang w:val="en-US" w:eastAsia="zh-CN" w:bidi="ar"/>
-              </w:rPr>
-              <w:t>在“城市”和“区号”列中，大多数记录显示 北京 -&gt; 010、上海 -&gt; 021，但某行是 北京 -&gt; 021，因为城市和区号不匹配，可能被标记为错误</w:t>
-            </w:r>
-          </w:p>
-        </w:tc>
-      </w:tr>
-      <w:tr>
-        <w:tblPrEx>
-          <w:tblBorders>
-            <w:top w:val="none" w:color="auto" w:sz="0" w:space="0"/>
-            <w:left w:val="none" w:color="auto" w:sz="0" w:space="0"/>
-            <w:bottom w:val="none" w:color="auto" w:sz="0" w:space="0"/>
-            <w:right w:val="none" w:color="auto" w:sz="0" w:space="0"/>
-            <w:insideH w:val="none" w:color="auto" w:sz="0" w:space="0"/>
-            <w:insideV w:val="none" w:color="auto" w:sz="0" w:space="0"/>
-          </w:tblBorders>
-          <w:tblCellMar>
-            <w:top w:w="0" w:type="dxa"/>
-            <w:left w:w="108" w:type="dxa"/>
-            <w:bottom w:w="0" w:type="dxa"/>
-            <w:right w:w="108" w:type="dxa"/>
-          </w:tblCellMar>
-        </w:tblPrEx>
-        <w:trPr>
-          <w:trHeight w:val="570" w:hRule="atLeast"/>
-        </w:trPr>
-        <w:tc>
-          <w:tcPr>
-            <w:tcW w:w="1109" w:type="dxa"/>
-            <w:tcBorders>
-              <w:top w:val="single" w:color="000000" w:sz="4" w:space="0"/>
-              <w:left w:val="single" w:color="000000" w:sz="4" w:space="0"/>
-              <w:bottom w:val="single" w:color="000000" w:sz="4" w:space="0"/>
-              <w:right w:val="single" w:color="000000" w:sz="4" w:space="0"/>
-            </w:tcBorders>
-            <w:shd w:val="clear" w:color="auto" w:fill="auto"/>
-            <w:vAlign w:val="center"/>
-          </w:tcPr>
-          <w:p>
-            <w:pPr>
-              <w:keepNext w:val="0"/>
-              <w:keepLines w:val="0"/>
-              <w:widowControl/>
-              <w:suppressLineNumbers w:val="0"/>
-              <w:jc w:val="left"/>
-              <w:textAlignment w:val="center"/>
-              <w:rPr>
-                <w:rFonts w:hint="eastAsia" w:ascii="等线" w:hAnsi="等线" w:eastAsia="等线" w:cs="等线"/>
-                <w:i w:val="0"/>
-                <w:iCs w:val="0"/>
-                <w:color w:val="000000"/>
-                <w:sz w:val="22"/>
-                <w:szCs w:val="22"/>
-                <w:u w:val="none"/>
-              </w:rPr>
-            </w:pPr>
-            <w:r>
-              <w:rPr>
-                <w:rFonts w:hint="eastAsia" w:ascii="等线" w:hAnsi="等线" w:eastAsia="等线" w:cs="等线"/>
-                <w:i w:val="0"/>
-                <w:iCs w:val="0"/>
-                <w:color w:val="000000"/>
-                <w:kern w:val="0"/>
-                <w:sz w:val="22"/>
-                <w:szCs w:val="22"/>
-                <w:u w:val="none"/>
-                <w:lang w:val="en-US" w:eastAsia="zh-CN" w:bidi="ar"/>
-              </w:rPr>
               <w:t>知识库违规检测算法</w:t>
             </w:r>
           </w:p>
@@ -7670,744 +7667,11 @@
       <w:pPr>
         <w:rPr>
           <w:rFonts w:hint="default"/>
-          <w:b/>
-          <w:bCs/>
           <w:lang w:val="en-US" w:eastAsia="zh-CN"/>
         </w:rPr>
       </w:pPr>
-      <w:r>
-        <w:rPr>
-          <w:rFonts w:ascii="宋体" w:hAnsi="宋体" w:eastAsia="宋体" w:cs="宋体"/>
-          <w:b/>
-          <w:bCs/>
-          <w:sz w:val="24"/>
-          <w:szCs w:val="24"/>
-        </w:rPr>
-        <w:t>简要总结</w:t>
-      </w:r>
-    </w:p>
-    <w:tbl>
-      <w:tblPr>
-        <w:tblStyle w:val="8"/>
-        <w:tblW w:w="8415" w:type="dxa"/>
-        <w:tblInd w:w="93" w:type="dxa"/>
-        <w:tblBorders>
-          <w:top w:val="none" w:color="auto" w:sz="0" w:space="0"/>
-          <w:left w:val="none" w:color="auto" w:sz="0" w:space="0"/>
-          <w:bottom w:val="none" w:color="auto" w:sz="0" w:space="0"/>
-          <w:right w:val="none" w:color="auto" w:sz="0" w:space="0"/>
-          <w:insideH w:val="none" w:color="auto" w:sz="0" w:space="0"/>
-          <w:insideV w:val="none" w:color="auto" w:sz="0" w:space="0"/>
-        </w:tblBorders>
-        <w:shd w:val="clear" w:color="auto" w:fill="auto"/>
-        <w:tblLayout w:type="autofit"/>
-        <w:tblCellMar>
-          <w:top w:w="0" w:type="dxa"/>
-          <w:left w:w="108" w:type="dxa"/>
-          <w:bottom w:w="0" w:type="dxa"/>
-          <w:right w:w="108" w:type="dxa"/>
-        </w:tblCellMar>
-      </w:tblPr>
-      <w:tblGrid>
-        <w:gridCol w:w="2730"/>
-        <w:gridCol w:w="5685"/>
-      </w:tblGrid>
-      <w:tr>
-        <w:tblPrEx>
-          <w:tblBorders>
-            <w:top w:val="none" w:color="auto" w:sz="0" w:space="0"/>
-            <w:left w:val="none" w:color="auto" w:sz="0" w:space="0"/>
-            <w:bottom w:val="none" w:color="auto" w:sz="0" w:space="0"/>
-            <w:right w:val="none" w:color="auto" w:sz="0" w:space="0"/>
-            <w:insideH w:val="none" w:color="auto" w:sz="0" w:space="0"/>
-            <w:insideV w:val="none" w:color="auto" w:sz="0" w:space="0"/>
-          </w:tblBorders>
-          <w:shd w:val="clear" w:color="auto" w:fill="auto"/>
-          <w:tblCellMar>
-            <w:top w:w="0" w:type="dxa"/>
-            <w:left w:w="108" w:type="dxa"/>
-            <w:bottom w:w="0" w:type="dxa"/>
-            <w:right w:w="108" w:type="dxa"/>
-          </w:tblCellMar>
-        </w:tblPrEx>
-        <w:trPr>
-          <w:trHeight w:val="285" w:hRule="atLeast"/>
-        </w:trPr>
-        <w:tc>
-          <w:tcPr>
-            <w:tcW w:w="2730" w:type="dxa"/>
-            <w:tcBorders>
-              <w:top w:val="single" w:color="000000" w:sz="4" w:space="0"/>
-              <w:left w:val="single" w:color="000000" w:sz="4" w:space="0"/>
-              <w:bottom w:val="single" w:color="000000" w:sz="4" w:space="0"/>
-              <w:right w:val="single" w:color="000000" w:sz="4" w:space="0"/>
-            </w:tcBorders>
-            <w:shd w:val="clear" w:color="auto" w:fill="FFFF00"/>
-            <w:vAlign w:val="center"/>
-          </w:tcPr>
-          <w:p>
-            <w:pPr>
-              <w:keepNext w:val="0"/>
-              <w:keepLines w:val="0"/>
-              <w:widowControl/>
-              <w:suppressLineNumbers w:val="0"/>
-              <w:jc w:val="center"/>
-              <w:textAlignment w:val="center"/>
-              <w:rPr>
-                <w:rFonts w:ascii="等线" w:hAnsi="等线" w:eastAsia="等线" w:cs="等线"/>
-                <w:b/>
-                <w:bCs/>
-                <w:i w:val="0"/>
-                <w:iCs w:val="0"/>
-                <w:color w:val="000000"/>
-                <w:sz w:val="22"/>
-                <w:szCs w:val="22"/>
-                <w:u w:val="none"/>
-              </w:rPr>
-            </w:pPr>
-            <w:r>
-              <w:rPr>
-                <w:rFonts w:hint="eastAsia" w:ascii="等线" w:hAnsi="等线" w:eastAsia="等线" w:cs="等线"/>
-                <w:b/>
-                <w:bCs/>
-                <w:i w:val="0"/>
-                <w:iCs w:val="0"/>
-                <w:color w:val="000000"/>
-                <w:kern w:val="0"/>
-                <w:sz w:val="22"/>
-                <w:szCs w:val="22"/>
-                <w:u w:val="none"/>
-                <w:lang w:val="en-US" w:eastAsia="zh-CN" w:bidi="ar"/>
-              </w:rPr>
-              <w:t>问题</w:t>
-            </w:r>
-          </w:p>
-        </w:tc>
-        <w:tc>
-          <w:tcPr>
-            <w:tcW w:w="5685" w:type="dxa"/>
-            <w:tcBorders>
-              <w:top w:val="single" w:color="000000" w:sz="4" w:space="0"/>
-              <w:left w:val="single" w:color="000000" w:sz="4" w:space="0"/>
-              <w:bottom w:val="single" w:color="000000" w:sz="4" w:space="0"/>
-              <w:right w:val="single" w:color="000000" w:sz="4" w:space="0"/>
-            </w:tcBorders>
-            <w:shd w:val="clear" w:color="auto" w:fill="FFFF00"/>
-            <w:vAlign w:val="center"/>
-          </w:tcPr>
-          <w:p>
-            <w:pPr>
-              <w:keepNext w:val="0"/>
-              <w:keepLines w:val="0"/>
-              <w:widowControl/>
-              <w:suppressLineNumbers w:val="0"/>
-              <w:jc w:val="center"/>
-              <w:textAlignment w:val="center"/>
-              <w:rPr>
-                <w:rFonts w:hint="eastAsia" w:ascii="等线" w:hAnsi="等线" w:eastAsia="等线" w:cs="等线"/>
-                <w:b/>
-                <w:bCs/>
-                <w:i w:val="0"/>
-                <w:iCs w:val="0"/>
-                <w:color w:val="000000"/>
-                <w:sz w:val="22"/>
-                <w:szCs w:val="22"/>
-                <w:u w:val="none"/>
-              </w:rPr>
-            </w:pPr>
-            <w:r>
-              <w:rPr>
-                <w:rFonts w:hint="eastAsia" w:ascii="等线" w:hAnsi="等线" w:eastAsia="等线" w:cs="等线"/>
-                <w:b/>
-                <w:bCs/>
-                <w:i w:val="0"/>
-                <w:iCs w:val="0"/>
-                <w:color w:val="000000"/>
-                <w:kern w:val="0"/>
-                <w:sz w:val="22"/>
-                <w:szCs w:val="22"/>
-                <w:u w:val="none"/>
-                <w:lang w:val="en-US" w:eastAsia="zh-CN" w:bidi="ar"/>
-              </w:rPr>
-              <w:t>回答</w:t>
-            </w:r>
-          </w:p>
-        </w:tc>
-      </w:tr>
-      <w:tr>
-        <w:tblPrEx>
-          <w:tblBorders>
-            <w:top w:val="none" w:color="auto" w:sz="0" w:space="0"/>
-            <w:left w:val="none" w:color="auto" w:sz="0" w:space="0"/>
-            <w:bottom w:val="none" w:color="auto" w:sz="0" w:space="0"/>
-            <w:right w:val="none" w:color="auto" w:sz="0" w:space="0"/>
-            <w:insideH w:val="none" w:color="auto" w:sz="0" w:space="0"/>
-            <w:insideV w:val="none" w:color="auto" w:sz="0" w:space="0"/>
-          </w:tblBorders>
-          <w:shd w:val="clear" w:color="auto" w:fill="auto"/>
-          <w:tblCellMar>
-            <w:top w:w="0" w:type="dxa"/>
-            <w:left w:w="108" w:type="dxa"/>
-            <w:bottom w:w="0" w:type="dxa"/>
-            <w:right w:w="108" w:type="dxa"/>
-          </w:tblCellMar>
-        </w:tblPrEx>
-        <w:trPr>
-          <w:trHeight w:val="285" w:hRule="atLeast"/>
-        </w:trPr>
-        <w:tc>
-          <w:tcPr>
-            <w:tcW w:w="2730" w:type="dxa"/>
-            <w:tcBorders>
-              <w:top w:val="single" w:color="000000" w:sz="4" w:space="0"/>
-              <w:left w:val="single" w:color="000000" w:sz="4" w:space="0"/>
-              <w:bottom w:val="single" w:color="000000" w:sz="4" w:space="0"/>
-              <w:right w:val="single" w:color="000000" w:sz="4" w:space="0"/>
-            </w:tcBorders>
-            <w:shd w:val="clear" w:color="auto" w:fill="auto"/>
-            <w:vAlign w:val="center"/>
-          </w:tcPr>
-          <w:p>
-            <w:pPr>
-              <w:keepNext w:val="0"/>
-              <w:keepLines w:val="0"/>
-              <w:widowControl/>
-              <w:suppressLineNumbers w:val="0"/>
-              <w:jc w:val="left"/>
-              <w:textAlignment w:val="center"/>
-              <w:rPr>
-                <w:rFonts w:hint="eastAsia" w:ascii="等线" w:hAnsi="等线" w:eastAsia="等线" w:cs="等线"/>
-                <w:i w:val="0"/>
-                <w:iCs w:val="0"/>
-                <w:color w:val="000000"/>
-                <w:sz w:val="22"/>
-                <w:szCs w:val="22"/>
-                <w:u w:val="none"/>
-              </w:rPr>
-            </w:pPr>
-            <w:r>
-              <w:rPr>
-                <w:rFonts w:hint="eastAsia" w:ascii="等线" w:hAnsi="等线" w:eastAsia="等线" w:cs="等线"/>
-                <w:i w:val="0"/>
-                <w:iCs w:val="0"/>
-                <w:color w:val="000000"/>
-                <w:kern w:val="0"/>
-                <w:sz w:val="22"/>
-                <w:szCs w:val="22"/>
-                <w:u w:val="none"/>
-                <w:lang w:val="en-US" w:eastAsia="zh-CN" w:bidi="ar"/>
-              </w:rPr>
-              <w:t>Raha 解决什么问题</w:t>
-            </w:r>
-          </w:p>
-        </w:tc>
-        <w:tc>
-          <w:tcPr>
-            <w:tcW w:w="5685" w:type="dxa"/>
-            <w:tcBorders>
-              <w:top w:val="single" w:color="000000" w:sz="4" w:space="0"/>
-              <w:left w:val="single" w:color="000000" w:sz="4" w:space="0"/>
-              <w:bottom w:val="single" w:color="000000" w:sz="4" w:space="0"/>
-              <w:right w:val="single" w:color="000000" w:sz="4" w:space="0"/>
-            </w:tcBorders>
-            <w:shd w:val="clear" w:color="auto" w:fill="auto"/>
-            <w:vAlign w:val="center"/>
-          </w:tcPr>
-          <w:p>
-            <w:pPr>
-              <w:keepNext w:val="0"/>
-              <w:keepLines w:val="0"/>
-              <w:widowControl/>
-              <w:suppressLineNumbers w:val="0"/>
-              <w:jc w:val="left"/>
-              <w:textAlignment w:val="center"/>
-              <w:rPr>
-                <w:rFonts w:hint="eastAsia" w:ascii="等线" w:hAnsi="等线" w:eastAsia="等线" w:cs="等线"/>
-                <w:i w:val="0"/>
-                <w:iCs w:val="0"/>
-                <w:color w:val="000000"/>
-                <w:sz w:val="22"/>
-                <w:szCs w:val="22"/>
-                <w:u w:val="none"/>
-              </w:rPr>
-            </w:pPr>
-            <w:r>
-              <w:rPr>
-                <w:rFonts w:hint="eastAsia" w:ascii="等线" w:hAnsi="等线" w:eastAsia="等线" w:cs="等线"/>
-                <w:i w:val="0"/>
-                <w:iCs w:val="0"/>
-                <w:color w:val="000000"/>
-                <w:kern w:val="0"/>
-                <w:sz w:val="22"/>
-                <w:szCs w:val="22"/>
-                <w:u w:val="none"/>
-                <w:lang w:val="en-US" w:eastAsia="zh-CN" w:bidi="ar"/>
-              </w:rPr>
-              <w:t>自动检测表格数据中的错误单元格</w:t>
-            </w:r>
-          </w:p>
-        </w:tc>
-      </w:tr>
-      <w:tr>
-        <w:tblPrEx>
-          <w:tblBorders>
-            <w:top w:val="none" w:color="auto" w:sz="0" w:space="0"/>
-            <w:left w:val="none" w:color="auto" w:sz="0" w:space="0"/>
-            <w:bottom w:val="none" w:color="auto" w:sz="0" w:space="0"/>
-            <w:right w:val="none" w:color="auto" w:sz="0" w:space="0"/>
-            <w:insideH w:val="none" w:color="auto" w:sz="0" w:space="0"/>
-            <w:insideV w:val="none" w:color="auto" w:sz="0" w:space="0"/>
-          </w:tblBorders>
-          <w:tblCellMar>
-            <w:top w:w="0" w:type="dxa"/>
-            <w:left w:w="108" w:type="dxa"/>
-            <w:bottom w:w="0" w:type="dxa"/>
-            <w:right w:w="108" w:type="dxa"/>
-          </w:tblCellMar>
-        </w:tblPrEx>
-        <w:trPr>
-          <w:trHeight w:val="285" w:hRule="atLeast"/>
-        </w:trPr>
-        <w:tc>
-          <w:tcPr>
-            <w:tcW w:w="2730" w:type="dxa"/>
-            <w:tcBorders>
-              <w:top w:val="single" w:color="000000" w:sz="4" w:space="0"/>
-              <w:left w:val="single" w:color="000000" w:sz="4" w:space="0"/>
-              <w:bottom w:val="single" w:color="000000" w:sz="4" w:space="0"/>
-              <w:right w:val="single" w:color="000000" w:sz="4" w:space="0"/>
-            </w:tcBorders>
-            <w:shd w:val="clear" w:color="auto" w:fill="auto"/>
-            <w:vAlign w:val="center"/>
-          </w:tcPr>
-          <w:p>
-            <w:pPr>
-              <w:keepNext w:val="0"/>
-              <w:keepLines w:val="0"/>
-              <w:widowControl/>
-              <w:suppressLineNumbers w:val="0"/>
-              <w:jc w:val="left"/>
-              <w:textAlignment w:val="center"/>
-              <w:rPr>
-                <w:rFonts w:hint="eastAsia" w:ascii="等线" w:hAnsi="等线" w:eastAsia="等线" w:cs="等线"/>
-                <w:i w:val="0"/>
-                <w:iCs w:val="0"/>
-                <w:color w:val="000000"/>
-                <w:sz w:val="22"/>
-                <w:szCs w:val="22"/>
-                <w:u w:val="none"/>
-              </w:rPr>
-            </w:pPr>
-            <w:r>
-              <w:rPr>
-                <w:rFonts w:hint="eastAsia" w:ascii="等线" w:hAnsi="等线" w:eastAsia="等线" w:cs="等线"/>
-                <w:i w:val="0"/>
-                <w:iCs w:val="0"/>
-                <w:color w:val="000000"/>
-                <w:kern w:val="0"/>
-                <w:sz w:val="22"/>
-                <w:szCs w:val="22"/>
-                <w:u w:val="none"/>
-                <w:lang w:val="en-US" w:eastAsia="zh-CN" w:bidi="ar"/>
-              </w:rPr>
-              <w:t>Raha 是否需要用户写规则</w:t>
-            </w:r>
-          </w:p>
-        </w:tc>
-        <w:tc>
-          <w:tcPr>
-            <w:tcW w:w="5685" w:type="dxa"/>
-            <w:tcBorders>
-              <w:top w:val="single" w:color="000000" w:sz="4" w:space="0"/>
-              <w:left w:val="single" w:color="000000" w:sz="4" w:space="0"/>
-              <w:bottom w:val="single" w:color="000000" w:sz="4" w:space="0"/>
-              <w:right w:val="single" w:color="000000" w:sz="4" w:space="0"/>
-            </w:tcBorders>
-            <w:shd w:val="clear" w:color="auto" w:fill="auto"/>
-            <w:vAlign w:val="center"/>
-          </w:tcPr>
-          <w:p>
-            <w:pPr>
-              <w:keepNext w:val="0"/>
-              <w:keepLines w:val="0"/>
-              <w:widowControl/>
-              <w:suppressLineNumbers w:val="0"/>
-              <w:jc w:val="left"/>
-              <w:textAlignment w:val="center"/>
-              <w:rPr>
-                <w:rFonts w:hint="eastAsia" w:ascii="等线" w:hAnsi="等线" w:eastAsia="等线" w:cs="等线"/>
-                <w:i w:val="0"/>
-                <w:iCs w:val="0"/>
-                <w:color w:val="000000"/>
-                <w:sz w:val="22"/>
-                <w:szCs w:val="22"/>
-                <w:u w:val="none"/>
-              </w:rPr>
-            </w:pPr>
-            <w:r>
-              <w:rPr>
-                <w:rFonts w:hint="eastAsia" w:ascii="等线" w:hAnsi="等线" w:eastAsia="等线" w:cs="等线"/>
-                <w:i w:val="0"/>
-                <w:iCs w:val="0"/>
-                <w:color w:val="000000"/>
-                <w:kern w:val="0"/>
-                <w:sz w:val="22"/>
-                <w:szCs w:val="22"/>
-                <w:u w:val="none"/>
-                <w:lang w:val="en-US" w:eastAsia="zh-CN" w:bidi="ar"/>
-              </w:rPr>
-              <w:t>原始设计中不需要用户手工配置规则</w:t>
-            </w:r>
-          </w:p>
-        </w:tc>
-      </w:tr>
-      <w:tr>
-        <w:tblPrEx>
-          <w:tblBorders>
-            <w:top w:val="none" w:color="auto" w:sz="0" w:space="0"/>
-            <w:left w:val="none" w:color="auto" w:sz="0" w:space="0"/>
-            <w:bottom w:val="none" w:color="auto" w:sz="0" w:space="0"/>
-            <w:right w:val="none" w:color="auto" w:sz="0" w:space="0"/>
-            <w:insideH w:val="none" w:color="auto" w:sz="0" w:space="0"/>
-            <w:insideV w:val="none" w:color="auto" w:sz="0" w:space="0"/>
-          </w:tblBorders>
-          <w:tblCellMar>
-            <w:top w:w="0" w:type="dxa"/>
-            <w:left w:w="108" w:type="dxa"/>
-            <w:bottom w:w="0" w:type="dxa"/>
-            <w:right w:w="108" w:type="dxa"/>
-          </w:tblCellMar>
-        </w:tblPrEx>
-        <w:trPr>
-          <w:trHeight w:val="570" w:hRule="atLeast"/>
-        </w:trPr>
-        <w:tc>
-          <w:tcPr>
-            <w:tcW w:w="2730" w:type="dxa"/>
-            <w:tcBorders>
-              <w:top w:val="single" w:color="000000" w:sz="4" w:space="0"/>
-              <w:left w:val="single" w:color="000000" w:sz="4" w:space="0"/>
-              <w:bottom w:val="single" w:color="000000" w:sz="4" w:space="0"/>
-              <w:right w:val="single" w:color="000000" w:sz="4" w:space="0"/>
-            </w:tcBorders>
-            <w:shd w:val="clear" w:color="auto" w:fill="auto"/>
-            <w:vAlign w:val="center"/>
-          </w:tcPr>
-          <w:p>
-            <w:pPr>
-              <w:keepNext w:val="0"/>
-              <w:keepLines w:val="0"/>
-              <w:widowControl/>
-              <w:suppressLineNumbers w:val="0"/>
-              <w:jc w:val="left"/>
-              <w:textAlignment w:val="center"/>
-              <w:rPr>
-                <w:rFonts w:hint="eastAsia" w:ascii="等线" w:hAnsi="等线" w:eastAsia="等线" w:cs="等线"/>
-                <w:i w:val="0"/>
-                <w:iCs w:val="0"/>
-                <w:color w:val="000000"/>
-                <w:sz w:val="22"/>
-                <w:szCs w:val="22"/>
-                <w:u w:val="none"/>
-              </w:rPr>
-            </w:pPr>
-            <w:r>
-              <w:rPr>
-                <w:rFonts w:hint="eastAsia" w:ascii="等线" w:hAnsi="等线" w:eastAsia="等线" w:cs="等线"/>
-                <w:i w:val="0"/>
-                <w:iCs w:val="0"/>
-                <w:color w:val="000000"/>
-                <w:kern w:val="0"/>
-                <w:sz w:val="22"/>
-                <w:szCs w:val="22"/>
-                <w:u w:val="none"/>
-                <w:lang w:val="en-US" w:eastAsia="zh-CN" w:bidi="ar"/>
-              </w:rPr>
-              <w:t>Raha 如何发现错误</w:t>
-            </w:r>
-          </w:p>
-        </w:tc>
-        <w:tc>
-          <w:tcPr>
-            <w:tcW w:w="5685" w:type="dxa"/>
-            <w:tcBorders>
-              <w:top w:val="single" w:color="000000" w:sz="4" w:space="0"/>
-              <w:left w:val="single" w:color="000000" w:sz="4" w:space="0"/>
-              <w:bottom w:val="single" w:color="000000" w:sz="4" w:space="0"/>
-              <w:right w:val="single" w:color="000000" w:sz="4" w:space="0"/>
-            </w:tcBorders>
-            <w:shd w:val="clear" w:color="auto" w:fill="auto"/>
-            <w:vAlign w:val="center"/>
-          </w:tcPr>
-          <w:p>
-            <w:pPr>
-              <w:keepNext w:val="0"/>
-              <w:keepLines w:val="0"/>
-              <w:widowControl/>
-              <w:suppressLineNumbers w:val="0"/>
-              <w:jc w:val="left"/>
-              <w:textAlignment w:val="center"/>
-              <w:rPr>
-                <w:rFonts w:hint="eastAsia" w:ascii="等线" w:hAnsi="等线" w:eastAsia="等线" w:cs="等线"/>
-                <w:i w:val="0"/>
-                <w:iCs w:val="0"/>
-                <w:color w:val="000000"/>
-                <w:sz w:val="22"/>
-                <w:szCs w:val="22"/>
-                <w:u w:val="none"/>
-              </w:rPr>
-            </w:pPr>
-            <w:r>
-              <w:rPr>
-                <w:rFonts w:hint="eastAsia" w:ascii="等线" w:hAnsi="等线" w:eastAsia="等线" w:cs="等线"/>
-                <w:i w:val="0"/>
-                <w:iCs w:val="0"/>
-                <w:color w:val="000000"/>
-                <w:kern w:val="0"/>
-                <w:sz w:val="22"/>
-                <w:szCs w:val="22"/>
-                <w:u w:val="none"/>
-                <w:lang w:val="en-US" w:eastAsia="zh-CN" w:bidi="ar"/>
-              </w:rPr>
-              <w:t>自动生成大量检测器，并学习如何组合这些检测器的输出</w:t>
-            </w:r>
-          </w:p>
-        </w:tc>
-      </w:tr>
-      <w:tr>
-        <w:tblPrEx>
-          <w:tblBorders>
-            <w:top w:val="none" w:color="auto" w:sz="0" w:space="0"/>
-            <w:left w:val="none" w:color="auto" w:sz="0" w:space="0"/>
-            <w:bottom w:val="none" w:color="auto" w:sz="0" w:space="0"/>
-            <w:right w:val="none" w:color="auto" w:sz="0" w:space="0"/>
-            <w:insideH w:val="none" w:color="auto" w:sz="0" w:space="0"/>
-            <w:insideV w:val="none" w:color="auto" w:sz="0" w:space="0"/>
-          </w:tblBorders>
-          <w:tblCellMar>
-            <w:top w:w="0" w:type="dxa"/>
-            <w:left w:w="108" w:type="dxa"/>
-            <w:bottom w:w="0" w:type="dxa"/>
-            <w:right w:w="108" w:type="dxa"/>
-          </w:tblCellMar>
-        </w:tblPrEx>
-        <w:trPr>
-          <w:trHeight w:val="285" w:hRule="atLeast"/>
-        </w:trPr>
-        <w:tc>
-          <w:tcPr>
-            <w:tcW w:w="2730" w:type="dxa"/>
-            <w:tcBorders>
-              <w:top w:val="single" w:color="000000" w:sz="4" w:space="0"/>
-              <w:left w:val="single" w:color="000000" w:sz="4" w:space="0"/>
-              <w:bottom w:val="single" w:color="000000" w:sz="4" w:space="0"/>
-              <w:right w:val="single" w:color="000000" w:sz="4" w:space="0"/>
-            </w:tcBorders>
-            <w:shd w:val="clear" w:color="auto" w:fill="auto"/>
-            <w:vAlign w:val="center"/>
-          </w:tcPr>
-          <w:p>
-            <w:pPr>
-              <w:keepNext w:val="0"/>
-              <w:keepLines w:val="0"/>
-              <w:widowControl/>
-              <w:suppressLineNumbers w:val="0"/>
-              <w:jc w:val="left"/>
-              <w:textAlignment w:val="center"/>
-              <w:rPr>
-                <w:rFonts w:hint="eastAsia" w:ascii="等线" w:hAnsi="等线" w:eastAsia="等线" w:cs="等线"/>
-                <w:i w:val="0"/>
-                <w:iCs w:val="0"/>
-                <w:color w:val="000000"/>
-                <w:sz w:val="22"/>
-                <w:szCs w:val="22"/>
-                <w:u w:val="none"/>
-              </w:rPr>
-            </w:pPr>
-            <w:r>
-              <w:rPr>
-                <w:rFonts w:hint="eastAsia" w:ascii="等线" w:hAnsi="等线" w:eastAsia="等线" w:cs="等线"/>
-                <w:i w:val="0"/>
-                <w:iCs w:val="0"/>
-                <w:color w:val="000000"/>
-                <w:kern w:val="0"/>
-                <w:sz w:val="22"/>
-                <w:szCs w:val="22"/>
-                <w:u w:val="none"/>
-                <w:lang w:val="en-US" w:eastAsia="zh-CN" w:bidi="ar"/>
-              </w:rPr>
-              <w:t>用户需要做什么</w:t>
-            </w:r>
-          </w:p>
-        </w:tc>
-        <w:tc>
-          <w:tcPr>
-            <w:tcW w:w="5685" w:type="dxa"/>
-            <w:tcBorders>
-              <w:top w:val="single" w:color="000000" w:sz="4" w:space="0"/>
-              <w:left w:val="single" w:color="000000" w:sz="4" w:space="0"/>
-              <w:bottom w:val="single" w:color="000000" w:sz="4" w:space="0"/>
-              <w:right w:val="single" w:color="000000" w:sz="4" w:space="0"/>
-            </w:tcBorders>
-            <w:shd w:val="clear" w:color="auto" w:fill="auto"/>
-            <w:vAlign w:val="center"/>
-          </w:tcPr>
-          <w:p>
-            <w:pPr>
-              <w:keepNext w:val="0"/>
-              <w:keepLines w:val="0"/>
-              <w:widowControl/>
-              <w:suppressLineNumbers w:val="0"/>
-              <w:jc w:val="left"/>
-              <w:textAlignment w:val="center"/>
-              <w:rPr>
-                <w:rFonts w:hint="eastAsia" w:ascii="等线" w:hAnsi="等线" w:eastAsia="等线" w:cs="等线"/>
-                <w:i w:val="0"/>
-                <w:iCs w:val="0"/>
-                <w:color w:val="000000"/>
-                <w:sz w:val="22"/>
-                <w:szCs w:val="22"/>
-                <w:u w:val="none"/>
-              </w:rPr>
-            </w:pPr>
-            <w:r>
-              <w:rPr>
-                <w:rFonts w:hint="eastAsia" w:ascii="等线" w:hAnsi="等线" w:eastAsia="等线" w:cs="等线"/>
-                <w:i w:val="0"/>
-                <w:iCs w:val="0"/>
-                <w:color w:val="000000"/>
-                <w:kern w:val="0"/>
-                <w:sz w:val="22"/>
-                <w:szCs w:val="22"/>
-                <w:u w:val="none"/>
-                <w:lang w:val="en-US" w:eastAsia="zh-CN" w:bidi="ar"/>
-              </w:rPr>
-              <w:t>只需要标注少量被系统采样出来的数据单元</w:t>
-            </w:r>
-          </w:p>
-        </w:tc>
-      </w:tr>
-      <w:tr>
-        <w:tblPrEx>
-          <w:tblBorders>
-            <w:top w:val="none" w:color="auto" w:sz="0" w:space="0"/>
-            <w:left w:val="none" w:color="auto" w:sz="0" w:space="0"/>
-            <w:bottom w:val="none" w:color="auto" w:sz="0" w:space="0"/>
-            <w:right w:val="none" w:color="auto" w:sz="0" w:space="0"/>
-            <w:insideH w:val="none" w:color="auto" w:sz="0" w:space="0"/>
-            <w:insideV w:val="none" w:color="auto" w:sz="0" w:space="0"/>
-          </w:tblBorders>
-          <w:tblCellMar>
-            <w:top w:w="0" w:type="dxa"/>
-            <w:left w:w="108" w:type="dxa"/>
-            <w:bottom w:w="0" w:type="dxa"/>
-            <w:right w:w="108" w:type="dxa"/>
-          </w:tblCellMar>
-        </w:tblPrEx>
-        <w:trPr>
-          <w:trHeight w:val="570" w:hRule="atLeast"/>
-        </w:trPr>
-        <w:tc>
-          <w:tcPr>
-            <w:tcW w:w="2730" w:type="dxa"/>
-            <w:tcBorders>
-              <w:top w:val="single" w:color="000000" w:sz="4" w:space="0"/>
-              <w:left w:val="single" w:color="000000" w:sz="4" w:space="0"/>
-              <w:bottom w:val="single" w:color="000000" w:sz="4" w:space="0"/>
-              <w:right w:val="single" w:color="000000" w:sz="4" w:space="0"/>
-            </w:tcBorders>
-            <w:shd w:val="clear" w:color="auto" w:fill="auto"/>
-            <w:vAlign w:val="center"/>
-          </w:tcPr>
-          <w:p>
-            <w:pPr>
-              <w:keepNext w:val="0"/>
-              <w:keepLines w:val="0"/>
-              <w:widowControl/>
-              <w:suppressLineNumbers w:val="0"/>
-              <w:jc w:val="left"/>
-              <w:textAlignment w:val="center"/>
-              <w:rPr>
-                <w:rFonts w:hint="eastAsia" w:ascii="等线" w:hAnsi="等线" w:eastAsia="等线" w:cs="等线"/>
-                <w:i w:val="0"/>
-                <w:iCs w:val="0"/>
-                <w:color w:val="000000"/>
-                <w:sz w:val="22"/>
-                <w:szCs w:val="22"/>
-                <w:u w:val="none"/>
-              </w:rPr>
-            </w:pPr>
-            <w:r>
-              <w:rPr>
-                <w:rFonts w:hint="eastAsia" w:ascii="等线" w:hAnsi="等线" w:eastAsia="等线" w:cs="等线"/>
-                <w:i w:val="0"/>
-                <w:iCs w:val="0"/>
-                <w:color w:val="000000"/>
-                <w:kern w:val="0"/>
-                <w:sz w:val="22"/>
-                <w:szCs w:val="22"/>
-                <w:u w:val="none"/>
-                <w:lang w:val="en-US" w:eastAsia="zh-CN" w:bidi="ar"/>
-              </w:rPr>
-              <w:t>最终输出是什么</w:t>
-            </w:r>
-          </w:p>
-        </w:tc>
-        <w:tc>
-          <w:tcPr>
-            <w:tcW w:w="5685" w:type="dxa"/>
-            <w:tcBorders>
-              <w:top w:val="single" w:color="000000" w:sz="4" w:space="0"/>
-              <w:left w:val="single" w:color="000000" w:sz="4" w:space="0"/>
-              <w:bottom w:val="single" w:color="000000" w:sz="4" w:space="0"/>
-              <w:right w:val="single" w:color="000000" w:sz="4" w:space="0"/>
-            </w:tcBorders>
-            <w:shd w:val="clear" w:color="auto" w:fill="auto"/>
-            <w:vAlign w:val="center"/>
-          </w:tcPr>
-          <w:p>
-            <w:pPr>
-              <w:keepNext w:val="0"/>
-              <w:keepLines w:val="0"/>
-              <w:widowControl/>
-              <w:suppressLineNumbers w:val="0"/>
-              <w:jc w:val="left"/>
-              <w:textAlignment w:val="center"/>
-              <w:rPr>
-                <w:rFonts w:hint="eastAsia" w:ascii="等线" w:hAnsi="等线" w:eastAsia="等线" w:cs="等线"/>
-                <w:i w:val="0"/>
-                <w:iCs w:val="0"/>
-                <w:color w:val="000000"/>
-                <w:sz w:val="22"/>
-                <w:szCs w:val="22"/>
-                <w:u w:val="none"/>
-              </w:rPr>
-            </w:pPr>
-            <w:r>
-              <w:rPr>
-                <w:rFonts w:hint="eastAsia" w:ascii="等线" w:hAnsi="等线" w:eastAsia="等线" w:cs="等线"/>
-                <w:i w:val="0"/>
-                <w:iCs w:val="0"/>
-                <w:color w:val="000000"/>
-                <w:kern w:val="0"/>
-                <w:sz w:val="22"/>
-                <w:szCs w:val="22"/>
-                <w:u w:val="none"/>
-                <w:lang w:val="en-US" w:eastAsia="zh-CN" w:bidi="ar"/>
-              </w:rPr>
-              <w:t>一个与原始表格同样大小的结果矩阵，标记每个单元格是错误还是干净</w:t>
-            </w:r>
-          </w:p>
-        </w:tc>
-      </w:tr>
-    </w:tbl>
-    <w:p>
-      <w:pPr>
-        <w:rPr>
-          <w:rFonts w:hint="default"/>
-          <w:lang w:val="en-US" w:eastAsia="zh-CN"/>
-        </w:rPr>
-      </w:pPr>
+      <w:bookmarkStart w:id="0" w:name="_GoBack"/>
+      <w:bookmarkEnd w:id="0"/>
     </w:p>
     <w:p>
       <w:pPr>
@@ -8659,6 +7923,7 @@
             <w:insideH w:val="none" w:color="auto" w:sz="0" w:space="0"/>
             <w:insideV w:val="none" w:color="auto" w:sz="0" w:space="0"/>
           </w:tblBorders>
+          <w:shd w:val="clear" w:color="auto" w:fill="auto"/>
           <w:tblCellMar>
             <w:top w:w="15" w:type="dxa"/>
             <w:left w:w="15" w:type="dxa"/>
@@ -9599,7 +8864,6 @@
             <w:insideH w:val="none" w:color="auto" w:sz="0" w:space="0"/>
             <w:insideV w:val="none" w:color="auto" w:sz="0" w:space="0"/>
           </w:tblBorders>
-          <w:shd w:val="clear" w:color="auto" w:fill="auto"/>
           <w:tblCellMar>
             <w:top w:w="15" w:type="dxa"/>
             <w:left w:w="15" w:type="dxa"/>
@@ -10021,7 +9285,6 @@
             <w:insideH w:val="none" w:color="auto" w:sz="0" w:space="0"/>
             <w:insideV w:val="none" w:color="auto" w:sz="0" w:space="0"/>
           </w:tblBorders>
-          <w:shd w:val="clear" w:color="auto" w:fill="auto"/>
           <w:tblCellMar>
             <w:top w:w="15" w:type="dxa"/>
             <w:left w:w="15" w:type="dxa"/>
@@ -10328,6 +9591,696 @@
       </w:pPr>
       <w:r>
         <w:t>Raha 可能运行多个检测器：</w:t>
+      </w:r>
+    </w:p>
+    <w:tbl>
+      <w:tblPr>
+        <w:tblStyle w:val="8"/>
+        <w:tblW w:w="0" w:type="auto"/>
+        <w:tblCellSpacing w:w="15" w:type="dxa"/>
+        <w:tblInd w:w="0" w:type="dxa"/>
+        <w:tblBorders>
+          <w:top w:val="none" w:color="auto" w:sz="0" w:space="0"/>
+          <w:left w:val="none" w:color="auto" w:sz="0" w:space="0"/>
+          <w:bottom w:val="none" w:color="auto" w:sz="0" w:space="0"/>
+          <w:right w:val="none" w:color="auto" w:sz="0" w:space="0"/>
+          <w:insideH w:val="none" w:color="auto" w:sz="0" w:space="0"/>
+          <w:insideV w:val="none" w:color="auto" w:sz="0" w:space="0"/>
+        </w:tblBorders>
+        <w:shd w:val="clear" w:color="auto" w:fill="auto"/>
+        <w:tblLayout w:type="autofit"/>
+        <w:tblCellMar>
+          <w:top w:w="15" w:type="dxa"/>
+          <w:left w:w="15" w:type="dxa"/>
+          <w:bottom w:w="15" w:type="dxa"/>
+          <w:right w:w="15" w:type="dxa"/>
+        </w:tblCellMar>
+      </w:tblPr>
+      <w:tblGrid>
+        <w:gridCol w:w="3315"/>
+        <w:gridCol w:w="1039"/>
+      </w:tblGrid>
+      <w:tr>
+        <w:tblPrEx>
+          <w:tblBorders>
+            <w:top w:val="none" w:color="auto" w:sz="0" w:space="0"/>
+            <w:left w:val="none" w:color="auto" w:sz="0" w:space="0"/>
+            <w:bottom w:val="none" w:color="auto" w:sz="0" w:space="0"/>
+            <w:right w:val="none" w:color="auto" w:sz="0" w:space="0"/>
+            <w:insideH w:val="none" w:color="auto" w:sz="0" w:space="0"/>
+            <w:insideV w:val="none" w:color="auto" w:sz="0" w:space="0"/>
+          </w:tblBorders>
+          <w:tblCellMar>
+            <w:top w:w="15" w:type="dxa"/>
+            <w:left w:w="15" w:type="dxa"/>
+            <w:bottom w:w="15" w:type="dxa"/>
+            <w:right w:w="15" w:type="dxa"/>
+          </w:tblCellMar>
+        </w:tblPrEx>
+        <w:trPr>
+          <w:tblHeader/>
+          <w:tblCellSpacing w:w="15" w:type="dxa"/>
+        </w:trPr>
+        <w:tc>
+          <w:tcPr>
+            <w:tcW w:w="0" w:type="auto"/>
+            <w:shd w:val="clear" w:color="auto" w:fill="auto"/>
+            <w:vAlign w:val="center"/>
+          </w:tcPr>
+          <w:p>
+            <w:pPr>
+              <w:keepNext w:val="0"/>
+              <w:keepLines w:val="0"/>
+              <w:widowControl/>
+              <w:suppressLineNumbers w:val="0"/>
+              <w:jc w:val="center"/>
+              <w:rPr>
+                <w:b/>
+                <w:bCs/>
+              </w:rPr>
+            </w:pPr>
+            <w:r>
+              <w:rPr>
+                <w:rFonts w:ascii="宋体" w:hAnsi="宋体" w:eastAsia="宋体" w:cs="宋体"/>
+                <w:b/>
+                <w:bCs/>
+                <w:kern w:val="0"/>
+                <w:sz w:val="24"/>
+                <w:szCs w:val="24"/>
+                <w:lang w:val="en-US" w:eastAsia="zh-CN" w:bidi="ar"/>
+              </w:rPr>
+              <w:t>检测策略</w:t>
+            </w:r>
+          </w:p>
+        </w:tc>
+        <w:tc>
+          <w:tcPr>
+            <w:tcW w:w="0" w:type="auto"/>
+            <w:shd w:val="clear" w:color="auto" w:fill="auto"/>
+            <w:vAlign w:val="center"/>
+          </w:tcPr>
+          <w:p>
+            <w:pPr>
+              <w:keepNext w:val="0"/>
+              <w:keepLines w:val="0"/>
+              <w:widowControl/>
+              <w:suppressLineNumbers w:val="0"/>
+              <w:jc w:val="center"/>
+              <w:rPr>
+                <w:b/>
+                <w:bCs/>
+              </w:rPr>
+            </w:pPr>
+            <w:r>
+              <w:rPr>
+                <w:rFonts w:ascii="宋体" w:hAnsi="宋体" w:eastAsia="宋体" w:cs="宋体"/>
+                <w:b/>
+                <w:bCs/>
+                <w:kern w:val="0"/>
+                <w:sz w:val="24"/>
+                <w:szCs w:val="24"/>
+                <w:lang w:val="en-US" w:eastAsia="zh-CN" w:bidi="ar"/>
+              </w:rPr>
+              <w:t>判断结果</w:t>
+            </w:r>
+          </w:p>
+        </w:tc>
+      </w:tr>
+      <w:tr>
+        <w:tblPrEx>
+          <w:tblBorders>
+            <w:top w:val="none" w:color="auto" w:sz="0" w:space="0"/>
+            <w:left w:val="none" w:color="auto" w:sz="0" w:space="0"/>
+            <w:bottom w:val="none" w:color="auto" w:sz="0" w:space="0"/>
+            <w:right w:val="none" w:color="auto" w:sz="0" w:space="0"/>
+            <w:insideH w:val="none" w:color="auto" w:sz="0" w:space="0"/>
+            <w:insideV w:val="none" w:color="auto" w:sz="0" w:space="0"/>
+          </w:tblBorders>
+          <w:shd w:val="clear" w:color="auto" w:fill="auto"/>
+          <w:tblCellMar>
+            <w:top w:w="15" w:type="dxa"/>
+            <w:left w:w="15" w:type="dxa"/>
+            <w:bottom w:w="15" w:type="dxa"/>
+            <w:right w:w="15" w:type="dxa"/>
+          </w:tblCellMar>
+        </w:tblPrEx>
+        <w:trPr>
+          <w:tblCellSpacing w:w="15" w:type="dxa"/>
+        </w:trPr>
+        <w:tc>
+          <w:tcPr>
+            <w:tcW w:w="0" w:type="auto"/>
+            <w:shd w:val="clear" w:color="auto" w:fill="auto"/>
+            <w:vAlign w:val="center"/>
+          </w:tcPr>
+          <w:p>
+            <w:pPr>
+              <w:keepNext w:val="0"/>
+              <w:keepLines w:val="0"/>
+              <w:widowControl/>
+              <w:suppressLineNumbers w:val="0"/>
+              <w:jc w:val="left"/>
+            </w:pPr>
+            <w:r>
+              <w:rPr>
+                <w:rFonts w:ascii="宋体" w:hAnsi="宋体" w:eastAsia="宋体" w:cs="宋体"/>
+                <w:kern w:val="0"/>
+                <w:sz w:val="24"/>
+                <w:szCs w:val="24"/>
+                <w:lang w:val="en-US" w:eastAsia="zh-CN" w:bidi="ar"/>
+              </w:rPr>
+              <w:t>长度是否不是 11 位</w:t>
+            </w:r>
+          </w:p>
+        </w:tc>
+        <w:tc>
+          <w:tcPr>
+            <w:tcW w:w="0" w:type="auto"/>
+            <w:shd w:val="clear" w:color="auto" w:fill="auto"/>
+            <w:vAlign w:val="center"/>
+          </w:tcPr>
+          <w:p>
+            <w:pPr>
+              <w:keepNext w:val="0"/>
+              <w:keepLines w:val="0"/>
+              <w:widowControl/>
+              <w:suppressLineNumbers w:val="0"/>
+              <w:jc w:val="left"/>
+            </w:pPr>
+            <w:r>
+              <w:rPr>
+                <w:rFonts w:ascii="宋体" w:hAnsi="宋体" w:eastAsia="宋体" w:cs="宋体"/>
+                <w:kern w:val="0"/>
+                <w:sz w:val="24"/>
+                <w:szCs w:val="24"/>
+                <w:lang w:val="en-US" w:eastAsia="zh-CN" w:bidi="ar"/>
+              </w:rPr>
+              <w:t>1</w:t>
+            </w:r>
+          </w:p>
+        </w:tc>
+      </w:tr>
+      <w:tr>
+        <w:tblPrEx>
+          <w:tblBorders>
+            <w:top w:val="none" w:color="auto" w:sz="0" w:space="0"/>
+            <w:left w:val="none" w:color="auto" w:sz="0" w:space="0"/>
+            <w:bottom w:val="none" w:color="auto" w:sz="0" w:space="0"/>
+            <w:right w:val="none" w:color="auto" w:sz="0" w:space="0"/>
+            <w:insideH w:val="none" w:color="auto" w:sz="0" w:space="0"/>
+            <w:insideV w:val="none" w:color="auto" w:sz="0" w:space="0"/>
+          </w:tblBorders>
+          <w:shd w:val="clear" w:color="auto" w:fill="auto"/>
+          <w:tblCellMar>
+            <w:top w:w="15" w:type="dxa"/>
+            <w:left w:w="15" w:type="dxa"/>
+            <w:bottom w:w="15" w:type="dxa"/>
+            <w:right w:w="15" w:type="dxa"/>
+          </w:tblCellMar>
+        </w:tblPrEx>
+        <w:trPr>
+          <w:tblCellSpacing w:w="15" w:type="dxa"/>
+        </w:trPr>
+        <w:tc>
+          <w:tcPr>
+            <w:tcW w:w="0" w:type="auto"/>
+            <w:shd w:val="clear" w:color="auto" w:fill="auto"/>
+            <w:vAlign w:val="center"/>
+          </w:tcPr>
+          <w:p>
+            <w:pPr>
+              <w:keepNext w:val="0"/>
+              <w:keepLines w:val="0"/>
+              <w:widowControl/>
+              <w:suppressLineNumbers w:val="0"/>
+              <w:jc w:val="left"/>
+            </w:pPr>
+            <w:r>
+              <w:rPr>
+                <w:rFonts w:ascii="宋体" w:hAnsi="宋体" w:eastAsia="宋体" w:cs="宋体"/>
+                <w:kern w:val="0"/>
+                <w:sz w:val="24"/>
+                <w:szCs w:val="24"/>
+                <w:lang w:val="en-US" w:eastAsia="zh-CN" w:bidi="ar"/>
+              </w:rPr>
+              <w:t>是否包含非数字字符</w:t>
+            </w:r>
+          </w:p>
+        </w:tc>
+        <w:tc>
+          <w:tcPr>
+            <w:tcW w:w="0" w:type="auto"/>
+            <w:shd w:val="clear" w:color="auto" w:fill="auto"/>
+            <w:vAlign w:val="center"/>
+          </w:tcPr>
+          <w:p>
+            <w:pPr>
+              <w:keepNext w:val="0"/>
+              <w:keepLines w:val="0"/>
+              <w:widowControl/>
+              <w:suppressLineNumbers w:val="0"/>
+              <w:jc w:val="left"/>
+            </w:pPr>
+            <w:r>
+              <w:rPr>
+                <w:rFonts w:ascii="宋体" w:hAnsi="宋体" w:eastAsia="宋体" w:cs="宋体"/>
+                <w:kern w:val="0"/>
+                <w:sz w:val="24"/>
+                <w:szCs w:val="24"/>
+                <w:lang w:val="en-US" w:eastAsia="zh-CN" w:bidi="ar"/>
+              </w:rPr>
+              <w:t>1</w:t>
+            </w:r>
+          </w:p>
+        </w:tc>
+      </w:tr>
+      <w:tr>
+        <w:tblPrEx>
+          <w:tblBorders>
+            <w:top w:val="none" w:color="auto" w:sz="0" w:space="0"/>
+            <w:left w:val="none" w:color="auto" w:sz="0" w:space="0"/>
+            <w:bottom w:val="none" w:color="auto" w:sz="0" w:space="0"/>
+            <w:right w:val="none" w:color="auto" w:sz="0" w:space="0"/>
+            <w:insideH w:val="none" w:color="auto" w:sz="0" w:space="0"/>
+            <w:insideV w:val="none" w:color="auto" w:sz="0" w:space="0"/>
+          </w:tblBorders>
+          <w:tblCellMar>
+            <w:top w:w="15" w:type="dxa"/>
+            <w:left w:w="15" w:type="dxa"/>
+            <w:bottom w:w="15" w:type="dxa"/>
+            <w:right w:w="15" w:type="dxa"/>
+          </w:tblCellMar>
+        </w:tblPrEx>
+        <w:trPr>
+          <w:tblCellSpacing w:w="15" w:type="dxa"/>
+        </w:trPr>
+        <w:tc>
+          <w:tcPr>
+            <w:tcW w:w="0" w:type="auto"/>
+            <w:shd w:val="clear" w:color="auto" w:fill="auto"/>
+            <w:vAlign w:val="center"/>
+          </w:tcPr>
+          <w:p>
+            <w:pPr>
+              <w:keepNext w:val="0"/>
+              <w:keepLines w:val="0"/>
+              <w:widowControl/>
+              <w:suppressLineNumbers w:val="0"/>
+              <w:jc w:val="left"/>
+            </w:pPr>
+            <w:r>
+              <w:rPr>
+                <w:rFonts w:ascii="宋体" w:hAnsi="宋体" w:eastAsia="宋体" w:cs="宋体"/>
+                <w:kern w:val="0"/>
+                <w:sz w:val="24"/>
+                <w:szCs w:val="24"/>
+                <w:lang w:val="en-US" w:eastAsia="zh-CN" w:bidi="ar"/>
+              </w:rPr>
+              <w:t xml:space="preserve">是否包含 </w:t>
+            </w:r>
+            <w:r>
+              <w:rPr>
+                <w:rStyle w:val="12"/>
+                <w:rFonts w:ascii="宋体" w:hAnsi="宋体" w:eastAsia="宋体" w:cs="宋体"/>
+                <w:kern w:val="0"/>
+                <w:sz w:val="24"/>
+                <w:szCs w:val="24"/>
+                <w:lang w:val="en-US" w:eastAsia="zh-CN" w:bidi="ar"/>
+              </w:rPr>
+              <w:t>+86</w:t>
+            </w:r>
+            <w:r>
+              <w:rPr>
+                <w:rFonts w:ascii="宋体" w:hAnsi="宋体" w:eastAsia="宋体" w:cs="宋体"/>
+                <w:kern w:val="0"/>
+                <w:sz w:val="24"/>
+                <w:szCs w:val="24"/>
+                <w:lang w:val="en-US" w:eastAsia="zh-CN" w:bidi="ar"/>
+              </w:rPr>
+              <w:t xml:space="preserve"> 国家码</w:t>
+            </w:r>
+          </w:p>
+        </w:tc>
+        <w:tc>
+          <w:tcPr>
+            <w:tcW w:w="0" w:type="auto"/>
+            <w:shd w:val="clear" w:color="auto" w:fill="auto"/>
+            <w:vAlign w:val="center"/>
+          </w:tcPr>
+          <w:p>
+            <w:pPr>
+              <w:keepNext w:val="0"/>
+              <w:keepLines w:val="0"/>
+              <w:widowControl/>
+              <w:suppressLineNumbers w:val="0"/>
+              <w:jc w:val="left"/>
+            </w:pPr>
+            <w:r>
+              <w:rPr>
+                <w:rFonts w:ascii="宋体" w:hAnsi="宋体" w:eastAsia="宋体" w:cs="宋体"/>
+                <w:kern w:val="0"/>
+                <w:sz w:val="24"/>
+                <w:szCs w:val="24"/>
+                <w:lang w:val="en-US" w:eastAsia="zh-CN" w:bidi="ar"/>
+              </w:rPr>
+              <w:t>1</w:t>
+            </w:r>
+          </w:p>
+        </w:tc>
+      </w:tr>
+      <w:tr>
+        <w:tblPrEx>
+          <w:tblBorders>
+            <w:top w:val="none" w:color="auto" w:sz="0" w:space="0"/>
+            <w:left w:val="none" w:color="auto" w:sz="0" w:space="0"/>
+            <w:bottom w:val="none" w:color="auto" w:sz="0" w:space="0"/>
+            <w:right w:val="none" w:color="auto" w:sz="0" w:space="0"/>
+            <w:insideH w:val="none" w:color="auto" w:sz="0" w:space="0"/>
+            <w:insideV w:val="none" w:color="auto" w:sz="0" w:space="0"/>
+          </w:tblBorders>
+          <w:tblCellMar>
+            <w:top w:w="15" w:type="dxa"/>
+            <w:left w:w="15" w:type="dxa"/>
+            <w:bottom w:w="15" w:type="dxa"/>
+            <w:right w:w="15" w:type="dxa"/>
+          </w:tblCellMar>
+        </w:tblPrEx>
+        <w:trPr>
+          <w:tblCellSpacing w:w="15" w:type="dxa"/>
+        </w:trPr>
+        <w:tc>
+          <w:tcPr>
+            <w:tcW w:w="0" w:type="auto"/>
+            <w:shd w:val="clear" w:color="auto" w:fill="auto"/>
+            <w:vAlign w:val="center"/>
+          </w:tcPr>
+          <w:p>
+            <w:pPr>
+              <w:keepNext w:val="0"/>
+              <w:keepLines w:val="0"/>
+              <w:widowControl/>
+              <w:suppressLineNumbers w:val="0"/>
+              <w:jc w:val="left"/>
+            </w:pPr>
+            <w:r>
+              <w:rPr>
+                <w:rFonts w:ascii="宋体" w:hAnsi="宋体" w:eastAsia="宋体" w:cs="宋体"/>
+                <w:kern w:val="0"/>
+                <w:sz w:val="24"/>
+                <w:szCs w:val="24"/>
+                <w:lang w:val="en-US" w:eastAsia="zh-CN" w:bidi="ar"/>
+              </w:rPr>
+              <w:t>是否不符合本列主模板</w:t>
+            </w:r>
+          </w:p>
+        </w:tc>
+        <w:tc>
+          <w:tcPr>
+            <w:tcW w:w="0" w:type="auto"/>
+            <w:shd w:val="clear" w:color="auto" w:fill="auto"/>
+            <w:vAlign w:val="center"/>
+          </w:tcPr>
+          <w:p>
+            <w:pPr>
+              <w:keepNext w:val="0"/>
+              <w:keepLines w:val="0"/>
+              <w:widowControl/>
+              <w:suppressLineNumbers w:val="0"/>
+              <w:jc w:val="left"/>
+            </w:pPr>
+            <w:r>
+              <w:rPr>
+                <w:rFonts w:ascii="宋体" w:hAnsi="宋体" w:eastAsia="宋体" w:cs="宋体"/>
+                <w:kern w:val="0"/>
+                <w:sz w:val="24"/>
+                <w:szCs w:val="24"/>
+                <w:lang w:val="en-US" w:eastAsia="zh-CN" w:bidi="ar"/>
+              </w:rPr>
+              <w:t>1</w:t>
+            </w:r>
+          </w:p>
+        </w:tc>
+      </w:tr>
+      <w:tr>
+        <w:tblPrEx>
+          <w:tblBorders>
+            <w:top w:val="none" w:color="auto" w:sz="0" w:space="0"/>
+            <w:left w:val="none" w:color="auto" w:sz="0" w:space="0"/>
+            <w:bottom w:val="none" w:color="auto" w:sz="0" w:space="0"/>
+            <w:right w:val="none" w:color="auto" w:sz="0" w:space="0"/>
+            <w:insideH w:val="none" w:color="auto" w:sz="0" w:space="0"/>
+            <w:insideV w:val="none" w:color="auto" w:sz="0" w:space="0"/>
+          </w:tblBorders>
+          <w:shd w:val="clear" w:color="auto" w:fill="auto"/>
+          <w:tblCellMar>
+            <w:top w:w="15" w:type="dxa"/>
+            <w:left w:w="15" w:type="dxa"/>
+            <w:bottom w:w="15" w:type="dxa"/>
+            <w:right w:w="15" w:type="dxa"/>
+          </w:tblCellMar>
+        </w:tblPrEx>
+        <w:trPr>
+          <w:tblCellSpacing w:w="15" w:type="dxa"/>
+        </w:trPr>
+        <w:tc>
+          <w:tcPr>
+            <w:tcW w:w="0" w:type="auto"/>
+            <w:shd w:val="clear" w:color="auto" w:fill="auto"/>
+            <w:vAlign w:val="center"/>
+          </w:tcPr>
+          <w:p>
+            <w:pPr>
+              <w:keepNext w:val="0"/>
+              <w:keepLines w:val="0"/>
+              <w:widowControl/>
+              <w:suppressLineNumbers w:val="0"/>
+              <w:jc w:val="left"/>
+            </w:pPr>
+            <w:r>
+              <w:rPr>
+                <w:rFonts w:ascii="宋体" w:hAnsi="宋体" w:eastAsia="宋体" w:cs="宋体"/>
+                <w:kern w:val="0"/>
+                <w:sz w:val="24"/>
+                <w:szCs w:val="24"/>
+                <w:lang w:val="en-US" w:eastAsia="zh-CN" w:bidi="ar"/>
+              </w:rPr>
+              <w:t xml:space="preserve">去掉 </w:t>
+            </w:r>
+            <w:r>
+              <w:rPr>
+                <w:rStyle w:val="12"/>
+                <w:rFonts w:ascii="宋体" w:hAnsi="宋体" w:eastAsia="宋体" w:cs="宋体"/>
+                <w:kern w:val="0"/>
+                <w:sz w:val="24"/>
+                <w:szCs w:val="24"/>
+                <w:lang w:val="en-US" w:eastAsia="zh-CN" w:bidi="ar"/>
+              </w:rPr>
+              <w:t>+86</w:t>
+            </w:r>
+            <w:r>
+              <w:rPr>
+                <w:rFonts w:ascii="宋体" w:hAnsi="宋体" w:eastAsia="宋体" w:cs="宋体"/>
+                <w:kern w:val="0"/>
+                <w:sz w:val="24"/>
+                <w:szCs w:val="24"/>
+                <w:lang w:val="en-US" w:eastAsia="zh-CN" w:bidi="ar"/>
+              </w:rPr>
+              <w:t xml:space="preserve"> 后是否像合法手机号</w:t>
+            </w:r>
+          </w:p>
+        </w:tc>
+        <w:tc>
+          <w:tcPr>
+            <w:tcW w:w="0" w:type="auto"/>
+            <w:shd w:val="clear" w:color="auto" w:fill="auto"/>
+            <w:vAlign w:val="center"/>
+          </w:tcPr>
+          <w:p>
+            <w:pPr>
+              <w:keepNext w:val="0"/>
+              <w:keepLines w:val="0"/>
+              <w:widowControl/>
+              <w:suppressLineNumbers w:val="0"/>
+              <w:jc w:val="left"/>
+            </w:pPr>
+            <w:r>
+              <w:rPr>
+                <w:rFonts w:ascii="宋体" w:hAnsi="宋体" w:eastAsia="宋体" w:cs="宋体"/>
+                <w:kern w:val="0"/>
+                <w:sz w:val="24"/>
+                <w:szCs w:val="24"/>
+                <w:lang w:val="en-US" w:eastAsia="zh-CN" w:bidi="ar"/>
+              </w:rPr>
+              <w:t>0</w:t>
+            </w:r>
+          </w:p>
+        </w:tc>
+      </w:tr>
+      <w:tr>
+        <w:tblPrEx>
+          <w:tblBorders>
+            <w:top w:val="none" w:color="auto" w:sz="0" w:space="0"/>
+            <w:left w:val="none" w:color="auto" w:sz="0" w:space="0"/>
+            <w:bottom w:val="none" w:color="auto" w:sz="0" w:space="0"/>
+            <w:right w:val="none" w:color="auto" w:sz="0" w:space="0"/>
+            <w:insideH w:val="none" w:color="auto" w:sz="0" w:space="0"/>
+            <w:insideV w:val="none" w:color="auto" w:sz="0" w:space="0"/>
+          </w:tblBorders>
+          <w:tblCellMar>
+            <w:top w:w="15" w:type="dxa"/>
+            <w:left w:w="15" w:type="dxa"/>
+            <w:bottom w:w="15" w:type="dxa"/>
+            <w:right w:w="15" w:type="dxa"/>
+          </w:tblCellMar>
+        </w:tblPrEx>
+        <w:trPr>
+          <w:tblCellSpacing w:w="15" w:type="dxa"/>
+        </w:trPr>
+        <w:tc>
+          <w:tcPr>
+            <w:tcW w:w="0" w:type="auto"/>
+            <w:shd w:val="clear" w:color="auto" w:fill="auto"/>
+            <w:vAlign w:val="center"/>
+          </w:tcPr>
+          <w:p>
+            <w:pPr>
+              <w:keepNext w:val="0"/>
+              <w:keepLines w:val="0"/>
+              <w:widowControl/>
+              <w:suppressLineNumbers w:val="0"/>
+              <w:jc w:val="left"/>
+            </w:pPr>
+            <w:r>
+              <w:rPr>
+                <w:rFonts w:ascii="宋体" w:hAnsi="宋体" w:eastAsia="宋体" w:cs="宋体"/>
+                <w:kern w:val="0"/>
+                <w:sz w:val="24"/>
+                <w:szCs w:val="24"/>
+                <w:lang w:val="en-US" w:eastAsia="zh-CN" w:bidi="ar"/>
+              </w:rPr>
+              <w:t>是否是低频格式</w:t>
+            </w:r>
+          </w:p>
+        </w:tc>
+        <w:tc>
+          <w:tcPr>
+            <w:tcW w:w="0" w:type="auto"/>
+            <w:shd w:val="clear" w:color="auto" w:fill="auto"/>
+            <w:vAlign w:val="center"/>
+          </w:tcPr>
+          <w:p>
+            <w:pPr>
+              <w:keepNext w:val="0"/>
+              <w:keepLines w:val="0"/>
+              <w:widowControl/>
+              <w:suppressLineNumbers w:val="0"/>
+              <w:jc w:val="left"/>
+            </w:pPr>
+            <w:r>
+              <w:rPr>
+                <w:rFonts w:ascii="宋体" w:hAnsi="宋体" w:eastAsia="宋体" w:cs="宋体"/>
+                <w:kern w:val="0"/>
+                <w:sz w:val="24"/>
+                <w:szCs w:val="24"/>
+                <w:lang w:val="en-US" w:eastAsia="zh-CN" w:bidi="ar"/>
+              </w:rPr>
+              <w:t>1</w:t>
+            </w:r>
+          </w:p>
+        </w:tc>
+      </w:tr>
+    </w:tbl>
+    <w:p>
+      <w:pPr>
+        <w:pStyle w:val="7"/>
+        <w:keepNext w:val="0"/>
+        <w:keepLines w:val="0"/>
+        <w:widowControl/>
+        <w:suppressLineNumbers w:val="0"/>
+      </w:pPr>
+      <w:r>
+        <w:t>于是这个单元格的特征向量是：</w:t>
+      </w:r>
+    </w:p>
+    <w:p>
+      <w:pPr>
+        <w:pStyle w:val="6"/>
+        <w:keepNext w:val="0"/>
+        <w:keepLines w:val="0"/>
+        <w:widowControl/>
+        <w:suppressLineNumbers w:val="0"/>
+      </w:pPr>
+      <w:r>
+        <w:rPr>
+          <w:rStyle w:val="12"/>
+        </w:rPr>
+        <w:t>[1, 1, 1, 1, 0, 1]</w:t>
+      </w:r>
+    </w:p>
+    <w:p>
+      <w:pPr>
+        <w:pStyle w:val="7"/>
+        <w:keepNext w:val="0"/>
+        <w:keepLines w:val="0"/>
+        <w:widowControl/>
+        <w:suppressLineNumbers w:val="0"/>
+      </w:pPr>
+      <w:r>
+        <w:t>这不是最终答案，而是一组证据：</w:t>
+      </w:r>
+    </w:p>
+    <w:p>
+      <w:pPr>
+        <w:pStyle w:val="6"/>
+        <w:keepNext w:val="0"/>
+        <w:keepLines w:val="0"/>
+        <w:widowControl/>
+        <w:suppressLineNumbers w:val="0"/>
+      </w:pPr>
+      <w:r>
+        <w:rPr>
+          <w:rStyle w:val="12"/>
+        </w:rPr>
+        <w:t>多个检测器都觉得它可疑</w:t>
+      </w:r>
+    </w:p>
+    <w:p>
+      <w:pPr>
+        <w:pStyle w:val="7"/>
+        <w:keepNext w:val="0"/>
+        <w:keepLines w:val="0"/>
+        <w:widowControl/>
+        <w:suppressLineNumbers w:val="0"/>
+      </w:pPr>
+      <w:r>
+        <w:t>再看正常值：</w:t>
+      </w:r>
+    </w:p>
+    <w:p>
+      <w:pPr>
+        <w:pStyle w:val="6"/>
+        <w:keepNext w:val="0"/>
+        <w:keepLines w:val="0"/>
+        <w:widowControl/>
+        <w:suppressLineNumbers w:val="0"/>
+      </w:pPr>
+      <w:r>
+        <w:rPr>
+          <w:rStyle w:val="12"/>
+        </w:rPr>
+        <w:t>18963603521</w:t>
+      </w:r>
+    </w:p>
+    <w:p>
+      <w:pPr>
+        <w:pStyle w:val="7"/>
+        <w:keepNext w:val="0"/>
+        <w:keepLines w:val="0"/>
+        <w:widowControl/>
+        <w:suppressLineNumbers w:val="0"/>
+      </w:pPr>
+      <w:r>
+        <w:t>检测结果可能是：</w:t>
       </w:r>
     </w:p>
     <w:tbl>
@@ -10454,694 +10407,6 @@
             <w:insideH w:val="none" w:color="auto" w:sz="0" w:space="0"/>
             <w:insideV w:val="none" w:color="auto" w:sz="0" w:space="0"/>
           </w:tblBorders>
-          <w:tblCellMar>
-            <w:top w:w="15" w:type="dxa"/>
-            <w:left w:w="15" w:type="dxa"/>
-            <w:bottom w:w="15" w:type="dxa"/>
-            <w:right w:w="15" w:type="dxa"/>
-          </w:tblCellMar>
-        </w:tblPrEx>
-        <w:trPr>
-          <w:tblCellSpacing w:w="15" w:type="dxa"/>
-        </w:trPr>
-        <w:tc>
-          <w:tcPr>
-            <w:tcW w:w="0" w:type="auto"/>
-            <w:shd w:val="clear" w:color="auto" w:fill="auto"/>
-            <w:vAlign w:val="center"/>
-          </w:tcPr>
-          <w:p>
-            <w:pPr>
-              <w:keepNext w:val="0"/>
-              <w:keepLines w:val="0"/>
-              <w:widowControl/>
-              <w:suppressLineNumbers w:val="0"/>
-              <w:jc w:val="left"/>
-            </w:pPr>
-            <w:r>
-              <w:rPr>
-                <w:rFonts w:ascii="宋体" w:hAnsi="宋体" w:eastAsia="宋体" w:cs="宋体"/>
-                <w:kern w:val="0"/>
-                <w:sz w:val="24"/>
-                <w:szCs w:val="24"/>
-                <w:lang w:val="en-US" w:eastAsia="zh-CN" w:bidi="ar"/>
-              </w:rPr>
-              <w:t>长度是否不是 11 位</w:t>
-            </w:r>
-          </w:p>
-        </w:tc>
-        <w:tc>
-          <w:tcPr>
-            <w:tcW w:w="0" w:type="auto"/>
-            <w:shd w:val="clear" w:color="auto" w:fill="auto"/>
-            <w:vAlign w:val="center"/>
-          </w:tcPr>
-          <w:p>
-            <w:pPr>
-              <w:keepNext w:val="0"/>
-              <w:keepLines w:val="0"/>
-              <w:widowControl/>
-              <w:suppressLineNumbers w:val="0"/>
-              <w:jc w:val="left"/>
-            </w:pPr>
-            <w:r>
-              <w:rPr>
-                <w:rFonts w:ascii="宋体" w:hAnsi="宋体" w:eastAsia="宋体" w:cs="宋体"/>
-                <w:kern w:val="0"/>
-                <w:sz w:val="24"/>
-                <w:szCs w:val="24"/>
-                <w:lang w:val="en-US" w:eastAsia="zh-CN" w:bidi="ar"/>
-              </w:rPr>
-              <w:t>1</w:t>
-            </w:r>
-          </w:p>
-        </w:tc>
-      </w:tr>
-      <w:tr>
-        <w:tblPrEx>
-          <w:tblBorders>
-            <w:top w:val="none" w:color="auto" w:sz="0" w:space="0"/>
-            <w:left w:val="none" w:color="auto" w:sz="0" w:space="0"/>
-            <w:bottom w:val="none" w:color="auto" w:sz="0" w:space="0"/>
-            <w:right w:val="none" w:color="auto" w:sz="0" w:space="0"/>
-            <w:insideH w:val="none" w:color="auto" w:sz="0" w:space="0"/>
-            <w:insideV w:val="none" w:color="auto" w:sz="0" w:space="0"/>
-          </w:tblBorders>
-          <w:tblCellMar>
-            <w:top w:w="15" w:type="dxa"/>
-            <w:left w:w="15" w:type="dxa"/>
-            <w:bottom w:w="15" w:type="dxa"/>
-            <w:right w:w="15" w:type="dxa"/>
-          </w:tblCellMar>
-        </w:tblPrEx>
-        <w:trPr>
-          <w:tblCellSpacing w:w="15" w:type="dxa"/>
-        </w:trPr>
-        <w:tc>
-          <w:tcPr>
-            <w:tcW w:w="0" w:type="auto"/>
-            <w:shd w:val="clear" w:color="auto" w:fill="auto"/>
-            <w:vAlign w:val="center"/>
-          </w:tcPr>
-          <w:p>
-            <w:pPr>
-              <w:keepNext w:val="0"/>
-              <w:keepLines w:val="0"/>
-              <w:widowControl/>
-              <w:suppressLineNumbers w:val="0"/>
-              <w:jc w:val="left"/>
-            </w:pPr>
-            <w:r>
-              <w:rPr>
-                <w:rFonts w:ascii="宋体" w:hAnsi="宋体" w:eastAsia="宋体" w:cs="宋体"/>
-                <w:kern w:val="0"/>
-                <w:sz w:val="24"/>
-                <w:szCs w:val="24"/>
-                <w:lang w:val="en-US" w:eastAsia="zh-CN" w:bidi="ar"/>
-              </w:rPr>
-              <w:t>是否包含非数字字符</w:t>
-            </w:r>
-          </w:p>
-        </w:tc>
-        <w:tc>
-          <w:tcPr>
-            <w:tcW w:w="0" w:type="auto"/>
-            <w:shd w:val="clear" w:color="auto" w:fill="auto"/>
-            <w:vAlign w:val="center"/>
-          </w:tcPr>
-          <w:p>
-            <w:pPr>
-              <w:keepNext w:val="0"/>
-              <w:keepLines w:val="0"/>
-              <w:widowControl/>
-              <w:suppressLineNumbers w:val="0"/>
-              <w:jc w:val="left"/>
-            </w:pPr>
-            <w:r>
-              <w:rPr>
-                <w:rFonts w:ascii="宋体" w:hAnsi="宋体" w:eastAsia="宋体" w:cs="宋体"/>
-                <w:kern w:val="0"/>
-                <w:sz w:val="24"/>
-                <w:szCs w:val="24"/>
-                <w:lang w:val="en-US" w:eastAsia="zh-CN" w:bidi="ar"/>
-              </w:rPr>
-              <w:t>1</w:t>
-            </w:r>
-          </w:p>
-        </w:tc>
-      </w:tr>
-      <w:tr>
-        <w:tblPrEx>
-          <w:tblBorders>
-            <w:top w:val="none" w:color="auto" w:sz="0" w:space="0"/>
-            <w:left w:val="none" w:color="auto" w:sz="0" w:space="0"/>
-            <w:bottom w:val="none" w:color="auto" w:sz="0" w:space="0"/>
-            <w:right w:val="none" w:color="auto" w:sz="0" w:space="0"/>
-            <w:insideH w:val="none" w:color="auto" w:sz="0" w:space="0"/>
-            <w:insideV w:val="none" w:color="auto" w:sz="0" w:space="0"/>
-          </w:tblBorders>
-          <w:tblCellMar>
-            <w:top w:w="15" w:type="dxa"/>
-            <w:left w:w="15" w:type="dxa"/>
-            <w:bottom w:w="15" w:type="dxa"/>
-            <w:right w:w="15" w:type="dxa"/>
-          </w:tblCellMar>
-        </w:tblPrEx>
-        <w:trPr>
-          <w:tblCellSpacing w:w="15" w:type="dxa"/>
-        </w:trPr>
-        <w:tc>
-          <w:tcPr>
-            <w:tcW w:w="0" w:type="auto"/>
-            <w:shd w:val="clear" w:color="auto" w:fill="auto"/>
-            <w:vAlign w:val="center"/>
-          </w:tcPr>
-          <w:p>
-            <w:pPr>
-              <w:keepNext w:val="0"/>
-              <w:keepLines w:val="0"/>
-              <w:widowControl/>
-              <w:suppressLineNumbers w:val="0"/>
-              <w:jc w:val="left"/>
-            </w:pPr>
-            <w:r>
-              <w:rPr>
-                <w:rFonts w:ascii="宋体" w:hAnsi="宋体" w:eastAsia="宋体" w:cs="宋体"/>
-                <w:kern w:val="0"/>
-                <w:sz w:val="24"/>
-                <w:szCs w:val="24"/>
-                <w:lang w:val="en-US" w:eastAsia="zh-CN" w:bidi="ar"/>
-              </w:rPr>
-              <w:t xml:space="preserve">是否包含 </w:t>
-            </w:r>
-            <w:r>
-              <w:rPr>
-                <w:rStyle w:val="12"/>
-                <w:rFonts w:ascii="宋体" w:hAnsi="宋体" w:eastAsia="宋体" w:cs="宋体"/>
-                <w:kern w:val="0"/>
-                <w:sz w:val="24"/>
-                <w:szCs w:val="24"/>
-                <w:lang w:val="en-US" w:eastAsia="zh-CN" w:bidi="ar"/>
-              </w:rPr>
-              <w:t>+86</w:t>
-            </w:r>
-            <w:r>
-              <w:rPr>
-                <w:rFonts w:ascii="宋体" w:hAnsi="宋体" w:eastAsia="宋体" w:cs="宋体"/>
-                <w:kern w:val="0"/>
-                <w:sz w:val="24"/>
-                <w:szCs w:val="24"/>
-                <w:lang w:val="en-US" w:eastAsia="zh-CN" w:bidi="ar"/>
-              </w:rPr>
-              <w:t xml:space="preserve"> 国家码</w:t>
-            </w:r>
-          </w:p>
-        </w:tc>
-        <w:tc>
-          <w:tcPr>
-            <w:tcW w:w="0" w:type="auto"/>
-            <w:shd w:val="clear" w:color="auto" w:fill="auto"/>
-            <w:vAlign w:val="center"/>
-          </w:tcPr>
-          <w:p>
-            <w:pPr>
-              <w:keepNext w:val="0"/>
-              <w:keepLines w:val="0"/>
-              <w:widowControl/>
-              <w:suppressLineNumbers w:val="0"/>
-              <w:jc w:val="left"/>
-            </w:pPr>
-            <w:r>
-              <w:rPr>
-                <w:rFonts w:ascii="宋体" w:hAnsi="宋体" w:eastAsia="宋体" w:cs="宋体"/>
-                <w:kern w:val="0"/>
-                <w:sz w:val="24"/>
-                <w:szCs w:val="24"/>
-                <w:lang w:val="en-US" w:eastAsia="zh-CN" w:bidi="ar"/>
-              </w:rPr>
-              <w:t>1</w:t>
-            </w:r>
-          </w:p>
-        </w:tc>
-      </w:tr>
-      <w:tr>
-        <w:tblPrEx>
-          <w:tblBorders>
-            <w:top w:val="none" w:color="auto" w:sz="0" w:space="0"/>
-            <w:left w:val="none" w:color="auto" w:sz="0" w:space="0"/>
-            <w:bottom w:val="none" w:color="auto" w:sz="0" w:space="0"/>
-            <w:right w:val="none" w:color="auto" w:sz="0" w:space="0"/>
-            <w:insideH w:val="none" w:color="auto" w:sz="0" w:space="0"/>
-            <w:insideV w:val="none" w:color="auto" w:sz="0" w:space="0"/>
-          </w:tblBorders>
-          <w:tblCellMar>
-            <w:top w:w="15" w:type="dxa"/>
-            <w:left w:w="15" w:type="dxa"/>
-            <w:bottom w:w="15" w:type="dxa"/>
-            <w:right w:w="15" w:type="dxa"/>
-          </w:tblCellMar>
-        </w:tblPrEx>
-        <w:trPr>
-          <w:tblCellSpacing w:w="15" w:type="dxa"/>
-        </w:trPr>
-        <w:tc>
-          <w:tcPr>
-            <w:tcW w:w="0" w:type="auto"/>
-            <w:shd w:val="clear" w:color="auto" w:fill="auto"/>
-            <w:vAlign w:val="center"/>
-          </w:tcPr>
-          <w:p>
-            <w:pPr>
-              <w:keepNext w:val="0"/>
-              <w:keepLines w:val="0"/>
-              <w:widowControl/>
-              <w:suppressLineNumbers w:val="0"/>
-              <w:jc w:val="left"/>
-            </w:pPr>
-            <w:r>
-              <w:rPr>
-                <w:rFonts w:ascii="宋体" w:hAnsi="宋体" w:eastAsia="宋体" w:cs="宋体"/>
-                <w:kern w:val="0"/>
-                <w:sz w:val="24"/>
-                <w:szCs w:val="24"/>
-                <w:lang w:val="en-US" w:eastAsia="zh-CN" w:bidi="ar"/>
-              </w:rPr>
-              <w:t>是否不符合本列主模板</w:t>
-            </w:r>
-          </w:p>
-        </w:tc>
-        <w:tc>
-          <w:tcPr>
-            <w:tcW w:w="0" w:type="auto"/>
-            <w:shd w:val="clear" w:color="auto" w:fill="auto"/>
-            <w:vAlign w:val="center"/>
-          </w:tcPr>
-          <w:p>
-            <w:pPr>
-              <w:keepNext w:val="0"/>
-              <w:keepLines w:val="0"/>
-              <w:widowControl/>
-              <w:suppressLineNumbers w:val="0"/>
-              <w:jc w:val="left"/>
-            </w:pPr>
-            <w:r>
-              <w:rPr>
-                <w:rFonts w:ascii="宋体" w:hAnsi="宋体" w:eastAsia="宋体" w:cs="宋体"/>
-                <w:kern w:val="0"/>
-                <w:sz w:val="24"/>
-                <w:szCs w:val="24"/>
-                <w:lang w:val="en-US" w:eastAsia="zh-CN" w:bidi="ar"/>
-              </w:rPr>
-              <w:t>1</w:t>
-            </w:r>
-          </w:p>
-        </w:tc>
-      </w:tr>
-      <w:tr>
-        <w:tblPrEx>
-          <w:tblBorders>
-            <w:top w:val="none" w:color="auto" w:sz="0" w:space="0"/>
-            <w:left w:val="none" w:color="auto" w:sz="0" w:space="0"/>
-            <w:bottom w:val="none" w:color="auto" w:sz="0" w:space="0"/>
-            <w:right w:val="none" w:color="auto" w:sz="0" w:space="0"/>
-            <w:insideH w:val="none" w:color="auto" w:sz="0" w:space="0"/>
-            <w:insideV w:val="none" w:color="auto" w:sz="0" w:space="0"/>
-          </w:tblBorders>
-          <w:tblCellMar>
-            <w:top w:w="15" w:type="dxa"/>
-            <w:left w:w="15" w:type="dxa"/>
-            <w:bottom w:w="15" w:type="dxa"/>
-            <w:right w:w="15" w:type="dxa"/>
-          </w:tblCellMar>
-        </w:tblPrEx>
-        <w:trPr>
-          <w:tblCellSpacing w:w="15" w:type="dxa"/>
-        </w:trPr>
-        <w:tc>
-          <w:tcPr>
-            <w:tcW w:w="0" w:type="auto"/>
-            <w:shd w:val="clear" w:color="auto" w:fill="auto"/>
-            <w:vAlign w:val="center"/>
-          </w:tcPr>
-          <w:p>
-            <w:pPr>
-              <w:keepNext w:val="0"/>
-              <w:keepLines w:val="0"/>
-              <w:widowControl/>
-              <w:suppressLineNumbers w:val="0"/>
-              <w:jc w:val="left"/>
-            </w:pPr>
-            <w:r>
-              <w:rPr>
-                <w:rFonts w:ascii="宋体" w:hAnsi="宋体" w:eastAsia="宋体" w:cs="宋体"/>
-                <w:kern w:val="0"/>
-                <w:sz w:val="24"/>
-                <w:szCs w:val="24"/>
-                <w:lang w:val="en-US" w:eastAsia="zh-CN" w:bidi="ar"/>
-              </w:rPr>
-              <w:t xml:space="preserve">去掉 </w:t>
-            </w:r>
-            <w:r>
-              <w:rPr>
-                <w:rStyle w:val="12"/>
-                <w:rFonts w:ascii="宋体" w:hAnsi="宋体" w:eastAsia="宋体" w:cs="宋体"/>
-                <w:kern w:val="0"/>
-                <w:sz w:val="24"/>
-                <w:szCs w:val="24"/>
-                <w:lang w:val="en-US" w:eastAsia="zh-CN" w:bidi="ar"/>
-              </w:rPr>
-              <w:t>+86</w:t>
-            </w:r>
-            <w:r>
-              <w:rPr>
-                <w:rFonts w:ascii="宋体" w:hAnsi="宋体" w:eastAsia="宋体" w:cs="宋体"/>
-                <w:kern w:val="0"/>
-                <w:sz w:val="24"/>
-                <w:szCs w:val="24"/>
-                <w:lang w:val="en-US" w:eastAsia="zh-CN" w:bidi="ar"/>
-              </w:rPr>
-              <w:t xml:space="preserve"> 后是否像合法手机号</w:t>
-            </w:r>
-          </w:p>
-        </w:tc>
-        <w:tc>
-          <w:tcPr>
-            <w:tcW w:w="0" w:type="auto"/>
-            <w:shd w:val="clear" w:color="auto" w:fill="auto"/>
-            <w:vAlign w:val="center"/>
-          </w:tcPr>
-          <w:p>
-            <w:pPr>
-              <w:keepNext w:val="0"/>
-              <w:keepLines w:val="0"/>
-              <w:widowControl/>
-              <w:suppressLineNumbers w:val="0"/>
-              <w:jc w:val="left"/>
-            </w:pPr>
-            <w:r>
-              <w:rPr>
-                <w:rFonts w:ascii="宋体" w:hAnsi="宋体" w:eastAsia="宋体" w:cs="宋体"/>
-                <w:kern w:val="0"/>
-                <w:sz w:val="24"/>
-                <w:szCs w:val="24"/>
-                <w:lang w:val="en-US" w:eastAsia="zh-CN" w:bidi="ar"/>
-              </w:rPr>
-              <w:t>0</w:t>
-            </w:r>
-          </w:p>
-        </w:tc>
-      </w:tr>
-      <w:tr>
-        <w:tblPrEx>
-          <w:tblBorders>
-            <w:top w:val="none" w:color="auto" w:sz="0" w:space="0"/>
-            <w:left w:val="none" w:color="auto" w:sz="0" w:space="0"/>
-            <w:bottom w:val="none" w:color="auto" w:sz="0" w:space="0"/>
-            <w:right w:val="none" w:color="auto" w:sz="0" w:space="0"/>
-            <w:insideH w:val="none" w:color="auto" w:sz="0" w:space="0"/>
-            <w:insideV w:val="none" w:color="auto" w:sz="0" w:space="0"/>
-          </w:tblBorders>
-          <w:tblCellMar>
-            <w:top w:w="15" w:type="dxa"/>
-            <w:left w:w="15" w:type="dxa"/>
-            <w:bottom w:w="15" w:type="dxa"/>
-            <w:right w:w="15" w:type="dxa"/>
-          </w:tblCellMar>
-        </w:tblPrEx>
-        <w:trPr>
-          <w:tblCellSpacing w:w="15" w:type="dxa"/>
-        </w:trPr>
-        <w:tc>
-          <w:tcPr>
-            <w:tcW w:w="0" w:type="auto"/>
-            <w:shd w:val="clear" w:color="auto" w:fill="auto"/>
-            <w:vAlign w:val="center"/>
-          </w:tcPr>
-          <w:p>
-            <w:pPr>
-              <w:keepNext w:val="0"/>
-              <w:keepLines w:val="0"/>
-              <w:widowControl/>
-              <w:suppressLineNumbers w:val="0"/>
-              <w:jc w:val="left"/>
-            </w:pPr>
-            <w:r>
-              <w:rPr>
-                <w:rFonts w:ascii="宋体" w:hAnsi="宋体" w:eastAsia="宋体" w:cs="宋体"/>
-                <w:kern w:val="0"/>
-                <w:sz w:val="24"/>
-                <w:szCs w:val="24"/>
-                <w:lang w:val="en-US" w:eastAsia="zh-CN" w:bidi="ar"/>
-              </w:rPr>
-              <w:t>是否是低频格式</w:t>
-            </w:r>
-          </w:p>
-        </w:tc>
-        <w:tc>
-          <w:tcPr>
-            <w:tcW w:w="0" w:type="auto"/>
-            <w:shd w:val="clear" w:color="auto" w:fill="auto"/>
-            <w:vAlign w:val="center"/>
-          </w:tcPr>
-          <w:p>
-            <w:pPr>
-              <w:keepNext w:val="0"/>
-              <w:keepLines w:val="0"/>
-              <w:widowControl/>
-              <w:suppressLineNumbers w:val="0"/>
-              <w:jc w:val="left"/>
-            </w:pPr>
-            <w:r>
-              <w:rPr>
-                <w:rFonts w:ascii="宋体" w:hAnsi="宋体" w:eastAsia="宋体" w:cs="宋体"/>
-                <w:kern w:val="0"/>
-                <w:sz w:val="24"/>
-                <w:szCs w:val="24"/>
-                <w:lang w:val="en-US" w:eastAsia="zh-CN" w:bidi="ar"/>
-              </w:rPr>
-              <w:t>1</w:t>
-            </w:r>
-          </w:p>
-        </w:tc>
-      </w:tr>
-    </w:tbl>
-    <w:p>
-      <w:pPr>
-        <w:pStyle w:val="7"/>
-        <w:keepNext w:val="0"/>
-        <w:keepLines w:val="0"/>
-        <w:widowControl/>
-        <w:suppressLineNumbers w:val="0"/>
-      </w:pPr>
-      <w:r>
-        <w:t>于是这个单元格的特征向量是：</w:t>
-      </w:r>
-    </w:p>
-    <w:p>
-      <w:pPr>
-        <w:pStyle w:val="6"/>
-        <w:keepNext w:val="0"/>
-        <w:keepLines w:val="0"/>
-        <w:widowControl/>
-        <w:suppressLineNumbers w:val="0"/>
-      </w:pPr>
-      <w:r>
-        <w:rPr>
-          <w:rStyle w:val="12"/>
-        </w:rPr>
-        <w:t>[1, 1, 1, 1, 0, 1]</w:t>
-      </w:r>
-    </w:p>
-    <w:p>
-      <w:pPr>
-        <w:pStyle w:val="7"/>
-        <w:keepNext w:val="0"/>
-        <w:keepLines w:val="0"/>
-        <w:widowControl/>
-        <w:suppressLineNumbers w:val="0"/>
-      </w:pPr>
-      <w:r>
-        <w:t>这不是最终答案，而是一组证据：</w:t>
-      </w:r>
-    </w:p>
-    <w:p>
-      <w:pPr>
-        <w:pStyle w:val="6"/>
-        <w:keepNext w:val="0"/>
-        <w:keepLines w:val="0"/>
-        <w:widowControl/>
-        <w:suppressLineNumbers w:val="0"/>
-      </w:pPr>
-      <w:r>
-        <w:rPr>
-          <w:rStyle w:val="12"/>
-        </w:rPr>
-        <w:t>多个检测器都觉得它可疑</w:t>
-      </w:r>
-    </w:p>
-    <w:p>
-      <w:pPr>
-        <w:pStyle w:val="7"/>
-        <w:keepNext w:val="0"/>
-        <w:keepLines w:val="0"/>
-        <w:widowControl/>
-        <w:suppressLineNumbers w:val="0"/>
-      </w:pPr>
-      <w:r>
-        <w:t>再看正常值：</w:t>
-      </w:r>
-    </w:p>
-    <w:p>
-      <w:pPr>
-        <w:pStyle w:val="6"/>
-        <w:keepNext w:val="0"/>
-        <w:keepLines w:val="0"/>
-        <w:widowControl/>
-        <w:suppressLineNumbers w:val="0"/>
-      </w:pPr>
-      <w:r>
-        <w:rPr>
-          <w:rStyle w:val="12"/>
-        </w:rPr>
-        <w:t>18963603521</w:t>
-      </w:r>
-    </w:p>
-    <w:p>
-      <w:pPr>
-        <w:pStyle w:val="7"/>
-        <w:keepNext w:val="0"/>
-        <w:keepLines w:val="0"/>
-        <w:widowControl/>
-        <w:suppressLineNumbers w:val="0"/>
-      </w:pPr>
-      <w:r>
-        <w:t>检测结果可能是：</w:t>
-      </w:r>
-    </w:p>
-    <w:tbl>
-      <w:tblPr>
-        <w:tblStyle w:val="8"/>
-        <w:tblW w:w="0" w:type="auto"/>
-        <w:tblCellSpacing w:w="15" w:type="dxa"/>
-        <w:tblInd w:w="0" w:type="dxa"/>
-        <w:tblBorders>
-          <w:top w:val="none" w:color="auto" w:sz="0" w:space="0"/>
-          <w:left w:val="none" w:color="auto" w:sz="0" w:space="0"/>
-          <w:bottom w:val="none" w:color="auto" w:sz="0" w:space="0"/>
-          <w:right w:val="none" w:color="auto" w:sz="0" w:space="0"/>
-          <w:insideH w:val="none" w:color="auto" w:sz="0" w:space="0"/>
-          <w:insideV w:val="none" w:color="auto" w:sz="0" w:space="0"/>
-        </w:tblBorders>
-        <w:shd w:val="clear" w:color="auto" w:fill="auto"/>
-        <w:tblLayout w:type="autofit"/>
-        <w:tblCellMar>
-          <w:top w:w="15" w:type="dxa"/>
-          <w:left w:w="15" w:type="dxa"/>
-          <w:bottom w:w="15" w:type="dxa"/>
-          <w:right w:w="15" w:type="dxa"/>
-        </w:tblCellMar>
-      </w:tblPr>
-      <w:tblGrid>
-        <w:gridCol w:w="3315"/>
-        <w:gridCol w:w="1039"/>
-      </w:tblGrid>
-      <w:tr>
-        <w:tblPrEx>
-          <w:tblBorders>
-            <w:top w:val="none" w:color="auto" w:sz="0" w:space="0"/>
-            <w:left w:val="none" w:color="auto" w:sz="0" w:space="0"/>
-            <w:bottom w:val="none" w:color="auto" w:sz="0" w:space="0"/>
-            <w:right w:val="none" w:color="auto" w:sz="0" w:space="0"/>
-            <w:insideH w:val="none" w:color="auto" w:sz="0" w:space="0"/>
-            <w:insideV w:val="none" w:color="auto" w:sz="0" w:space="0"/>
-          </w:tblBorders>
-          <w:shd w:val="clear" w:color="auto" w:fill="auto"/>
-          <w:tblCellMar>
-            <w:top w:w="15" w:type="dxa"/>
-            <w:left w:w="15" w:type="dxa"/>
-            <w:bottom w:w="15" w:type="dxa"/>
-            <w:right w:w="15" w:type="dxa"/>
-          </w:tblCellMar>
-        </w:tblPrEx>
-        <w:trPr>
-          <w:tblHeader/>
-          <w:tblCellSpacing w:w="15" w:type="dxa"/>
-        </w:trPr>
-        <w:tc>
-          <w:tcPr>
-            <w:tcW w:w="0" w:type="auto"/>
-            <w:shd w:val="clear" w:color="auto" w:fill="auto"/>
-            <w:vAlign w:val="center"/>
-          </w:tcPr>
-          <w:p>
-            <w:pPr>
-              <w:keepNext w:val="0"/>
-              <w:keepLines w:val="0"/>
-              <w:widowControl/>
-              <w:suppressLineNumbers w:val="0"/>
-              <w:jc w:val="center"/>
-              <w:rPr>
-                <w:b/>
-                <w:bCs/>
-              </w:rPr>
-            </w:pPr>
-            <w:r>
-              <w:rPr>
-                <w:rFonts w:ascii="宋体" w:hAnsi="宋体" w:eastAsia="宋体" w:cs="宋体"/>
-                <w:b/>
-                <w:bCs/>
-                <w:kern w:val="0"/>
-                <w:sz w:val="24"/>
-                <w:szCs w:val="24"/>
-                <w:lang w:val="en-US" w:eastAsia="zh-CN" w:bidi="ar"/>
-              </w:rPr>
-              <w:t>检测策略</w:t>
-            </w:r>
-          </w:p>
-        </w:tc>
-        <w:tc>
-          <w:tcPr>
-            <w:tcW w:w="0" w:type="auto"/>
-            <w:shd w:val="clear" w:color="auto" w:fill="auto"/>
-            <w:vAlign w:val="center"/>
-          </w:tcPr>
-          <w:p>
-            <w:pPr>
-              <w:keepNext w:val="0"/>
-              <w:keepLines w:val="0"/>
-              <w:widowControl/>
-              <w:suppressLineNumbers w:val="0"/>
-              <w:jc w:val="center"/>
-              <w:rPr>
-                <w:b/>
-                <w:bCs/>
-              </w:rPr>
-            </w:pPr>
-            <w:r>
-              <w:rPr>
-                <w:rFonts w:ascii="宋体" w:hAnsi="宋体" w:eastAsia="宋体" w:cs="宋体"/>
-                <w:b/>
-                <w:bCs/>
-                <w:kern w:val="0"/>
-                <w:sz w:val="24"/>
-                <w:szCs w:val="24"/>
-                <w:lang w:val="en-US" w:eastAsia="zh-CN" w:bidi="ar"/>
-              </w:rPr>
-              <w:t>判断结果</w:t>
-            </w:r>
-          </w:p>
-        </w:tc>
-      </w:tr>
-      <w:tr>
-        <w:tblPrEx>
-          <w:tblBorders>
-            <w:top w:val="none" w:color="auto" w:sz="0" w:space="0"/>
-            <w:left w:val="none" w:color="auto" w:sz="0" w:space="0"/>
-            <w:bottom w:val="none" w:color="auto" w:sz="0" w:space="0"/>
-            <w:right w:val="none" w:color="auto" w:sz="0" w:space="0"/>
-            <w:insideH w:val="none" w:color="auto" w:sz="0" w:space="0"/>
-            <w:insideV w:val="none" w:color="auto" w:sz="0" w:space="0"/>
-          </w:tblBorders>
           <w:shd w:val="clear" w:color="auto" w:fill="auto"/>
           <w:tblCellMar>
             <w:top w:w="15" w:type="dxa"/>
@@ -11755,7 +11020,6 @@
             <w:insideH w:val="none" w:color="auto" w:sz="0" w:space="0"/>
             <w:insideV w:val="none" w:color="auto" w:sz="0" w:space="0"/>
           </w:tblBorders>
-          <w:shd w:val="clear" w:color="auto" w:fill="auto"/>
           <w:tblCellMar>
             <w:top w:w="15" w:type="dxa"/>
             <w:left w:w="15" w:type="dxa"/>
@@ -11916,6 +11180,7 @@
             <w:insideH w:val="none" w:color="auto" w:sz="0" w:space="0"/>
             <w:insideV w:val="none" w:color="auto" w:sz="0" w:space="0"/>
           </w:tblBorders>
+          <w:shd w:val="clear" w:color="auto" w:fill="auto"/>
           <w:tblCellMar>
             <w:top w:w="15" w:type="dxa"/>
             <w:left w:w="15" w:type="dxa"/>
@@ -12410,6 +11675,7 @@
             <w:insideH w:val="none" w:color="auto" w:sz="0" w:space="0"/>
             <w:insideV w:val="none" w:color="auto" w:sz="0" w:space="0"/>
           </w:tblBorders>
+          <w:shd w:val="clear" w:color="auto" w:fill="auto"/>
           <w:tblCellMar>
             <w:top w:w="15" w:type="dxa"/>
             <w:left w:w="15" w:type="dxa"/>
@@ -12483,6 +11749,7 @@
             <w:insideH w:val="none" w:color="auto" w:sz="0" w:space="0"/>
             <w:insideV w:val="none" w:color="auto" w:sz="0" w:space="0"/>
           </w:tblBorders>
+          <w:shd w:val="clear" w:color="auto" w:fill="auto"/>
           <w:tblCellMar>
             <w:top w:w="15" w:type="dxa"/>
             <w:left w:w="15" w:type="dxa"/>
@@ -12598,6 +11865,7 @@
             <w:insideH w:val="none" w:color="auto" w:sz="0" w:space="0"/>
             <w:insideV w:val="none" w:color="auto" w:sz="0" w:space="0"/>
           </w:tblBorders>
+          <w:shd w:val="clear" w:color="auto" w:fill="auto"/>
           <w:tblCellMar>
             <w:top w:w="15" w:type="dxa"/>
             <w:left w:w="15" w:type="dxa"/>
@@ -13000,6 +12268,7 @@
             <w:insideH w:val="none" w:color="auto" w:sz="0" w:space="0"/>
             <w:insideV w:val="none" w:color="auto" w:sz="0" w:space="0"/>
           </w:tblBorders>
+          <w:shd w:val="clear" w:color="auto" w:fill="auto"/>
           <w:tblCellMar>
             <w:top w:w="15" w:type="dxa"/>
             <w:left w:w="15" w:type="dxa"/>
@@ -13306,7 +12575,6 @@
             <w:insideH w:val="none" w:color="auto" w:sz="0" w:space="0"/>
             <w:insideV w:val="none" w:color="auto" w:sz="0" w:space="0"/>
           </w:tblBorders>
-          <w:shd w:val="clear" w:color="auto" w:fill="auto"/>
           <w:tblCellMar>
             <w:top w:w="15" w:type="dxa"/>
             <w:left w:w="15" w:type="dxa"/>
@@ -14549,6 +13817,7 @@
             <w:insideH w:val="none" w:color="auto" w:sz="0" w:space="0"/>
             <w:insideV w:val="none" w:color="auto" w:sz="0" w:space="0"/>
           </w:tblBorders>
+          <w:shd w:val="clear" w:color="auto" w:fill="auto"/>
           <w:tblCellMar>
             <w:top w:w="15" w:type="dxa"/>
             <w:left w:w="15" w:type="dxa"/>
@@ -14708,6 +13977,7 @@
             <w:insideH w:val="none" w:color="auto" w:sz="0" w:space="0"/>
             <w:insideV w:val="none" w:color="auto" w:sz="0" w:space="0"/>
           </w:tblBorders>
+          <w:shd w:val="clear" w:color="auto" w:fill="auto"/>
           <w:tblCellMar>
             <w:top w:w="15" w:type="dxa"/>
             <w:left w:w="15" w:type="dxa"/>
@@ -14935,7 +14205,6 @@
             <w:insideH w:val="none" w:color="auto" w:sz="0" w:space="0"/>
             <w:insideV w:val="none" w:color="auto" w:sz="0" w:space="0"/>
           </w:tblBorders>
-          <w:shd w:val="clear" w:color="auto" w:fill="auto"/>
           <w:tblCellMar>
             <w:top w:w="15" w:type="dxa"/>
             <w:left w:w="15" w:type="dxa"/>
@@ -15156,6 +14425,7 @@
             <w:insideH w:val="none" w:color="auto" w:sz="0" w:space="0"/>
             <w:insideV w:val="none" w:color="auto" w:sz="0" w:space="0"/>
           </w:tblBorders>
+          <w:shd w:val="clear" w:color="auto" w:fill="auto"/>
           <w:tblCellMar>
             <w:top w:w="15" w:type="dxa"/>
             <w:left w:w="15" w:type="dxa"/>
@@ -15586,6 +14856,7 @@
             <w:insideH w:val="none" w:color="auto" w:sz="0" w:space="0"/>
             <w:insideV w:val="none" w:color="auto" w:sz="0" w:space="0"/>
           </w:tblBorders>
+          <w:shd w:val="clear" w:color="auto" w:fill="auto"/>
           <w:tblCellMar>
             <w:top w:w="15" w:type="dxa"/>
             <w:left w:w="15" w:type="dxa"/>
@@ -15659,6 +14930,7 @@
             <w:insideH w:val="none" w:color="auto" w:sz="0" w:space="0"/>
             <w:insideV w:val="none" w:color="auto" w:sz="0" w:space="0"/>
           </w:tblBorders>
+          <w:shd w:val="clear" w:color="auto" w:fill="auto"/>
           <w:tblCellMar>
             <w:top w:w="15" w:type="dxa"/>
             <w:left w:w="15" w:type="dxa"/>
@@ -15732,6 +15004,7 @@
             <w:insideH w:val="none" w:color="auto" w:sz="0" w:space="0"/>
             <w:insideV w:val="none" w:color="auto" w:sz="0" w:space="0"/>
           </w:tblBorders>
+          <w:shd w:val="clear" w:color="auto" w:fill="auto"/>
           <w:tblCellMar>
             <w:top w:w="15" w:type="dxa"/>
             <w:left w:w="15" w:type="dxa"/>
@@ -15805,6 +15078,7 @@
             <w:insideH w:val="none" w:color="auto" w:sz="0" w:space="0"/>
             <w:insideV w:val="none" w:color="auto" w:sz="0" w:space="0"/>
           </w:tblBorders>
+          <w:shd w:val="clear" w:color="auto" w:fill="auto"/>
           <w:tblCellMar>
             <w:top w:w="15" w:type="dxa"/>
             <w:left w:w="15" w:type="dxa"/>
@@ -15878,6 +15152,7 @@
             <w:insideH w:val="none" w:color="auto" w:sz="0" w:space="0"/>
             <w:insideV w:val="none" w:color="auto" w:sz="0" w:space="0"/>
           </w:tblBorders>
+          <w:shd w:val="clear" w:color="auto" w:fill="auto"/>
           <w:tblCellMar>
             <w:top w:w="15" w:type="dxa"/>
             <w:left w:w="15" w:type="dxa"/>
@@ -15951,6 +15226,7 @@
             <w:insideH w:val="none" w:color="auto" w:sz="0" w:space="0"/>
             <w:insideV w:val="none" w:color="auto" w:sz="0" w:space="0"/>
           </w:tblBorders>
+          <w:shd w:val="clear" w:color="auto" w:fill="auto"/>
           <w:tblCellMar>
             <w:top w:w="15" w:type="dxa"/>
             <w:left w:w="15" w:type="dxa"/>
@@ -16064,6 +15340,7 @@
             <w:insideH w:val="none" w:color="auto" w:sz="0" w:space="0"/>
             <w:insideV w:val="none" w:color="auto" w:sz="0" w:space="0"/>
           </w:tblBorders>
+          <w:shd w:val="clear" w:color="auto" w:fill="auto"/>
           <w:tblCellMar>
             <w:top w:w="15" w:type="dxa"/>
             <w:left w:w="15" w:type="dxa"/>
@@ -16136,79 +15413,6 @@
                 <w:lang w:val="en-US" w:eastAsia="zh-CN" w:bidi="ar"/>
               </w:rPr>
               <w:t>次数</w:t>
-            </w:r>
-          </w:p>
-        </w:tc>
-      </w:tr>
-      <w:tr>
-        <w:tblPrEx>
-          <w:tblBorders>
-            <w:top w:val="none" w:color="auto" w:sz="0" w:space="0"/>
-            <w:left w:val="none" w:color="auto" w:sz="0" w:space="0"/>
-            <w:bottom w:val="none" w:color="auto" w:sz="0" w:space="0"/>
-            <w:right w:val="none" w:color="auto" w:sz="0" w:space="0"/>
-            <w:insideH w:val="none" w:color="auto" w:sz="0" w:space="0"/>
-            <w:insideV w:val="none" w:color="auto" w:sz="0" w:space="0"/>
-          </w:tblBorders>
-          <w:tblCellMar>
-            <w:top w:w="15" w:type="dxa"/>
-            <w:left w:w="15" w:type="dxa"/>
-            <w:bottom w:w="15" w:type="dxa"/>
-            <w:right w:w="15" w:type="dxa"/>
-          </w:tblCellMar>
-        </w:tblPrEx>
-        <w:trPr>
-          <w:tblCellSpacing w:w="15" w:type="dxa"/>
-        </w:trPr>
-        <w:tc>
-          <w:tcPr>
-            <w:tcW w:w="0" w:type="auto"/>
-            <w:shd w:val="clear" w:color="auto" w:fill="auto"/>
-            <w:vAlign w:val="center"/>
-          </w:tcPr>
-          <w:p>
-            <w:pPr>
-              <w:keepNext w:val="0"/>
-              <w:keepLines w:val="0"/>
-              <w:widowControl/>
-              <w:suppressLineNumbers w:val="0"/>
-              <w:jc w:val="left"/>
-            </w:pPr>
-            <w:r>
-              <w:rPr>
-                <w:rFonts w:ascii="宋体" w:hAnsi="宋体" w:eastAsia="宋体" w:cs="宋体"/>
-                <w:kern w:val="0"/>
-                <w:sz w:val="24"/>
-                <w:szCs w:val="24"/>
-                <w:lang w:val="en-US" w:eastAsia="zh-CN" w:bidi="ar"/>
-              </w:rPr>
-              <w:t>Animalia</w:t>
-            </w:r>
-          </w:p>
-        </w:tc>
-        <w:tc>
-          <w:tcPr>
-            <w:tcW w:w="0" w:type="auto"/>
-            <w:shd w:val="clear" w:color="auto" w:fill="auto"/>
-            <w:vAlign w:val="center"/>
-          </w:tcPr>
-          <w:p>
-            <w:pPr>
-              <w:keepNext w:val="0"/>
-              <w:keepLines w:val="0"/>
-              <w:widowControl/>
-              <w:suppressLineNumbers w:val="0"/>
-              <w:jc w:val="left"/>
-            </w:pPr>
-            <w:r>
-              <w:rPr>
-                <w:rFonts w:ascii="宋体" w:hAnsi="宋体" w:eastAsia="宋体" w:cs="宋体"/>
-                <w:kern w:val="0"/>
-                <w:sz w:val="24"/>
-                <w:szCs w:val="24"/>
-                <w:lang w:val="en-US" w:eastAsia="zh-CN" w:bidi="ar"/>
-              </w:rPr>
-              <w:t>2</w:t>
             </w:r>
           </w:p>
         </w:tc>
@@ -16256,7 +15460,7 @@
                 <w:szCs w:val="24"/>
                 <w:lang w:val="en-US" w:eastAsia="zh-CN" w:bidi="ar"/>
               </w:rPr>
-              <w:t>Plantae</w:t>
+              <w:t>Animalia</w:t>
             </w:r>
           </w:p>
         </w:tc>
@@ -16297,6 +15501,7 @@
             <w:insideH w:val="none" w:color="auto" w:sz="0" w:space="0"/>
             <w:insideV w:val="none" w:color="auto" w:sz="0" w:space="0"/>
           </w:tblBorders>
+          <w:shd w:val="clear" w:color="auto" w:fill="auto"/>
           <w:tblCellMar>
             <w:top w:w="15" w:type="dxa"/>
             <w:left w:w="15" w:type="dxa"/>
@@ -16329,33 +15534,33 @@
                 <w:szCs w:val="24"/>
                 <w:lang w:val="en-US" w:eastAsia="zh-CN" w:bidi="ar"/>
               </w:rPr>
-              <w:t>Fungi</w:t>
-            </w:r>
-          </w:p>
-        </w:tc>
-        <w:tc>
-          <w:tcPr>
-            <w:tcW w:w="0" w:type="auto"/>
-            <w:shd w:val="clear" w:color="auto" w:fill="auto"/>
-            <w:vAlign w:val="center"/>
-          </w:tcPr>
-          <w:p>
-            <w:pPr>
-              <w:keepNext w:val="0"/>
-              <w:keepLines w:val="0"/>
-              <w:widowControl/>
-              <w:suppressLineNumbers w:val="0"/>
-              <w:jc w:val="left"/>
-            </w:pPr>
-            <w:r>
-              <w:rPr>
-                <w:rFonts w:ascii="宋体" w:hAnsi="宋体" w:eastAsia="宋体" w:cs="宋体"/>
-                <w:kern w:val="0"/>
-                <w:sz w:val="24"/>
-                <w:szCs w:val="24"/>
-                <w:lang w:val="en-US" w:eastAsia="zh-CN" w:bidi="ar"/>
-              </w:rPr>
-              <w:t>1</w:t>
+              <w:t>Plantae</w:t>
+            </w:r>
+          </w:p>
+        </w:tc>
+        <w:tc>
+          <w:tcPr>
+            <w:tcW w:w="0" w:type="auto"/>
+            <w:shd w:val="clear" w:color="auto" w:fill="auto"/>
+            <w:vAlign w:val="center"/>
+          </w:tcPr>
+          <w:p>
+            <w:pPr>
+              <w:keepNext w:val="0"/>
+              <w:keepLines w:val="0"/>
+              <w:widowControl/>
+              <w:suppressLineNumbers w:val="0"/>
+              <w:jc w:val="left"/>
+            </w:pPr>
+            <w:r>
+              <w:rPr>
+                <w:rFonts w:ascii="宋体" w:hAnsi="宋体" w:eastAsia="宋体" w:cs="宋体"/>
+                <w:kern w:val="0"/>
+                <w:sz w:val="24"/>
+                <w:szCs w:val="24"/>
+                <w:lang w:val="en-US" w:eastAsia="zh-CN" w:bidi="ar"/>
+              </w:rPr>
+              <w:t>2</w:t>
             </w:r>
           </w:p>
         </w:tc>
@@ -16370,6 +15575,81 @@
             <w:insideH w:val="none" w:color="auto" w:sz="0" w:space="0"/>
             <w:insideV w:val="none" w:color="auto" w:sz="0" w:space="0"/>
           </w:tblBorders>
+          <w:shd w:val="clear" w:color="auto" w:fill="auto"/>
+          <w:tblCellMar>
+            <w:top w:w="15" w:type="dxa"/>
+            <w:left w:w="15" w:type="dxa"/>
+            <w:bottom w:w="15" w:type="dxa"/>
+            <w:right w:w="15" w:type="dxa"/>
+          </w:tblCellMar>
+        </w:tblPrEx>
+        <w:trPr>
+          <w:tblCellSpacing w:w="15" w:type="dxa"/>
+        </w:trPr>
+        <w:tc>
+          <w:tcPr>
+            <w:tcW w:w="0" w:type="auto"/>
+            <w:shd w:val="clear" w:color="auto" w:fill="auto"/>
+            <w:vAlign w:val="center"/>
+          </w:tcPr>
+          <w:p>
+            <w:pPr>
+              <w:keepNext w:val="0"/>
+              <w:keepLines w:val="0"/>
+              <w:widowControl/>
+              <w:suppressLineNumbers w:val="0"/>
+              <w:jc w:val="left"/>
+            </w:pPr>
+            <w:r>
+              <w:rPr>
+                <w:rFonts w:ascii="宋体" w:hAnsi="宋体" w:eastAsia="宋体" w:cs="宋体"/>
+                <w:kern w:val="0"/>
+                <w:sz w:val="24"/>
+                <w:szCs w:val="24"/>
+                <w:lang w:val="en-US" w:eastAsia="zh-CN" w:bidi="ar"/>
+              </w:rPr>
+              <w:t>Fungi</w:t>
+            </w:r>
+          </w:p>
+        </w:tc>
+        <w:tc>
+          <w:tcPr>
+            <w:tcW w:w="0" w:type="auto"/>
+            <w:shd w:val="clear" w:color="auto" w:fill="auto"/>
+            <w:vAlign w:val="center"/>
+          </w:tcPr>
+          <w:p>
+            <w:pPr>
+              <w:keepNext w:val="0"/>
+              <w:keepLines w:val="0"/>
+              <w:widowControl/>
+              <w:suppressLineNumbers w:val="0"/>
+              <w:jc w:val="left"/>
+            </w:pPr>
+            <w:r>
+              <w:rPr>
+                <w:rFonts w:ascii="宋体" w:hAnsi="宋体" w:eastAsia="宋体" w:cs="宋体"/>
+                <w:kern w:val="0"/>
+                <w:sz w:val="24"/>
+                <w:szCs w:val="24"/>
+                <w:lang w:val="en-US" w:eastAsia="zh-CN" w:bidi="ar"/>
+              </w:rPr>
+              <w:t>1</w:t>
+            </w:r>
+          </w:p>
+        </w:tc>
+      </w:tr>
+      <w:tr>
+        <w:tblPrEx>
+          <w:tblBorders>
+            <w:top w:val="none" w:color="auto" w:sz="0" w:space="0"/>
+            <w:left w:val="none" w:color="auto" w:sz="0" w:space="0"/>
+            <w:bottom w:val="none" w:color="auto" w:sz="0" w:space="0"/>
+            <w:right w:val="none" w:color="auto" w:sz="0" w:space="0"/>
+            <w:insideH w:val="none" w:color="auto" w:sz="0" w:space="0"/>
+            <w:insideV w:val="none" w:color="auto" w:sz="0" w:space="0"/>
+          </w:tblBorders>
+          <w:shd w:val="clear" w:color="auto" w:fill="auto"/>
           <w:tblCellMar>
             <w:top w:w="15" w:type="dxa"/>
             <w:left w:w="15" w:type="dxa"/>
@@ -16633,7 +15913,6 @@
             <w:insideH w:val="none" w:color="auto" w:sz="0" w:space="0"/>
             <w:insideV w:val="none" w:color="auto" w:sz="0" w:space="0"/>
           </w:tblBorders>
-          <w:shd w:val="clear" w:color="auto" w:fill="auto"/>
           <w:tblCellMar>
             <w:top w:w="15" w:type="dxa"/>
             <w:left w:w="15" w:type="dxa"/>
@@ -16693,6 +15972,79 @@
                 <w:lang w:val="en-US" w:eastAsia="zh-CN" w:bidi="ar"/>
               </w:rPr>
               <w:t>China</w:t>
+            </w:r>
+          </w:p>
+        </w:tc>
+      </w:tr>
+      <w:tr>
+        <w:tblPrEx>
+          <w:tblBorders>
+            <w:top w:val="none" w:color="auto" w:sz="0" w:space="0"/>
+            <w:left w:val="none" w:color="auto" w:sz="0" w:space="0"/>
+            <w:bottom w:val="none" w:color="auto" w:sz="0" w:space="0"/>
+            <w:right w:val="none" w:color="auto" w:sz="0" w:space="0"/>
+            <w:insideH w:val="none" w:color="auto" w:sz="0" w:space="0"/>
+            <w:insideV w:val="none" w:color="auto" w:sz="0" w:space="0"/>
+          </w:tblBorders>
+          <w:tblCellMar>
+            <w:top w:w="15" w:type="dxa"/>
+            <w:left w:w="15" w:type="dxa"/>
+            <w:bottom w:w="15" w:type="dxa"/>
+            <w:right w:w="15" w:type="dxa"/>
+          </w:tblCellMar>
+        </w:tblPrEx>
+        <w:trPr>
+          <w:tblCellSpacing w:w="15" w:type="dxa"/>
+        </w:trPr>
+        <w:tc>
+          <w:tcPr>
+            <w:tcW w:w="0" w:type="auto"/>
+            <w:shd w:val="clear" w:color="auto" w:fill="auto"/>
+            <w:vAlign w:val="center"/>
+          </w:tcPr>
+          <w:p>
+            <w:pPr>
+              <w:keepNext w:val="0"/>
+              <w:keepLines w:val="0"/>
+              <w:widowControl/>
+              <w:suppressLineNumbers w:val="0"/>
+              <w:jc w:val="left"/>
+            </w:pPr>
+            <w:r>
+              <w:rPr>
+                <w:rFonts w:ascii="宋体" w:hAnsi="宋体" w:eastAsia="宋体" w:cs="宋体"/>
+                <w:kern w:val="0"/>
+                <w:sz w:val="24"/>
+                <w:szCs w:val="24"/>
+                <w:lang w:val="en-US" w:eastAsia="zh-CN" w:bidi="ar"/>
+              </w:rPr>
+              <w:t>2</w:t>
+            </w:r>
+          </w:p>
+        </w:tc>
+        <w:tc>
+          <w:tcPr>
+            <w:tcW w:w="0" w:type="auto"/>
+            <w:shd w:val="clear" w:color="auto" w:fill="auto"/>
+            <w:vAlign w:val="center"/>
+          </w:tcPr>
+          <w:p>
+            <w:pPr>
+              <w:keepNext w:val="0"/>
+              <w:keepLines w:val="0"/>
+              <w:widowControl/>
+              <w:suppressLineNumbers w:val="0"/>
+              <w:jc w:val="left"/>
+            </w:pPr>
+            <w:r>
+              <w:rPr>
+                <w:rFonts w:ascii="宋体" w:hAnsi="宋体" w:eastAsia="宋体" w:cs="宋体"/>
+                <w:kern w:val="0"/>
+                <w:sz w:val="24"/>
+                <w:szCs w:val="24"/>
+                <w:lang w:val="en-US" w:eastAsia="zh-CN" w:bidi="ar"/>
+              </w:rPr>
+              <w:t>Chile</w:t>
             </w:r>
           </w:p>
         </w:tc>
@@ -16740,33 +16092,33 @@
                 <w:szCs w:val="24"/>
                 <w:lang w:val="en-US" w:eastAsia="zh-CN" w:bidi="ar"/>
               </w:rPr>
-              <w:t>2</w:t>
-            </w:r>
-          </w:p>
-        </w:tc>
-        <w:tc>
-          <w:tcPr>
-            <w:tcW w:w="0" w:type="auto"/>
-            <w:shd w:val="clear" w:color="auto" w:fill="auto"/>
-            <w:vAlign w:val="center"/>
-          </w:tcPr>
-          <w:p>
-            <w:pPr>
-              <w:keepNext w:val="0"/>
-              <w:keepLines w:val="0"/>
-              <w:widowControl/>
-              <w:suppressLineNumbers w:val="0"/>
-              <w:jc w:val="left"/>
-            </w:pPr>
-            <w:r>
-              <w:rPr>
-                <w:rFonts w:ascii="宋体" w:hAnsi="宋体" w:eastAsia="宋体" w:cs="宋体"/>
-                <w:kern w:val="0"/>
-                <w:sz w:val="24"/>
-                <w:szCs w:val="24"/>
-                <w:lang w:val="en-US" w:eastAsia="zh-CN" w:bidi="ar"/>
-              </w:rPr>
-              <w:t>Chile</w:t>
+              <w:t>3</w:t>
+            </w:r>
+          </w:p>
+        </w:tc>
+        <w:tc>
+          <w:tcPr>
+            <w:tcW w:w="0" w:type="auto"/>
+            <w:shd w:val="clear" w:color="auto" w:fill="auto"/>
+            <w:vAlign w:val="center"/>
+          </w:tcPr>
+          <w:p>
+            <w:pPr>
+              <w:keepNext w:val="0"/>
+              <w:keepLines w:val="0"/>
+              <w:widowControl/>
+              <w:suppressLineNumbers w:val="0"/>
+              <w:jc w:val="left"/>
+            </w:pPr>
+            <w:r>
+              <w:rPr>
+                <w:rFonts w:ascii="宋体" w:hAnsi="宋体" w:eastAsia="宋体" w:cs="宋体"/>
+                <w:kern w:val="0"/>
+                <w:sz w:val="24"/>
+                <w:szCs w:val="24"/>
+                <w:lang w:val="en-US" w:eastAsia="zh-CN" w:bidi="ar"/>
+              </w:rPr>
+              <w:t>Canada</w:t>
             </w:r>
           </w:p>
         </w:tc>
@@ -16814,33 +16166,33 @@
                 <w:szCs w:val="24"/>
                 <w:lang w:val="en-US" w:eastAsia="zh-CN" w:bidi="ar"/>
               </w:rPr>
-              <w:t>3</w:t>
-            </w:r>
-          </w:p>
-        </w:tc>
-        <w:tc>
-          <w:tcPr>
-            <w:tcW w:w="0" w:type="auto"/>
-            <w:shd w:val="clear" w:color="auto" w:fill="auto"/>
-            <w:vAlign w:val="center"/>
-          </w:tcPr>
-          <w:p>
-            <w:pPr>
-              <w:keepNext w:val="0"/>
-              <w:keepLines w:val="0"/>
-              <w:widowControl/>
-              <w:suppressLineNumbers w:val="0"/>
-              <w:jc w:val="left"/>
-            </w:pPr>
-            <w:r>
-              <w:rPr>
-                <w:rFonts w:ascii="宋体" w:hAnsi="宋体" w:eastAsia="宋体" w:cs="宋体"/>
-                <w:kern w:val="0"/>
-                <w:sz w:val="24"/>
-                <w:szCs w:val="24"/>
-                <w:lang w:val="en-US" w:eastAsia="zh-CN" w:bidi="ar"/>
-              </w:rPr>
-              <w:t>Canada</w:t>
+              <w:t>4</w:t>
+            </w:r>
+          </w:p>
+        </w:tc>
+        <w:tc>
+          <w:tcPr>
+            <w:tcW w:w="0" w:type="auto"/>
+            <w:shd w:val="clear" w:color="auto" w:fill="auto"/>
+            <w:vAlign w:val="center"/>
+          </w:tcPr>
+          <w:p>
+            <w:pPr>
+              <w:keepNext w:val="0"/>
+              <w:keepLines w:val="0"/>
+              <w:widowControl/>
+              <w:suppressLineNumbers w:val="0"/>
+              <w:jc w:val="left"/>
+            </w:pPr>
+            <w:r>
+              <w:rPr>
+                <w:rFonts w:ascii="宋体" w:hAnsi="宋体" w:eastAsia="宋体" w:cs="宋体"/>
+                <w:kern w:val="0"/>
+                <w:sz w:val="24"/>
+                <w:szCs w:val="24"/>
+                <w:lang w:val="en-US" w:eastAsia="zh-CN" w:bidi="ar"/>
+              </w:rPr>
+              <w:t>France</w:t>
             </w:r>
           </w:p>
         </w:tc>
@@ -16855,81 +16207,6 @@
             <w:insideH w:val="none" w:color="auto" w:sz="0" w:space="0"/>
             <w:insideV w:val="none" w:color="auto" w:sz="0" w:space="0"/>
           </w:tblBorders>
-          <w:shd w:val="clear" w:color="auto" w:fill="auto"/>
-          <w:tblCellMar>
-            <w:top w:w="15" w:type="dxa"/>
-            <w:left w:w="15" w:type="dxa"/>
-            <w:bottom w:w="15" w:type="dxa"/>
-            <w:right w:w="15" w:type="dxa"/>
-          </w:tblCellMar>
-        </w:tblPrEx>
-        <w:trPr>
-          <w:tblCellSpacing w:w="15" w:type="dxa"/>
-        </w:trPr>
-        <w:tc>
-          <w:tcPr>
-            <w:tcW w:w="0" w:type="auto"/>
-            <w:shd w:val="clear" w:color="auto" w:fill="auto"/>
-            <w:vAlign w:val="center"/>
-          </w:tcPr>
-          <w:p>
-            <w:pPr>
-              <w:keepNext w:val="0"/>
-              <w:keepLines w:val="0"/>
-              <w:widowControl/>
-              <w:suppressLineNumbers w:val="0"/>
-              <w:jc w:val="left"/>
-            </w:pPr>
-            <w:r>
-              <w:rPr>
-                <w:rFonts w:ascii="宋体" w:hAnsi="宋体" w:eastAsia="宋体" w:cs="宋体"/>
-                <w:kern w:val="0"/>
-                <w:sz w:val="24"/>
-                <w:szCs w:val="24"/>
-                <w:lang w:val="en-US" w:eastAsia="zh-CN" w:bidi="ar"/>
-              </w:rPr>
-              <w:t>4</w:t>
-            </w:r>
-          </w:p>
-        </w:tc>
-        <w:tc>
-          <w:tcPr>
-            <w:tcW w:w="0" w:type="auto"/>
-            <w:shd w:val="clear" w:color="auto" w:fill="auto"/>
-            <w:vAlign w:val="center"/>
-          </w:tcPr>
-          <w:p>
-            <w:pPr>
-              <w:keepNext w:val="0"/>
-              <w:keepLines w:val="0"/>
-              <w:widowControl/>
-              <w:suppressLineNumbers w:val="0"/>
-              <w:jc w:val="left"/>
-            </w:pPr>
-            <w:r>
-              <w:rPr>
-                <w:rFonts w:ascii="宋体" w:hAnsi="宋体" w:eastAsia="宋体" w:cs="宋体"/>
-                <w:kern w:val="0"/>
-                <w:sz w:val="24"/>
-                <w:szCs w:val="24"/>
-                <w:lang w:val="en-US" w:eastAsia="zh-CN" w:bidi="ar"/>
-              </w:rPr>
-              <w:t>France</w:t>
-            </w:r>
-          </w:p>
-        </w:tc>
-      </w:tr>
-      <w:tr>
-        <w:tblPrEx>
-          <w:tblBorders>
-            <w:top w:val="none" w:color="auto" w:sz="0" w:space="0"/>
-            <w:left w:val="none" w:color="auto" w:sz="0" w:space="0"/>
-            <w:bottom w:val="none" w:color="auto" w:sz="0" w:space="0"/>
-            <w:right w:val="none" w:color="auto" w:sz="0" w:space="0"/>
-            <w:insideH w:val="none" w:color="auto" w:sz="0" w:space="0"/>
-            <w:insideV w:val="none" w:color="auto" w:sz="0" w:space="0"/>
-          </w:tblBorders>
-          <w:shd w:val="clear" w:color="auto" w:fill="auto"/>
           <w:tblCellMar>
             <w:top w:w="15" w:type="dxa"/>
             <w:left w:w="15" w:type="dxa"/>
@@ -17401,6 +16678,7 @@
             <w:insideH w:val="none" w:color="auto" w:sz="0" w:space="0"/>
             <w:insideV w:val="none" w:color="auto" w:sz="0" w:space="0"/>
           </w:tblBorders>
+          <w:shd w:val="clear" w:color="auto" w:fill="auto"/>
           <w:tblCellMar>
             <w:top w:w="15" w:type="dxa"/>
             <w:left w:w="15" w:type="dxa"/>
@@ -17600,6 +16878,7 @@
             <w:insideH w:val="none" w:color="auto" w:sz="0" w:space="0"/>
             <w:insideV w:val="none" w:color="auto" w:sz="0" w:space="0"/>
           </w:tblBorders>
+          <w:shd w:val="clear" w:color="auto" w:fill="auto"/>
           <w:tblCellMar>
             <w:top w:w="15" w:type="dxa"/>
             <w:left w:w="15" w:type="dxa"/>
@@ -17853,6 +17132,7 @@
             <w:insideH w:val="none" w:color="auto" w:sz="0" w:space="0"/>
             <w:insideV w:val="none" w:color="auto" w:sz="0" w:space="0"/>
           </w:tblBorders>
+          <w:shd w:val="clear" w:color="auto" w:fill="auto"/>
           <w:tblCellMar>
             <w:top w:w="15" w:type="dxa"/>
             <w:left w:w="15" w:type="dxa"/>
@@ -17886,6 +17166,80 @@
                 <w:lang w:val="en-US" w:eastAsia="zh-CN" w:bidi="ar"/>
               </w:rPr>
               <w:t>13800138000</w:t>
+            </w:r>
+          </w:p>
+        </w:tc>
+        <w:tc>
+          <w:tcPr>
+            <w:tcW w:w="0" w:type="auto"/>
+            <w:shd w:val="clear" w:color="auto" w:fill="auto"/>
+            <w:vAlign w:val="center"/>
+          </w:tcPr>
+          <w:p>
+            <w:pPr>
+              <w:keepNext w:val="0"/>
+              <w:keepLines w:val="0"/>
+              <w:widowControl/>
+              <w:suppressLineNumbers w:val="0"/>
+              <w:jc w:val="left"/>
+            </w:pPr>
+            <w:r>
+              <w:rPr>
+                <w:rStyle w:val="12"/>
+                <w:rFonts w:ascii="宋体" w:hAnsi="宋体" w:eastAsia="宋体" w:cs="宋体"/>
+                <w:kern w:val="0"/>
+                <w:sz w:val="24"/>
+                <w:szCs w:val="24"/>
+                <w:lang w:val="en-US" w:eastAsia="zh-CN" w:bidi="ar"/>
+              </w:rPr>
+              <w:t>DDDDDDDDDDD</w:t>
+            </w:r>
+          </w:p>
+        </w:tc>
+      </w:tr>
+      <w:tr>
+        <w:tblPrEx>
+          <w:tblBorders>
+            <w:top w:val="none" w:color="auto" w:sz="0" w:space="0"/>
+            <w:left w:val="none" w:color="auto" w:sz="0" w:space="0"/>
+            <w:bottom w:val="none" w:color="auto" w:sz="0" w:space="0"/>
+            <w:right w:val="none" w:color="auto" w:sz="0" w:space="0"/>
+            <w:insideH w:val="none" w:color="auto" w:sz="0" w:space="0"/>
+            <w:insideV w:val="none" w:color="auto" w:sz="0" w:space="0"/>
+          </w:tblBorders>
+          <w:tblCellMar>
+            <w:top w:w="15" w:type="dxa"/>
+            <w:left w:w="15" w:type="dxa"/>
+            <w:bottom w:w="15" w:type="dxa"/>
+            <w:right w:w="15" w:type="dxa"/>
+          </w:tblCellMar>
+        </w:tblPrEx>
+        <w:trPr>
+          <w:tblCellSpacing w:w="15" w:type="dxa"/>
+        </w:trPr>
+        <w:tc>
+          <w:tcPr>
+            <w:tcW w:w="0" w:type="auto"/>
+            <w:shd w:val="clear" w:color="auto" w:fill="auto"/>
+            <w:vAlign w:val="center"/>
+          </w:tcPr>
+          <w:p>
+            <w:pPr>
+              <w:keepNext w:val="0"/>
+              <w:keepLines w:val="0"/>
+              <w:widowControl/>
+              <w:suppressLineNumbers w:val="0"/>
+              <w:jc w:val="left"/>
+            </w:pPr>
+            <w:r>
+              <w:rPr>
+                <w:rFonts w:ascii="宋体" w:hAnsi="宋体" w:eastAsia="宋体" w:cs="宋体"/>
+                <w:kern w:val="0"/>
+                <w:sz w:val="24"/>
+                <w:szCs w:val="24"/>
+                <w:lang w:val="en-US" w:eastAsia="zh-CN" w:bidi="ar"/>
+              </w:rPr>
+              <w:t>18963603521</w:t>
             </w:r>
           </w:p>
         </w:tc>
@@ -17960,7 +17314,7 @@
                 <w:szCs w:val="24"/>
                 <w:lang w:val="en-US" w:eastAsia="zh-CN" w:bidi="ar"/>
               </w:rPr>
-              <w:t>18963603521</w:t>
+              <w:t>+8613298459825</w:t>
             </w:r>
           </w:p>
         </w:tc>
@@ -17987,7 +17341,7 @@
                 <w:szCs w:val="24"/>
                 <w:lang w:val="en-US" w:eastAsia="zh-CN" w:bidi="ar"/>
               </w:rPr>
-              <w:t>DDDDDDDDDDD</w:t>
+              <w:t>SDDDDDDDDDDDDD</w:t>
             </w:r>
           </w:p>
         </w:tc>
@@ -18003,80 +17357,6 @@
             <w:insideV w:val="none" w:color="auto" w:sz="0" w:space="0"/>
           </w:tblBorders>
           <w:shd w:val="clear" w:color="auto" w:fill="auto"/>
-          <w:tblCellMar>
-            <w:top w:w="15" w:type="dxa"/>
-            <w:left w:w="15" w:type="dxa"/>
-            <w:bottom w:w="15" w:type="dxa"/>
-            <w:right w:w="15" w:type="dxa"/>
-          </w:tblCellMar>
-        </w:tblPrEx>
-        <w:trPr>
-          <w:tblCellSpacing w:w="15" w:type="dxa"/>
-        </w:trPr>
-        <w:tc>
-          <w:tcPr>
-            <w:tcW w:w="0" w:type="auto"/>
-            <w:shd w:val="clear" w:color="auto" w:fill="auto"/>
-            <w:vAlign w:val="center"/>
-          </w:tcPr>
-          <w:p>
-            <w:pPr>
-              <w:keepNext w:val="0"/>
-              <w:keepLines w:val="0"/>
-              <w:widowControl/>
-              <w:suppressLineNumbers w:val="0"/>
-              <w:jc w:val="left"/>
-            </w:pPr>
-            <w:r>
-              <w:rPr>
-                <w:rFonts w:ascii="宋体" w:hAnsi="宋体" w:eastAsia="宋体" w:cs="宋体"/>
-                <w:kern w:val="0"/>
-                <w:sz w:val="24"/>
-                <w:szCs w:val="24"/>
-                <w:lang w:val="en-US" w:eastAsia="zh-CN" w:bidi="ar"/>
-              </w:rPr>
-              <w:t>+8613298459825</w:t>
-            </w:r>
-          </w:p>
-        </w:tc>
-        <w:tc>
-          <w:tcPr>
-            <w:tcW w:w="0" w:type="auto"/>
-            <w:shd w:val="clear" w:color="auto" w:fill="auto"/>
-            <w:vAlign w:val="center"/>
-          </w:tcPr>
-          <w:p>
-            <w:pPr>
-              <w:keepNext w:val="0"/>
-              <w:keepLines w:val="0"/>
-              <w:widowControl/>
-              <w:suppressLineNumbers w:val="0"/>
-              <w:jc w:val="left"/>
-            </w:pPr>
-            <w:r>
-              <w:rPr>
-                <w:rStyle w:val="12"/>
-                <w:rFonts w:ascii="宋体" w:hAnsi="宋体" w:eastAsia="宋体" w:cs="宋体"/>
-                <w:kern w:val="0"/>
-                <w:sz w:val="24"/>
-                <w:szCs w:val="24"/>
-                <w:lang w:val="en-US" w:eastAsia="zh-CN" w:bidi="ar"/>
-              </w:rPr>
-              <w:t>SDDDDDDDDDDDDD</w:t>
-            </w:r>
-          </w:p>
-        </w:tc>
-      </w:tr>
-      <w:tr>
-        <w:tblPrEx>
-          <w:tblBorders>
-            <w:top w:val="none" w:color="auto" w:sz="0" w:space="0"/>
-            <w:left w:val="none" w:color="auto" w:sz="0" w:space="0"/>
-            <w:bottom w:val="none" w:color="auto" w:sz="0" w:space="0"/>
-            <w:right w:val="none" w:color="auto" w:sz="0" w:space="0"/>
-            <w:insideH w:val="none" w:color="auto" w:sz="0" w:space="0"/>
-            <w:insideV w:val="none" w:color="auto" w:sz="0" w:space="0"/>
-          </w:tblBorders>
           <w:tblCellMar>
             <w:top w:w="15" w:type="dxa"/>
             <w:left w:w="15" w:type="dxa"/>
@@ -18365,6 +17645,12 @@
             <w:insideV w:val="none" w:color="auto" w:sz="0" w:space="0"/>
           </w:tblBorders>
           <w:shd w:val="clear" w:color="auto" w:fill="auto"/>
+          <w:tblCellMar>
+            <w:top w:w="15" w:type="dxa"/>
+            <w:left w:w="15" w:type="dxa"/>
+            <w:bottom w:w="15" w:type="dxa"/>
+            <w:right w:w="15" w:type="dxa"/>
+          </w:tblCellMar>
         </w:tblPrEx>
         <w:trPr>
           <w:tblHeader/>
@@ -18461,6 +17747,7 @@
             <w:insideH w:val="none" w:color="auto" w:sz="0" w:space="0"/>
             <w:insideV w:val="none" w:color="auto" w:sz="0" w:space="0"/>
           </w:tblBorders>
+          <w:shd w:val="clear" w:color="auto" w:fill="auto"/>
           <w:tblCellMar>
             <w:top w:w="15" w:type="dxa"/>
             <w:left w:w="15" w:type="dxa"/>
@@ -18508,7 +17795,6 @@
             <w:insideH w:val="none" w:color="auto" w:sz="0" w:space="0"/>
             <w:insideV w:val="none" w:color="auto" w:sz="0" w:space="0"/>
           </w:tblBorders>
-          <w:shd w:val="clear" w:color="auto" w:fill="auto"/>
           <w:tblCellMar>
             <w:top w:w="15" w:type="dxa"/>
             <w:left w:w="15" w:type="dxa"/>
@@ -18828,12 +18114,6 @@
             <w:insideV w:val="none" w:color="auto" w:sz="0" w:space="0"/>
           </w:tblBorders>
           <w:shd w:val="clear" w:color="auto" w:fill="auto"/>
-          <w:tblCellMar>
-            <w:top w:w="15" w:type="dxa"/>
-            <w:left w:w="15" w:type="dxa"/>
-            <w:bottom w:w="15" w:type="dxa"/>
-            <w:right w:w="15" w:type="dxa"/>
-          </w:tblCellMar>
         </w:tblPrEx>
         <w:trPr>
           <w:tblHeader/>
@@ -18988,6 +18268,7 @@
             <w:insideH w:val="none" w:color="auto" w:sz="0" w:space="0"/>
             <w:insideV w:val="none" w:color="auto" w:sz="0" w:space="0"/>
           </w:tblBorders>
+          <w:shd w:val="clear" w:color="auto" w:fill="auto"/>
           <w:tblCellMar>
             <w:top w:w="15" w:type="dxa"/>
             <w:left w:w="15" w:type="dxa"/>
@@ -19249,6 +18530,12 @@
             <w:insideH w:val="none" w:color="auto" w:sz="0" w:space="0"/>
             <w:insideV w:val="none" w:color="auto" w:sz="0" w:space="0"/>
           </w:tblBorders>
+          <w:tblCellMar>
+            <w:top w:w="15" w:type="dxa"/>
+            <w:left w:w="15" w:type="dxa"/>
+            <w:bottom w:w="15" w:type="dxa"/>
+            <w:right w:w="15" w:type="dxa"/>
+          </w:tblCellMar>
         </w:tblPrEx>
         <w:trPr>
           <w:tblHeader/>
@@ -19785,6 +19072,7 @@
             <w:insideH w:val="none" w:color="auto" w:sz="0" w:space="0"/>
             <w:insideV w:val="none" w:color="auto" w:sz="0" w:space="0"/>
           </w:tblBorders>
+          <w:shd w:val="clear" w:color="auto" w:fill="auto"/>
           <w:tblCellMar>
             <w:top w:w="15" w:type="dxa"/>
             <w:left w:w="15" w:type="dxa"/>
@@ -19858,6 +19146,7 @@
             <w:insideH w:val="none" w:color="auto" w:sz="0" w:space="0"/>
             <w:insideV w:val="none" w:color="auto" w:sz="0" w:space="0"/>
           </w:tblBorders>
+          <w:shd w:val="clear" w:color="auto" w:fill="auto"/>
           <w:tblCellMar>
             <w:top w:w="15" w:type="dxa"/>
             <w:left w:w="15" w:type="dxa"/>
@@ -20020,6 +19309,12 @@
             <w:insideV w:val="none" w:color="auto" w:sz="0" w:space="0"/>
           </w:tblBorders>
           <w:shd w:val="clear" w:color="auto" w:fill="auto"/>
+          <w:tblCellMar>
+            <w:top w:w="15" w:type="dxa"/>
+            <w:left w:w="15" w:type="dxa"/>
+            <w:bottom w:w="15" w:type="dxa"/>
+            <w:right w:w="15" w:type="dxa"/>
+          </w:tblCellMar>
         </w:tblPrEx>
         <w:trPr>
           <w:tblHeader/>
@@ -20247,6 +19542,7 @@
             <w:insideH w:val="none" w:color="auto" w:sz="0" w:space="0"/>
             <w:insideV w:val="none" w:color="auto" w:sz="0" w:space="0"/>
           </w:tblBorders>
+          <w:shd w:val="clear" w:color="auto" w:fill="auto"/>
           <w:tblCellMar>
             <w:top w:w="15" w:type="dxa"/>
             <w:left w:w="15" w:type="dxa"/>
@@ -20449,6 +19745,7 @@
             <w:insideH w:val="none" w:color="auto" w:sz="0" w:space="0"/>
             <w:insideV w:val="none" w:color="auto" w:sz="0" w:space="0"/>
           </w:tblBorders>
+          <w:shd w:val="clear" w:color="auto" w:fill="auto"/>
           <w:tblCellMar>
             <w:top w:w="15" w:type="dxa"/>
             <w:left w:w="15" w:type="dxa"/>
@@ -20682,6 +19979,7 @@
             <w:insideH w:val="none" w:color="auto" w:sz="0" w:space="0"/>
             <w:insideV w:val="none" w:color="auto" w:sz="0" w:space="0"/>
           </w:tblBorders>
+          <w:shd w:val="clear" w:color="auto" w:fill="auto"/>
           <w:tblCellMar>
             <w:top w:w="15" w:type="dxa"/>
             <w:left w:w="15" w:type="dxa"/>
@@ -21029,6 +20327,7 @@
             <w:insideH w:val="none" w:color="auto" w:sz="0" w:space="0"/>
             <w:insideV w:val="none" w:color="auto" w:sz="0" w:space="0"/>
           </w:tblBorders>
+          <w:shd w:val="clear" w:color="auto" w:fill="auto"/>
           <w:tblCellMar>
             <w:top w:w="15" w:type="dxa"/>
             <w:left w:w="15" w:type="dxa"/>
@@ -21401,6 +20700,7 @@
             <w:insideH w:val="none" w:color="auto" w:sz="0" w:space="0"/>
             <w:insideV w:val="none" w:color="auto" w:sz="0" w:space="0"/>
           </w:tblBorders>
+          <w:shd w:val="clear" w:color="auto" w:fill="auto"/>
           <w:tblCellMar>
             <w:top w:w="15" w:type="dxa"/>
             <w:left w:w="15" w:type="dxa"/>
@@ -21507,6 +20807,106 @@
                 <w:lang w:val="en-US" w:eastAsia="zh-CN" w:bidi="ar"/>
               </w:rPr>
               <w:t xml:space="preserve"> 可疑</w:t>
+            </w:r>
+          </w:p>
+        </w:tc>
+      </w:tr>
+      <w:tr>
+        <w:tblPrEx>
+          <w:tblBorders>
+            <w:top w:val="none" w:color="auto" w:sz="0" w:space="0"/>
+            <w:left w:val="none" w:color="auto" w:sz="0" w:space="0"/>
+            <w:bottom w:val="none" w:color="auto" w:sz="0" w:space="0"/>
+            <w:right w:val="none" w:color="auto" w:sz="0" w:space="0"/>
+            <w:insideH w:val="none" w:color="auto" w:sz="0" w:space="0"/>
+            <w:insideV w:val="none" w:color="auto" w:sz="0" w:space="0"/>
+          </w:tblBorders>
+          <w:shd w:val="clear" w:color="auto" w:fill="auto"/>
+          <w:tblCellMar>
+            <w:top w:w="15" w:type="dxa"/>
+            <w:left w:w="15" w:type="dxa"/>
+            <w:bottom w:w="15" w:type="dxa"/>
+            <w:right w:w="15" w:type="dxa"/>
+          </w:tblCellMar>
+        </w:tblPrEx>
+        <w:trPr>
+          <w:tblCellSpacing w:w="15" w:type="dxa"/>
+        </w:trPr>
+        <w:tc>
+          <w:tcPr>
+            <w:tcW w:w="0" w:type="auto"/>
+            <w:shd w:val="clear" w:color="auto" w:fill="auto"/>
+            <w:vAlign w:val="center"/>
+          </w:tcPr>
+          <w:p>
+            <w:pPr>
+              <w:keepNext w:val="0"/>
+              <w:keepLines w:val="0"/>
+              <w:widowControl/>
+              <w:suppressLineNumbers w:val="0"/>
+              <w:jc w:val="left"/>
+            </w:pPr>
+            <w:r>
+              <w:rPr>
+                <w:rFonts w:ascii="宋体" w:hAnsi="宋体" w:eastAsia="宋体" w:cs="宋体"/>
+                <w:kern w:val="0"/>
+                <w:sz w:val="24"/>
+                <w:szCs w:val="24"/>
+                <w:lang w:val="en-US" w:eastAsia="zh-CN" w:bidi="ar"/>
+              </w:rPr>
+              <w:t>四分位距</w:t>
+            </w:r>
+          </w:p>
+        </w:tc>
+        <w:tc>
+          <w:tcPr>
+            <w:tcW w:w="0" w:type="auto"/>
+            <w:shd w:val="clear" w:color="auto" w:fill="auto"/>
+            <w:vAlign w:val="center"/>
+          </w:tcPr>
+          <w:p>
+            <w:pPr>
+              <w:keepNext w:val="0"/>
+              <w:keepLines w:val="0"/>
+              <w:widowControl/>
+              <w:suppressLineNumbers w:val="0"/>
+              <w:jc w:val="left"/>
+            </w:pPr>
+            <w:r>
+              <w:rPr>
+                <w:rFonts w:ascii="宋体" w:hAnsi="宋体" w:eastAsia="宋体" w:cs="宋体"/>
+                <w:kern w:val="0"/>
+                <w:sz w:val="24"/>
+                <w:szCs w:val="24"/>
+                <w:lang w:val="en-US" w:eastAsia="zh-CN" w:bidi="ar"/>
+              </w:rPr>
+              <w:t>数值是否超出分位范围</w:t>
+            </w:r>
+          </w:p>
+        </w:tc>
+        <w:tc>
+          <w:tcPr>
+            <w:tcW w:w="0" w:type="auto"/>
+            <w:shd w:val="clear" w:color="auto" w:fill="auto"/>
+            <w:vAlign w:val="center"/>
+          </w:tcPr>
+          <w:p>
+            <w:pPr>
+              <w:keepNext w:val="0"/>
+              <w:keepLines w:val="0"/>
+              <w:widowControl/>
+              <w:suppressLineNumbers w:val="0"/>
+              <w:jc w:val="left"/>
+            </w:pPr>
+            <w:r>
+              <w:rPr>
+                <w:rFonts w:ascii="宋体" w:hAnsi="宋体" w:eastAsia="宋体" w:cs="宋体"/>
+                <w:kern w:val="0"/>
+                <w:sz w:val="24"/>
+                <w:szCs w:val="24"/>
+                <w:lang w:val="en-US" w:eastAsia="zh-CN" w:bidi="ar"/>
+              </w:rPr>
+              <w:t>极端工资可疑</w:t>
             </w:r>
           </w:p>
         </w:tc>
@@ -21553,59 +20953,70 @@
                 <w:szCs w:val="24"/>
                 <w:lang w:val="en-US" w:eastAsia="zh-CN" w:bidi="ar"/>
               </w:rPr>
-              <w:t>四分位距</w:t>
-            </w:r>
-          </w:p>
-        </w:tc>
-        <w:tc>
-          <w:tcPr>
-            <w:tcW w:w="0" w:type="auto"/>
-            <w:shd w:val="clear" w:color="auto" w:fill="auto"/>
-            <w:vAlign w:val="center"/>
-          </w:tcPr>
-          <w:p>
-            <w:pPr>
-              <w:keepNext w:val="0"/>
-              <w:keepLines w:val="0"/>
-              <w:widowControl/>
-              <w:suppressLineNumbers w:val="0"/>
-              <w:jc w:val="left"/>
-            </w:pPr>
-            <w:r>
-              <w:rPr>
-                <w:rFonts w:ascii="宋体" w:hAnsi="宋体" w:eastAsia="宋体" w:cs="宋体"/>
-                <w:kern w:val="0"/>
-                <w:sz w:val="24"/>
-                <w:szCs w:val="24"/>
-                <w:lang w:val="en-US" w:eastAsia="zh-CN" w:bidi="ar"/>
-              </w:rPr>
-              <w:t>数值是否超出分位范围</w:t>
-            </w:r>
-          </w:p>
-        </w:tc>
-        <w:tc>
-          <w:tcPr>
-            <w:tcW w:w="0" w:type="auto"/>
-            <w:shd w:val="clear" w:color="auto" w:fill="auto"/>
-            <w:vAlign w:val="center"/>
-          </w:tcPr>
-          <w:p>
-            <w:pPr>
-              <w:keepNext w:val="0"/>
-              <w:keepLines w:val="0"/>
-              <w:widowControl/>
-              <w:suppressLineNumbers w:val="0"/>
-              <w:jc w:val="left"/>
-            </w:pPr>
-            <w:r>
-              <w:rPr>
-                <w:rFonts w:ascii="宋体" w:hAnsi="宋体" w:eastAsia="宋体" w:cs="宋体"/>
-                <w:kern w:val="0"/>
-                <w:sz w:val="24"/>
-                <w:szCs w:val="24"/>
-                <w:lang w:val="en-US" w:eastAsia="zh-CN" w:bidi="ar"/>
-              </w:rPr>
-              <w:t>极端工资可疑</w:t>
+              <w:t>函数依赖</w:t>
+            </w:r>
+          </w:p>
+        </w:tc>
+        <w:tc>
+          <w:tcPr>
+            <w:tcW w:w="0" w:type="auto"/>
+            <w:shd w:val="clear" w:color="auto" w:fill="auto"/>
+            <w:vAlign w:val="center"/>
+          </w:tcPr>
+          <w:p>
+            <w:pPr>
+              <w:keepNext w:val="0"/>
+              <w:keepLines w:val="0"/>
+              <w:widowControl/>
+              <w:suppressLineNumbers w:val="0"/>
+              <w:jc w:val="left"/>
+            </w:pPr>
+            <w:r>
+              <w:rPr>
+                <w:rFonts w:ascii="宋体" w:hAnsi="宋体" w:eastAsia="宋体" w:cs="宋体"/>
+                <w:kern w:val="0"/>
+                <w:sz w:val="24"/>
+                <w:szCs w:val="24"/>
+                <w:lang w:val="en-US" w:eastAsia="zh-CN" w:bidi="ar"/>
+              </w:rPr>
+              <w:t>列间关系是否一致</w:t>
+            </w:r>
+          </w:p>
+        </w:tc>
+        <w:tc>
+          <w:tcPr>
+            <w:tcW w:w="0" w:type="auto"/>
+            <w:shd w:val="clear" w:color="auto" w:fill="auto"/>
+            <w:vAlign w:val="center"/>
+          </w:tcPr>
+          <w:p>
+            <w:pPr>
+              <w:keepNext w:val="0"/>
+              <w:keepLines w:val="0"/>
+              <w:widowControl/>
+              <w:suppressLineNumbers w:val="0"/>
+              <w:jc w:val="left"/>
+            </w:pPr>
+            <w:r>
+              <w:rPr>
+                <w:rStyle w:val="12"/>
+                <w:rFonts w:ascii="宋体" w:hAnsi="宋体" w:eastAsia="宋体" w:cs="宋体"/>
+                <w:kern w:val="0"/>
+                <w:sz w:val="24"/>
+                <w:szCs w:val="24"/>
+                <w:lang w:val="en-US" w:eastAsia="zh-CN" w:bidi="ar"/>
+              </w:rPr>
+              <w:t>Japan -&gt; Osaka</w:t>
+            </w:r>
+            <w:r>
+              <w:rPr>
+                <w:rFonts w:ascii="宋体" w:hAnsi="宋体" w:eastAsia="宋体" w:cs="宋体"/>
+                <w:kern w:val="0"/>
+                <w:sz w:val="24"/>
+                <w:szCs w:val="24"/>
+                <w:lang w:val="en-US" w:eastAsia="zh-CN" w:bidi="ar"/>
+              </w:rPr>
+              <w:t xml:space="preserve"> 可疑</w:t>
             </w:r>
           </w:p>
         </w:tc>
@@ -21620,116 +21031,7 @@
             <w:insideH w:val="none" w:color="auto" w:sz="0" w:space="0"/>
             <w:insideV w:val="none" w:color="auto" w:sz="0" w:space="0"/>
           </w:tblBorders>
-          <w:tblCellMar>
-            <w:top w:w="15" w:type="dxa"/>
-            <w:left w:w="15" w:type="dxa"/>
-            <w:bottom w:w="15" w:type="dxa"/>
-            <w:right w:w="15" w:type="dxa"/>
-          </w:tblCellMar>
-        </w:tblPrEx>
-        <w:trPr>
-          <w:tblCellSpacing w:w="15" w:type="dxa"/>
-        </w:trPr>
-        <w:tc>
-          <w:tcPr>
-            <w:tcW w:w="0" w:type="auto"/>
-            <w:shd w:val="clear" w:color="auto" w:fill="auto"/>
-            <w:vAlign w:val="center"/>
-          </w:tcPr>
-          <w:p>
-            <w:pPr>
-              <w:keepNext w:val="0"/>
-              <w:keepLines w:val="0"/>
-              <w:widowControl/>
-              <w:suppressLineNumbers w:val="0"/>
-              <w:jc w:val="left"/>
-            </w:pPr>
-            <w:r>
-              <w:rPr>
-                <w:rFonts w:ascii="宋体" w:hAnsi="宋体" w:eastAsia="宋体" w:cs="宋体"/>
-                <w:kern w:val="0"/>
-                <w:sz w:val="24"/>
-                <w:szCs w:val="24"/>
-                <w:lang w:val="en-US" w:eastAsia="zh-CN" w:bidi="ar"/>
-              </w:rPr>
-              <w:t>函数依赖</w:t>
-            </w:r>
-          </w:p>
-        </w:tc>
-        <w:tc>
-          <w:tcPr>
-            <w:tcW w:w="0" w:type="auto"/>
-            <w:shd w:val="clear" w:color="auto" w:fill="auto"/>
-            <w:vAlign w:val="center"/>
-          </w:tcPr>
-          <w:p>
-            <w:pPr>
-              <w:keepNext w:val="0"/>
-              <w:keepLines w:val="0"/>
-              <w:widowControl/>
-              <w:suppressLineNumbers w:val="0"/>
-              <w:jc w:val="left"/>
-            </w:pPr>
-            <w:r>
-              <w:rPr>
-                <w:rFonts w:ascii="宋体" w:hAnsi="宋体" w:eastAsia="宋体" w:cs="宋体"/>
-                <w:kern w:val="0"/>
-                <w:sz w:val="24"/>
-                <w:szCs w:val="24"/>
-                <w:lang w:val="en-US" w:eastAsia="zh-CN" w:bidi="ar"/>
-              </w:rPr>
-              <w:t>列间关系是否一致</w:t>
-            </w:r>
-          </w:p>
-        </w:tc>
-        <w:tc>
-          <w:tcPr>
-            <w:tcW w:w="0" w:type="auto"/>
-            <w:shd w:val="clear" w:color="auto" w:fill="auto"/>
-            <w:vAlign w:val="center"/>
-          </w:tcPr>
-          <w:p>
-            <w:pPr>
-              <w:keepNext w:val="0"/>
-              <w:keepLines w:val="0"/>
-              <w:widowControl/>
-              <w:suppressLineNumbers w:val="0"/>
-              <w:jc w:val="left"/>
-            </w:pPr>
-            <w:r>
-              <w:rPr>
-                <w:rStyle w:val="12"/>
-                <w:rFonts w:ascii="宋体" w:hAnsi="宋体" w:eastAsia="宋体" w:cs="宋体"/>
-                <w:kern w:val="0"/>
-                <w:sz w:val="24"/>
-                <w:szCs w:val="24"/>
-                <w:lang w:val="en-US" w:eastAsia="zh-CN" w:bidi="ar"/>
-              </w:rPr>
-              <w:t>Japan -&gt; Osaka</w:t>
-            </w:r>
-            <w:r>
-              <w:rPr>
-                <w:rFonts w:ascii="宋体" w:hAnsi="宋体" w:eastAsia="宋体" w:cs="宋体"/>
-                <w:kern w:val="0"/>
-                <w:sz w:val="24"/>
-                <w:szCs w:val="24"/>
-                <w:lang w:val="en-US" w:eastAsia="zh-CN" w:bidi="ar"/>
-              </w:rPr>
-              <w:t xml:space="preserve"> 可疑</w:t>
-            </w:r>
-          </w:p>
-        </w:tc>
-      </w:tr>
-      <w:tr>
-        <w:tblPrEx>
-          <w:tblBorders>
-            <w:top w:val="none" w:color="auto" w:sz="0" w:space="0"/>
-            <w:left w:val="none" w:color="auto" w:sz="0" w:space="0"/>
-            <w:bottom w:val="none" w:color="auto" w:sz="0" w:space="0"/>
-            <w:right w:val="none" w:color="auto" w:sz="0" w:space="0"/>
-            <w:insideH w:val="none" w:color="auto" w:sz="0" w:space="0"/>
-            <w:insideV w:val="none" w:color="auto" w:sz="0" w:space="0"/>
-          </w:tblBorders>
+          <w:shd w:val="clear" w:color="auto" w:fill="auto"/>
           <w:tblCellMar>
             <w:top w:w="15" w:type="dxa"/>
             <w:left w:w="15" w:type="dxa"/>
@@ -22538,6 +21840,7 @@
             <w:insideH w:val="none" w:color="auto" w:sz="0" w:space="0"/>
             <w:insideV w:val="none" w:color="auto" w:sz="0" w:space="0"/>
           </w:tblBorders>
+          <w:shd w:val="clear" w:color="auto" w:fill="auto"/>
           <w:tblCellMar>
             <w:top w:w="15" w:type="dxa"/>
             <w:left w:w="15" w:type="dxa"/>
@@ -23523,6 +22826,7 @@
             <w:insideH w:val="none" w:color="auto" w:sz="0" w:space="0"/>
             <w:insideV w:val="none" w:color="auto" w:sz="0" w:space="0"/>
           </w:tblBorders>
+          <w:shd w:val="clear" w:color="auto" w:fill="auto"/>
           <w:tblCellMar>
             <w:top w:w="15" w:type="dxa"/>
             <w:left w:w="15" w:type="dxa"/>
@@ -23986,7 +23290,6 @@
             <w:insideH w:val="none" w:color="auto" w:sz="0" w:space="0"/>
             <w:insideV w:val="none" w:color="auto" w:sz="0" w:space="0"/>
           </w:tblBorders>
-          <w:shd w:val="clear" w:color="auto" w:fill="auto"/>
           <w:tblCellMar>
             <w:top w:w="15" w:type="dxa"/>
             <w:left w:w="15" w:type="dxa"/>
@@ -25613,7 +24916,6 @@
           <w:spacing w:val="0"/>
           <w:sz w:val="17"/>
           <w:szCs w:val="17"/>
-          <w:bdr w:val="none" w:color="auto" w:sz="0" w:space="0"/>
           <w:shd w:val="clear" w:fill="F0F0F0"/>
         </w:rPr>
         <w:t>Holland</w:t>
@@ -25643,7 +24945,6 @@
           <w:spacing w:val="0"/>
           <w:sz w:val="17"/>
           <w:szCs w:val="17"/>
-          <w:bdr w:val="none" w:color="auto" w:sz="0" w:space="0"/>
           <w:shd w:val="clear" w:fill="F0F0F0"/>
         </w:rPr>
         <w:t>Netherlands</w:t>
@@ -25673,7 +24974,6 @@
           <w:spacing w:val="0"/>
           <w:sz w:val="17"/>
           <w:szCs w:val="17"/>
-          <w:bdr w:val="none" w:color="auto" w:sz="0" w:space="0"/>
           <w:shd w:val="clear" w:fill="F0F0F0"/>
         </w:rPr>
         <w:t>Holland</w:t>
@@ -25740,7 +25040,6 @@
           <w:spacing w:val="0"/>
           <w:sz w:val="17"/>
           <w:szCs w:val="17"/>
-          <w:bdr w:val="none" w:color="auto" w:sz="0" w:space="0"/>
           <w:shd w:val="clear" w:fill="F0F0F0"/>
         </w:rPr>
         <w:t>&lt;Lu&gt;</w:t>
@@ -25770,7 +25069,6 @@
           <w:spacing w:val="0"/>
           <w:sz w:val="17"/>
           <w:szCs w:val="17"/>
-          <w:bdr w:val="none" w:color="auto" w:sz="0" w:space="0"/>
           <w:shd w:val="clear" w:fill="F0F0F0"/>
         </w:rPr>
         <w:t>&lt;Nd&gt;</w:t>
@@ -26886,6 +26184,7 @@
             <w:insideH w:val="none" w:color="auto" w:sz="0" w:space="0"/>
             <w:insideV w:val="none" w:color="auto" w:sz="0" w:space="0"/>
           </w:tblBorders>
+          <w:shd w:val="clear" w:color="auto" w:fill="auto"/>
           <w:tblCellMar>
             <w:top w:w="15" w:type="dxa"/>
             <w:left w:w="15" w:type="dxa"/>
@@ -27003,7 +26302,6 @@
             <w:insideH w:val="none" w:color="auto" w:sz="0" w:space="0"/>
             <w:insideV w:val="none" w:color="auto" w:sz="0" w:space="0"/>
           </w:tblBorders>
-          <w:shd w:val="clear" w:color="auto" w:fill="auto"/>
           <w:tblCellMar>
             <w:top w:w="15" w:type="dxa"/>
             <w:left w:w="15" w:type="dxa"/>
@@ -27121,7 +26419,6 @@
             <w:insideH w:val="none" w:color="auto" w:sz="0" w:space="0"/>
             <w:insideV w:val="none" w:color="auto" w:sz="0" w:space="0"/>
           </w:tblBorders>
-          <w:shd w:val="clear" w:color="auto" w:fill="auto"/>
           <w:tblCellMar>
             <w:top w:w="15" w:type="dxa"/>
             <w:left w:w="15" w:type="dxa"/>
@@ -27481,7 +26778,6 @@
             <w:insideH w:val="single" w:color="auto" w:sz="4" w:space="0"/>
             <w:insideV w:val="single" w:color="auto" w:sz="4" w:space="0"/>
           </w:tblBorders>
-          <w:shd w:val="clear" w:color="auto" w:fill="auto"/>
           <w:tblCellMar>
             <w:top w:w="15" w:type="dxa"/>
             <w:left w:w="15" w:type="dxa"/>
@@ -27576,7 +26872,6 @@
             <w:insideH w:val="single" w:color="auto" w:sz="4" w:space="0"/>
             <w:insideV w:val="single" w:color="auto" w:sz="4" w:space="0"/>
           </w:tblBorders>
-          <w:shd w:val="clear" w:color="auto" w:fill="auto"/>
           <w:tblCellMar>
             <w:top w:w="15" w:type="dxa"/>
             <w:left w:w="15" w:type="dxa"/>
@@ -27670,7 +26965,6 @@
             <w:insideH w:val="single" w:color="auto" w:sz="4" w:space="0"/>
             <w:insideV w:val="single" w:color="auto" w:sz="4" w:space="0"/>
           </w:tblBorders>
-          <w:shd w:val="clear" w:color="auto" w:fill="auto"/>
           <w:tblCellMar>
             <w:top w:w="15" w:type="dxa"/>
             <w:left w:w="15" w:type="dxa"/>
@@ -27764,7 +27058,6 @@
             <w:insideH w:val="single" w:color="auto" w:sz="4" w:space="0"/>
             <w:insideV w:val="single" w:color="auto" w:sz="4" w:space="0"/>
           </w:tblBorders>
-          <w:shd w:val="clear" w:color="auto" w:fill="auto"/>
           <w:tblCellMar>
             <w:top w:w="15" w:type="dxa"/>
             <w:left w:w="15" w:type="dxa"/>
@@ -27862,6 +27155,7 @@
     </w:p>
     <w:tbl>
       <w:tblPr>
+        <w:tblStyle w:val="8"/>
         <w:tblW w:w="4999" w:type="pct"/>
         <w:tblCellSpacing w:w="15" w:type="dxa"/>
         <w:tblInd w:w="0" w:type="dxa"/>
@@ -27873,7 +27167,7 @@
           <w:insideH w:val="none" w:color="auto" w:sz="0" w:space="0"/>
           <w:insideV w:val="none" w:color="auto" w:sz="0" w:space="0"/>
         </w:tblBorders>
-        <w:shd w:val="clear"/>
+        <w:shd w:val="clear" w:color="auto" w:fill="auto"/>
         <w:tblLayout w:type="autofit"/>
         <w:tblCellMar>
           <w:top w:w="15" w:type="dxa"/>
@@ -27897,6 +27191,7 @@
             <w:insideH w:val="none" w:color="auto" w:sz="0" w:space="0"/>
             <w:insideV w:val="none" w:color="auto" w:sz="0" w:space="0"/>
           </w:tblBorders>
+          <w:shd w:val="clear" w:color="auto" w:fill="auto"/>
           <w:tblCellMar>
             <w:top w:w="15" w:type="dxa"/>
             <w:left w:w="15" w:type="dxa"/>
@@ -27911,7 +27206,7 @@
         <w:tc>
           <w:tcPr>
             <w:tcW w:w="578" w:type="pct"/>
-            <w:shd w:val="clear"/>
+            <w:shd w:val="clear" w:color="auto" w:fill="auto"/>
             <w:vAlign w:val="center"/>
           </w:tcPr>
           <w:p>
@@ -27929,7 +27224,7 @@
         <w:tc>
           <w:tcPr>
             <w:tcW w:w="1713" w:type="pct"/>
-            <w:shd w:val="clear"/>
+            <w:shd w:val="clear" w:color="auto" w:fill="auto"/>
             <w:vAlign w:val="center"/>
           </w:tcPr>
           <w:p>
@@ -27947,7 +27242,7 @@
         <w:tc>
           <w:tcPr>
             <w:tcW w:w="2636" w:type="pct"/>
-            <w:shd w:val="clear"/>
+            <w:shd w:val="clear" w:color="auto" w:fill="auto"/>
             <w:vAlign w:val="center"/>
           </w:tcPr>
           <w:p>
@@ -27973,7 +27268,6 @@
             <w:insideH w:val="none" w:color="auto" w:sz="0" w:space="0"/>
             <w:insideV w:val="none" w:color="auto" w:sz="0" w:space="0"/>
           </w:tblBorders>
-          <w:shd w:val="clear"/>
           <w:tblCellMar>
             <w:top w:w="15" w:type="dxa"/>
             <w:left w:w="15" w:type="dxa"/>
@@ -27987,7 +27281,7 @@
         <w:tc>
           <w:tcPr>
             <w:tcW w:w="578" w:type="pct"/>
-            <w:shd w:val="clear"/>
+            <w:shd w:val="clear" w:color="auto" w:fill="auto"/>
             <w:vAlign w:val="center"/>
           </w:tcPr>
           <w:p>
@@ -28005,7 +27299,7 @@
         <w:tc>
           <w:tcPr>
             <w:tcW w:w="1713" w:type="pct"/>
-            <w:shd w:val="clear"/>
+            <w:shd w:val="clear" w:color="auto" w:fill="auto"/>
             <w:vAlign w:val="center"/>
           </w:tcPr>
           <w:p>
@@ -28023,7 +27317,7 @@
         <w:tc>
           <w:tcPr>
             <w:tcW w:w="2636" w:type="pct"/>
-            <w:shd w:val="clear"/>
+            <w:shd w:val="clear" w:color="auto" w:fill="auto"/>
             <w:vAlign w:val="center"/>
           </w:tcPr>
           <w:p>
@@ -28049,7 +27343,6 @@
             <w:insideH w:val="none" w:color="auto" w:sz="0" w:space="0"/>
             <w:insideV w:val="none" w:color="auto" w:sz="0" w:space="0"/>
           </w:tblBorders>
-          <w:shd w:val="clear"/>
           <w:tblCellMar>
             <w:top w:w="15" w:type="dxa"/>
             <w:left w:w="15" w:type="dxa"/>
@@ -28063,7 +27356,7 @@
         <w:tc>
           <w:tcPr>
             <w:tcW w:w="578" w:type="pct"/>
-            <w:shd w:val="clear"/>
+            <w:shd w:val="clear" w:color="auto" w:fill="auto"/>
             <w:vAlign w:val="center"/>
           </w:tcPr>
           <w:p>
@@ -28081,7 +27374,7 @@
         <w:tc>
           <w:tcPr>
             <w:tcW w:w="1713" w:type="pct"/>
-            <w:shd w:val="clear"/>
+            <w:shd w:val="clear" w:color="auto" w:fill="auto"/>
             <w:vAlign w:val="center"/>
           </w:tcPr>
           <w:p>
@@ -28099,7 +27392,7 @@
         <w:tc>
           <w:tcPr>
             <w:tcW w:w="2636" w:type="pct"/>
-            <w:shd w:val="clear"/>
+            <w:shd w:val="clear" w:color="auto" w:fill="auto"/>
             <w:vAlign w:val="center"/>
           </w:tcPr>
           <w:p>
@@ -28125,7 +27418,6 @@
             <w:insideH w:val="none" w:color="auto" w:sz="0" w:space="0"/>
             <w:insideV w:val="none" w:color="auto" w:sz="0" w:space="0"/>
           </w:tblBorders>
-          <w:shd w:val="clear"/>
           <w:tblCellMar>
             <w:top w:w="15" w:type="dxa"/>
             <w:left w:w="15" w:type="dxa"/>
@@ -28139,7 +27431,7 @@
         <w:tc>
           <w:tcPr>
             <w:tcW w:w="578" w:type="pct"/>
-            <w:shd w:val="clear"/>
+            <w:shd w:val="clear" w:color="auto" w:fill="auto"/>
             <w:vAlign w:val="center"/>
           </w:tcPr>
           <w:p>
@@ -28157,7 +27449,7 @@
         <w:tc>
           <w:tcPr>
             <w:tcW w:w="1713" w:type="pct"/>
-            <w:shd w:val="clear"/>
+            <w:shd w:val="clear" w:color="auto" w:fill="auto"/>
             <w:vAlign w:val="center"/>
           </w:tcPr>
           <w:p>
@@ -28175,7 +27467,7 @@
         <w:tc>
           <w:tcPr>
             <w:tcW w:w="2636" w:type="pct"/>
-            <w:shd w:val="clear"/>
+            <w:shd w:val="clear" w:color="auto" w:fill="auto"/>
             <w:vAlign w:val="center"/>
           </w:tcPr>
           <w:p>
@@ -28250,6 +27542,7 @@
     </w:p>
     <w:tbl>
       <w:tblPr>
+        <w:tblStyle w:val="8"/>
         <w:tblW w:w="4998" w:type="pct"/>
         <w:tblCellSpacing w:w="15" w:type="dxa"/>
         <w:tblInd w:w="0" w:type="dxa"/>
@@ -28261,7 +27554,7 @@
           <w:insideH w:val="single" w:color="auto" w:sz="4" w:space="0"/>
           <w:insideV w:val="single" w:color="auto" w:sz="4" w:space="0"/>
         </w:tblBorders>
-        <w:shd w:val="clear"/>
+        <w:shd w:val="clear" w:color="auto" w:fill="auto"/>
         <w:tblLayout w:type="autofit"/>
         <w:tblCellMar>
           <w:top w:w="15" w:type="dxa"/>
@@ -28286,6 +27579,13 @@
             <w:insideH w:val="single" w:color="auto" w:sz="4" w:space="0"/>
             <w:insideV w:val="single" w:color="auto" w:sz="4" w:space="0"/>
           </w:tblBorders>
+          <w:shd w:val="clear" w:color="auto" w:fill="auto"/>
+          <w:tblCellMar>
+            <w:top w:w="15" w:type="dxa"/>
+            <w:left w:w="15" w:type="dxa"/>
+            <w:bottom w:w="15" w:type="dxa"/>
+            <w:right w:w="15" w:type="dxa"/>
+          </w:tblCellMar>
         </w:tblPrEx>
         <w:trPr>
           <w:tblHeader/>
@@ -28294,7 +27594,7 @@
         <w:tc>
           <w:tcPr>
             <w:tcW w:w="1564" w:type="pct"/>
-            <w:shd w:val="clear"/>
+            <w:shd w:val="clear" w:color="auto" w:fill="auto"/>
             <w:vAlign w:val="center"/>
           </w:tcPr>
           <w:p>
@@ -28326,7 +27626,7 @@
         <w:tc>
           <w:tcPr>
             <w:tcW w:w="891" w:type="pct"/>
-            <w:shd w:val="clear"/>
+            <w:shd w:val="clear" w:color="auto" w:fill="auto"/>
             <w:vAlign w:val="center"/>
           </w:tcPr>
           <w:p>
@@ -28358,7 +27658,7 @@
         <w:tc>
           <w:tcPr>
             <w:tcW w:w="1387" w:type="pct"/>
-            <w:shd w:val="clear"/>
+            <w:shd w:val="clear" w:color="auto" w:fill="auto"/>
             <w:vAlign w:val="center"/>
           </w:tcPr>
           <w:p>
@@ -28390,7 +27690,7 @@
         <w:tc>
           <w:tcPr>
             <w:tcW w:w="1068" w:type="pct"/>
-            <w:shd w:val="clear"/>
+            <w:shd w:val="clear" w:color="auto" w:fill="auto"/>
             <w:vAlign w:val="center"/>
           </w:tcPr>
           <w:p>
@@ -28443,7 +27743,7 @@
         <w:tc>
           <w:tcPr>
             <w:tcW w:w="1564" w:type="pct"/>
-            <w:shd w:val="clear"/>
+            <w:shd w:val="clear" w:color="auto" w:fill="auto"/>
             <w:vAlign w:val="center"/>
           </w:tcPr>
           <w:p>
@@ -28469,7 +27769,7 @@
         <w:tc>
           <w:tcPr>
             <w:tcW w:w="891" w:type="pct"/>
-            <w:shd w:val="clear"/>
+            <w:shd w:val="clear" w:color="auto" w:fill="auto"/>
             <w:vAlign w:val="center"/>
           </w:tcPr>
           <w:p>
@@ -28495,7 +27795,7 @@
         <w:tc>
           <w:tcPr>
             <w:tcW w:w="1387" w:type="pct"/>
-            <w:shd w:val="clear"/>
+            <w:shd w:val="clear" w:color="auto" w:fill="auto"/>
             <w:vAlign w:val="center"/>
           </w:tcPr>
           <w:p>
@@ -28521,7 +27821,7 @@
         <w:tc>
           <w:tcPr>
             <w:tcW w:w="1068" w:type="pct"/>
-            <w:shd w:val="clear"/>
+            <w:shd w:val="clear" w:color="auto" w:fill="auto"/>
             <w:vAlign w:val="center"/>
           </w:tcPr>
           <w:p>
@@ -28541,132 +27841,6 @@
                 <w:lang w:val="en-US" w:eastAsia="zh-CN" w:bidi="ar"/>
               </w:rPr>
               <w:t>0.90</w:t>
-            </w:r>
-          </w:p>
-        </w:tc>
-      </w:tr>
-      <w:tr>
-        <w:tblPrEx>
-          <w:tblBorders>
-            <w:top w:val="single" w:color="auto" w:sz="4" w:space="0"/>
-            <w:left w:val="single" w:color="auto" w:sz="4" w:space="0"/>
-            <w:bottom w:val="single" w:color="auto" w:sz="4" w:space="0"/>
-            <w:right w:val="single" w:color="auto" w:sz="4" w:space="0"/>
-            <w:insideH w:val="single" w:color="auto" w:sz="4" w:space="0"/>
-            <w:insideV w:val="single" w:color="auto" w:sz="4" w:space="0"/>
-          </w:tblBorders>
-          <w:shd w:val="clear"/>
-          <w:tblCellMar>
-            <w:top w:w="15" w:type="dxa"/>
-            <w:left w:w="15" w:type="dxa"/>
-            <w:bottom w:w="15" w:type="dxa"/>
-            <w:right w:w="15" w:type="dxa"/>
-          </w:tblCellMar>
-        </w:tblPrEx>
-        <w:trPr>
-          <w:tblCellSpacing w:w="15" w:type="dxa"/>
-        </w:trPr>
-        <w:tc>
-          <w:tcPr>
-            <w:tcW w:w="1564" w:type="pct"/>
-            <w:shd w:val="clear"/>
-            <w:vAlign w:val="center"/>
-          </w:tcPr>
-          <w:p>
-            <w:pPr>
-              <w:keepNext w:val="0"/>
-              <w:keepLines w:val="0"/>
-              <w:widowControl/>
-              <w:suppressLineNumbers w:val="0"/>
-              <w:jc w:val="left"/>
-            </w:pPr>
-            <w:r>
-              <w:rPr>
-                <w:rFonts w:ascii="宋体" w:hAnsi="宋体" w:eastAsia="宋体" w:cs="宋体"/>
-                <w:kern w:val="0"/>
-                <w:sz w:val="24"/>
-                <w:szCs w:val="24"/>
-                <w:lang w:val="en-US" w:eastAsia="zh-CN" w:bidi="ar"/>
-              </w:rPr>
-              <w:t>Shanghai</w:t>
-            </w:r>
-          </w:p>
-        </w:tc>
-        <w:tc>
-          <w:tcPr>
-            <w:tcW w:w="891" w:type="pct"/>
-            <w:shd w:val="clear"/>
-            <w:vAlign w:val="center"/>
-          </w:tcPr>
-          <w:p>
-            <w:pPr>
-              <w:keepNext w:val="0"/>
-              <w:keepLines w:val="0"/>
-              <w:widowControl/>
-              <w:suppressLineNumbers w:val="0"/>
-              <w:jc w:val="left"/>
-            </w:pPr>
-            <w:r>
-              <w:rPr>
-                <w:rFonts w:ascii="宋体" w:hAnsi="宋体" w:eastAsia="宋体" w:cs="宋体"/>
-                <w:kern w:val="0"/>
-                <w:sz w:val="24"/>
-                <w:szCs w:val="24"/>
-                <w:lang w:val="en-US" w:eastAsia="zh-CN" w:bidi="ar"/>
-              </w:rPr>
-              <w:t>0</w:t>
-            </w:r>
-          </w:p>
-        </w:tc>
-        <w:tc>
-          <w:tcPr>
-            <w:tcW w:w="1387" w:type="pct"/>
-            <w:shd w:val="clear"/>
-            <w:vAlign w:val="center"/>
-          </w:tcPr>
-          <w:p>
-            <w:pPr>
-              <w:keepNext w:val="0"/>
-              <w:keepLines w:val="0"/>
-              <w:widowControl/>
-              <w:suppressLineNumbers w:val="0"/>
-              <w:jc w:val="left"/>
-            </w:pPr>
-            <w:r>
-              <w:rPr>
-                <w:rFonts w:ascii="宋体" w:hAnsi="宋体" w:eastAsia="宋体" w:cs="宋体"/>
-                <w:kern w:val="0"/>
-                <w:sz w:val="24"/>
-                <w:szCs w:val="24"/>
-                <w:lang w:val="en-US" w:eastAsia="zh-CN" w:bidi="ar"/>
-              </w:rPr>
-              <w:t>0.20</w:t>
-            </w:r>
-          </w:p>
-        </w:tc>
-        <w:tc>
-          <w:tcPr>
-            <w:tcW w:w="1068" w:type="pct"/>
-            <w:shd w:val="clear"/>
-            <w:vAlign w:val="center"/>
-          </w:tcPr>
-          <w:p>
-            <w:pPr>
-              <w:keepNext w:val="0"/>
-              <w:keepLines w:val="0"/>
-              <w:widowControl/>
-              <w:suppressLineNumbers w:val="0"/>
-              <w:jc w:val="left"/>
-            </w:pPr>
-            <w:r>
-              <w:rPr>
-                <w:rFonts w:ascii="宋体" w:hAnsi="宋体" w:eastAsia="宋体" w:cs="宋体"/>
-                <w:kern w:val="0"/>
-                <w:sz w:val="24"/>
-                <w:szCs w:val="24"/>
-                <w:lang w:val="en-US" w:eastAsia="zh-CN" w:bidi="ar"/>
-              </w:rPr>
-              <w:t>0.15</w:t>
             </w:r>
           </w:p>
         </w:tc>
@@ -28694,7 +27868,132 @@
         <w:tc>
           <w:tcPr>
             <w:tcW w:w="1564" w:type="pct"/>
-            <w:shd w:val="clear"/>
+            <w:shd w:val="clear" w:color="auto" w:fill="auto"/>
+            <w:vAlign w:val="center"/>
+          </w:tcPr>
+          <w:p>
+            <w:pPr>
+              <w:keepNext w:val="0"/>
+              <w:keepLines w:val="0"/>
+              <w:widowControl/>
+              <w:suppressLineNumbers w:val="0"/>
+              <w:jc w:val="left"/>
+            </w:pPr>
+            <w:r>
+              <w:rPr>
+                <w:rFonts w:ascii="宋体" w:hAnsi="宋体" w:eastAsia="宋体" w:cs="宋体"/>
+                <w:kern w:val="0"/>
+                <w:sz w:val="24"/>
+                <w:szCs w:val="24"/>
+                <w:lang w:val="en-US" w:eastAsia="zh-CN" w:bidi="ar"/>
+              </w:rPr>
+              <w:t>Shanghai</w:t>
+            </w:r>
+          </w:p>
+        </w:tc>
+        <w:tc>
+          <w:tcPr>
+            <w:tcW w:w="891" w:type="pct"/>
+            <w:shd w:val="clear" w:color="auto" w:fill="auto"/>
+            <w:vAlign w:val="center"/>
+          </w:tcPr>
+          <w:p>
+            <w:pPr>
+              <w:keepNext w:val="0"/>
+              <w:keepLines w:val="0"/>
+              <w:widowControl/>
+              <w:suppressLineNumbers w:val="0"/>
+              <w:jc w:val="left"/>
+            </w:pPr>
+            <w:r>
+              <w:rPr>
+                <w:rFonts w:ascii="宋体" w:hAnsi="宋体" w:eastAsia="宋体" w:cs="宋体"/>
+                <w:kern w:val="0"/>
+                <w:sz w:val="24"/>
+                <w:szCs w:val="24"/>
+                <w:lang w:val="en-US" w:eastAsia="zh-CN" w:bidi="ar"/>
+              </w:rPr>
+              <w:t>0</w:t>
+            </w:r>
+          </w:p>
+        </w:tc>
+        <w:tc>
+          <w:tcPr>
+            <w:tcW w:w="1387" w:type="pct"/>
+            <w:shd w:val="clear" w:color="auto" w:fill="auto"/>
+            <w:vAlign w:val="center"/>
+          </w:tcPr>
+          <w:p>
+            <w:pPr>
+              <w:keepNext w:val="0"/>
+              <w:keepLines w:val="0"/>
+              <w:widowControl/>
+              <w:suppressLineNumbers w:val="0"/>
+              <w:jc w:val="left"/>
+            </w:pPr>
+            <w:r>
+              <w:rPr>
+                <w:rFonts w:ascii="宋体" w:hAnsi="宋体" w:eastAsia="宋体" w:cs="宋体"/>
+                <w:kern w:val="0"/>
+                <w:sz w:val="24"/>
+                <w:szCs w:val="24"/>
+                <w:lang w:val="en-US" w:eastAsia="zh-CN" w:bidi="ar"/>
+              </w:rPr>
+              <w:t>0.20</w:t>
+            </w:r>
+          </w:p>
+        </w:tc>
+        <w:tc>
+          <w:tcPr>
+            <w:tcW w:w="1068" w:type="pct"/>
+            <w:shd w:val="clear" w:color="auto" w:fill="auto"/>
+            <w:vAlign w:val="center"/>
+          </w:tcPr>
+          <w:p>
+            <w:pPr>
+              <w:keepNext w:val="0"/>
+              <w:keepLines w:val="0"/>
+              <w:widowControl/>
+              <w:suppressLineNumbers w:val="0"/>
+              <w:jc w:val="left"/>
+            </w:pPr>
+            <w:r>
+              <w:rPr>
+                <w:rFonts w:ascii="宋体" w:hAnsi="宋体" w:eastAsia="宋体" w:cs="宋体"/>
+                <w:kern w:val="0"/>
+                <w:sz w:val="24"/>
+                <w:szCs w:val="24"/>
+                <w:lang w:val="en-US" w:eastAsia="zh-CN" w:bidi="ar"/>
+              </w:rPr>
+              <w:t>0.15</w:t>
+            </w:r>
+          </w:p>
+        </w:tc>
+      </w:tr>
+      <w:tr>
+        <w:tblPrEx>
+          <w:tblBorders>
+            <w:top w:val="single" w:color="auto" w:sz="4" w:space="0"/>
+            <w:left w:val="single" w:color="auto" w:sz="4" w:space="0"/>
+            <w:bottom w:val="single" w:color="auto" w:sz="4" w:space="0"/>
+            <w:right w:val="single" w:color="auto" w:sz="4" w:space="0"/>
+            <w:insideH w:val="single" w:color="auto" w:sz="4" w:space="0"/>
+            <w:insideV w:val="single" w:color="auto" w:sz="4" w:space="0"/>
+          </w:tblBorders>
+          <w:tblCellMar>
+            <w:top w:w="15" w:type="dxa"/>
+            <w:left w:w="15" w:type="dxa"/>
+            <w:bottom w:w="15" w:type="dxa"/>
+            <w:right w:w="15" w:type="dxa"/>
+          </w:tblCellMar>
+        </w:tblPrEx>
+        <w:trPr>
+          <w:tblCellSpacing w:w="15" w:type="dxa"/>
+        </w:trPr>
+        <w:tc>
+          <w:tcPr>
+            <w:tcW w:w="1564" w:type="pct"/>
+            <w:shd w:val="clear" w:color="auto" w:fill="auto"/>
             <w:vAlign w:val="center"/>
           </w:tcPr>
           <w:p>
@@ -28720,7 +28019,7 @@
         <w:tc>
           <w:tcPr>
             <w:tcW w:w="891" w:type="pct"/>
-            <w:shd w:val="clear"/>
+            <w:shd w:val="clear" w:color="auto" w:fill="auto"/>
             <w:vAlign w:val="center"/>
           </w:tcPr>
           <w:p>
@@ -28746,7 +28045,7 @@
         <w:tc>
           <w:tcPr>
             <w:tcW w:w="1387" w:type="pct"/>
-            <w:shd w:val="clear"/>
+            <w:shd w:val="clear" w:color="auto" w:fill="auto"/>
             <w:vAlign w:val="center"/>
           </w:tcPr>
           <w:p>
@@ -28772,7 +28071,7 @@
         <w:tc>
           <w:tcPr>
             <w:tcW w:w="1068" w:type="pct"/>
-            <w:shd w:val="clear"/>
+            <w:shd w:val="clear" w:color="auto" w:fill="auto"/>
             <w:vAlign w:val="center"/>
           </w:tcPr>
           <w:p>
@@ -28904,6 +28203,7 @@
     </w:p>
     <w:tbl>
       <w:tblPr>
+        <w:tblStyle w:val="8"/>
         <w:tblW w:w="4998" w:type="pct"/>
         <w:tblCellSpacing w:w="15" w:type="dxa"/>
         <w:tblInd w:w="0" w:type="dxa"/>
@@ -28915,7 +28215,7 @@
           <w:insideH w:val="single" w:color="auto" w:sz="4" w:space="0"/>
           <w:insideV w:val="single" w:color="auto" w:sz="4" w:space="0"/>
         </w:tblBorders>
-        <w:shd w:val="clear"/>
+        <w:shd w:val="clear" w:color="auto" w:fill="auto"/>
         <w:tblLayout w:type="autofit"/>
         <w:tblCellMar>
           <w:top w:w="15" w:type="dxa"/>
@@ -28939,7 +28239,7 @@
             <w:insideH w:val="single" w:color="auto" w:sz="4" w:space="0"/>
             <w:insideV w:val="single" w:color="auto" w:sz="4" w:space="0"/>
           </w:tblBorders>
-          <w:shd w:val="clear"/>
+          <w:shd w:val="clear" w:color="auto" w:fill="auto"/>
           <w:tblCellMar>
             <w:top w:w="15" w:type="dxa"/>
             <w:left w:w="15" w:type="dxa"/>
@@ -28954,7 +28254,7 @@
         <w:tc>
           <w:tcPr>
             <w:tcW w:w="1350" w:type="pct"/>
-            <w:shd w:val="clear"/>
+            <w:shd w:val="clear" w:color="auto" w:fill="auto"/>
             <w:vAlign w:val="center"/>
           </w:tcPr>
           <w:p>
@@ -28972,7 +28272,7 @@
         <w:tc>
           <w:tcPr>
             <w:tcW w:w="1313" w:type="pct"/>
-            <w:shd w:val="clear"/>
+            <w:shd w:val="clear" w:color="auto" w:fill="auto"/>
             <w:vAlign w:val="center"/>
           </w:tcPr>
           <w:p>
@@ -28990,7 +28290,7 @@
         <w:tc>
           <w:tcPr>
             <w:tcW w:w="2264" w:type="pct"/>
-            <w:shd w:val="clear"/>
+            <w:shd w:val="clear" w:color="auto" w:fill="auto"/>
             <w:vAlign w:val="center"/>
           </w:tcPr>
           <w:p>
@@ -29002,158 +28302,6 @@
                 <w:lang w:val="en-US" w:eastAsia="zh-CN"/>
               </w:rPr>
               <w:t>向量 v(e,c)</w:t>
-            </w:r>
-          </w:p>
-        </w:tc>
-      </w:tr>
-      <w:tr>
-        <w:tblPrEx>
-          <w:tblBorders>
-            <w:top w:val="single" w:color="auto" w:sz="4" w:space="0"/>
-            <w:left w:val="single" w:color="auto" w:sz="4" w:space="0"/>
-            <w:bottom w:val="single" w:color="auto" w:sz="4" w:space="0"/>
-            <w:right w:val="single" w:color="auto" w:sz="4" w:space="0"/>
-            <w:insideH w:val="single" w:color="auto" w:sz="4" w:space="0"/>
-            <w:insideV w:val="single" w:color="auto" w:sz="4" w:space="0"/>
-          </w:tblBorders>
-          <w:shd w:val="clear"/>
-          <w:tblCellMar>
-            <w:top w:w="15" w:type="dxa"/>
-            <w:left w:w="15" w:type="dxa"/>
-            <w:bottom w:w="15" w:type="dxa"/>
-            <w:right w:w="15" w:type="dxa"/>
-          </w:tblCellMar>
-        </w:tblPrEx>
-        <w:trPr>
-          <w:tblCellSpacing w:w="15" w:type="dxa"/>
-        </w:trPr>
-        <w:tc>
-          <w:tcPr>
-            <w:tcW w:w="1350" w:type="pct"/>
-            <w:shd w:val="clear"/>
-            <w:vAlign w:val="center"/>
-          </w:tcPr>
-          <w:p>
-            <w:pPr>
-              <w:bidi w:val="0"/>
-            </w:pPr>
-            <w:r>
-              <w:rPr>
-                <w:lang w:val="en-US" w:eastAsia="zh-CN"/>
-              </w:rPr>
-              <w:t>Bejing</w:t>
-            </w:r>
-          </w:p>
-        </w:tc>
-        <w:tc>
-          <w:tcPr>
-            <w:tcW w:w="1313" w:type="pct"/>
-            <w:shd w:val="clear"/>
-            <w:vAlign w:val="center"/>
-          </w:tcPr>
-          <w:p>
-            <w:pPr>
-              <w:bidi w:val="0"/>
-            </w:pPr>
-            <w:r>
-              <w:rPr>
-                <w:lang w:val="en-US" w:eastAsia="zh-CN"/>
-              </w:rPr>
-              <w:t>Beijing</w:t>
-            </w:r>
-          </w:p>
-        </w:tc>
-        <w:tc>
-          <w:tcPr>
-            <w:tcW w:w="2264" w:type="pct"/>
-            <w:shd w:val="clear"/>
-            <w:vAlign w:val="center"/>
-          </w:tcPr>
-          <w:p>
-            <w:pPr>
-              <w:bidi w:val="0"/>
-            </w:pPr>
-            <w:r>
-              <w:rPr>
-                <w:lang w:val="en-US" w:eastAsia="zh-CN"/>
-              </w:rPr>
-              <w:t>[0.95, 0.98, 0.90]</w:t>
-            </w:r>
-          </w:p>
-        </w:tc>
-      </w:tr>
-      <w:tr>
-        <w:tblPrEx>
-          <w:tblBorders>
-            <w:top w:val="single" w:color="auto" w:sz="4" w:space="0"/>
-            <w:left w:val="single" w:color="auto" w:sz="4" w:space="0"/>
-            <w:bottom w:val="single" w:color="auto" w:sz="4" w:space="0"/>
-            <w:right w:val="single" w:color="auto" w:sz="4" w:space="0"/>
-            <w:insideH w:val="single" w:color="auto" w:sz="4" w:space="0"/>
-            <w:insideV w:val="single" w:color="auto" w:sz="4" w:space="0"/>
-          </w:tblBorders>
-          <w:shd w:val="clear"/>
-          <w:tblCellMar>
-            <w:top w:w="15" w:type="dxa"/>
-            <w:left w:w="15" w:type="dxa"/>
-            <w:bottom w:w="15" w:type="dxa"/>
-            <w:right w:w="15" w:type="dxa"/>
-          </w:tblCellMar>
-        </w:tblPrEx>
-        <w:trPr>
-          <w:tblCellSpacing w:w="15" w:type="dxa"/>
-        </w:trPr>
-        <w:tc>
-          <w:tcPr>
-            <w:tcW w:w="1350" w:type="pct"/>
-            <w:shd w:val="clear"/>
-            <w:vAlign w:val="center"/>
-          </w:tcPr>
-          <w:p>
-            <w:pPr>
-              <w:bidi w:val="0"/>
-            </w:pPr>
-            <w:r>
-              <w:rPr>
-                <w:lang w:val="en-US" w:eastAsia="zh-CN"/>
-              </w:rPr>
-              <w:t>Bejing</w:t>
-            </w:r>
-          </w:p>
-        </w:tc>
-        <w:tc>
-          <w:tcPr>
-            <w:tcW w:w="1313" w:type="pct"/>
-            <w:shd w:val="clear"/>
-            <w:vAlign w:val="center"/>
-          </w:tcPr>
-          <w:p>
-            <w:pPr>
-              <w:bidi w:val="0"/>
-            </w:pPr>
-            <w:r>
-              <w:rPr>
-                <w:lang w:val="en-US" w:eastAsia="zh-CN"/>
-              </w:rPr>
-              <w:t>Shanghai</w:t>
-            </w:r>
-          </w:p>
-        </w:tc>
-        <w:tc>
-          <w:tcPr>
-            <w:tcW w:w="2264" w:type="pct"/>
-            <w:shd w:val="clear"/>
-            <w:vAlign w:val="center"/>
-          </w:tcPr>
-          <w:p>
-            <w:pPr>
-              <w:bidi w:val="0"/>
-            </w:pPr>
-            <w:r>
-              <w:rPr>
-                <w:lang w:val="en-US" w:eastAsia="zh-CN"/>
-              </w:rPr>
-              <w:t>[0.00, 0.20, 0.15]</w:t>
             </w:r>
           </w:p>
         </w:tc>
@@ -29181,7 +28329,7 @@
         <w:tc>
           <w:tcPr>
             <w:tcW w:w="1350" w:type="pct"/>
-            <w:shd w:val="clear"/>
+            <w:shd w:val="clear" w:color="auto" w:fill="auto"/>
             <w:vAlign w:val="center"/>
           </w:tcPr>
           <w:p>
@@ -29199,7 +28347,7 @@
         <w:tc>
           <w:tcPr>
             <w:tcW w:w="1313" w:type="pct"/>
-            <w:shd w:val="clear"/>
+            <w:shd w:val="clear" w:color="auto" w:fill="auto"/>
             <w:vAlign w:val="center"/>
           </w:tcPr>
           <w:p>
@@ -29210,6 +28358,156 @@
               <w:rPr>
                 <w:lang w:val="en-US" w:eastAsia="zh-CN"/>
               </w:rPr>
+              <w:t>Beijing</w:t>
+            </w:r>
+          </w:p>
+        </w:tc>
+        <w:tc>
+          <w:tcPr>
+            <w:tcW w:w="2264" w:type="pct"/>
+            <w:shd w:val="clear" w:color="auto" w:fill="auto"/>
+            <w:vAlign w:val="center"/>
+          </w:tcPr>
+          <w:p>
+            <w:pPr>
+              <w:bidi w:val="0"/>
+            </w:pPr>
+            <w:r>
+              <w:rPr>
+                <w:lang w:val="en-US" w:eastAsia="zh-CN"/>
+              </w:rPr>
+              <w:t>[0.95, 0.98, 0.90]</w:t>
+            </w:r>
+          </w:p>
+        </w:tc>
+      </w:tr>
+      <w:tr>
+        <w:tblPrEx>
+          <w:tblBorders>
+            <w:top w:val="single" w:color="auto" w:sz="4" w:space="0"/>
+            <w:left w:val="single" w:color="auto" w:sz="4" w:space="0"/>
+            <w:bottom w:val="single" w:color="auto" w:sz="4" w:space="0"/>
+            <w:right w:val="single" w:color="auto" w:sz="4" w:space="0"/>
+            <w:insideH w:val="single" w:color="auto" w:sz="4" w:space="0"/>
+            <w:insideV w:val="single" w:color="auto" w:sz="4" w:space="0"/>
+          </w:tblBorders>
+          <w:tblCellMar>
+            <w:top w:w="15" w:type="dxa"/>
+            <w:left w:w="15" w:type="dxa"/>
+            <w:bottom w:w="15" w:type="dxa"/>
+            <w:right w:w="15" w:type="dxa"/>
+          </w:tblCellMar>
+        </w:tblPrEx>
+        <w:trPr>
+          <w:tblCellSpacing w:w="15" w:type="dxa"/>
+        </w:trPr>
+        <w:tc>
+          <w:tcPr>
+            <w:tcW w:w="1350" w:type="pct"/>
+            <w:shd w:val="clear" w:color="auto" w:fill="auto"/>
+            <w:vAlign w:val="center"/>
+          </w:tcPr>
+          <w:p>
+            <w:pPr>
+              <w:bidi w:val="0"/>
+            </w:pPr>
+            <w:r>
+              <w:rPr>
+                <w:lang w:val="en-US" w:eastAsia="zh-CN"/>
+              </w:rPr>
+              <w:t>Bejing</w:t>
+            </w:r>
+          </w:p>
+        </w:tc>
+        <w:tc>
+          <w:tcPr>
+            <w:tcW w:w="1313" w:type="pct"/>
+            <w:shd w:val="clear" w:color="auto" w:fill="auto"/>
+            <w:vAlign w:val="center"/>
+          </w:tcPr>
+          <w:p>
+            <w:pPr>
+              <w:bidi w:val="0"/>
+            </w:pPr>
+            <w:r>
+              <w:rPr>
+                <w:lang w:val="en-US" w:eastAsia="zh-CN"/>
+              </w:rPr>
+              <w:t>Shanghai</w:t>
+            </w:r>
+          </w:p>
+        </w:tc>
+        <w:tc>
+          <w:tcPr>
+            <w:tcW w:w="2264" w:type="pct"/>
+            <w:shd w:val="clear" w:color="auto" w:fill="auto"/>
+            <w:vAlign w:val="center"/>
+          </w:tcPr>
+          <w:p>
+            <w:pPr>
+              <w:bidi w:val="0"/>
+            </w:pPr>
+            <w:r>
+              <w:rPr>
+                <w:lang w:val="en-US" w:eastAsia="zh-CN"/>
+              </w:rPr>
+              <w:t>[0.00, 0.20, 0.15]</w:t>
+            </w:r>
+          </w:p>
+        </w:tc>
+      </w:tr>
+      <w:tr>
+        <w:tblPrEx>
+          <w:tblBorders>
+            <w:top w:val="single" w:color="auto" w:sz="4" w:space="0"/>
+            <w:left w:val="single" w:color="auto" w:sz="4" w:space="0"/>
+            <w:bottom w:val="single" w:color="auto" w:sz="4" w:space="0"/>
+            <w:right w:val="single" w:color="auto" w:sz="4" w:space="0"/>
+            <w:insideH w:val="single" w:color="auto" w:sz="4" w:space="0"/>
+            <w:insideV w:val="single" w:color="auto" w:sz="4" w:space="0"/>
+          </w:tblBorders>
+          <w:tblCellMar>
+            <w:top w:w="15" w:type="dxa"/>
+            <w:left w:w="15" w:type="dxa"/>
+            <w:bottom w:w="15" w:type="dxa"/>
+            <w:right w:w="15" w:type="dxa"/>
+          </w:tblCellMar>
+        </w:tblPrEx>
+        <w:trPr>
+          <w:tblCellSpacing w:w="15" w:type="dxa"/>
+        </w:trPr>
+        <w:tc>
+          <w:tcPr>
+            <w:tcW w:w="1350" w:type="pct"/>
+            <w:shd w:val="clear" w:color="auto" w:fill="auto"/>
+            <w:vAlign w:val="center"/>
+          </w:tcPr>
+          <w:p>
+            <w:pPr>
+              <w:bidi w:val="0"/>
+            </w:pPr>
+            <w:r>
+              <w:rPr>
+                <w:lang w:val="en-US" w:eastAsia="zh-CN"/>
+              </w:rPr>
+              <w:t>Bejing</w:t>
+            </w:r>
+          </w:p>
+        </w:tc>
+        <w:tc>
+          <w:tcPr>
+            <w:tcW w:w="1313" w:type="pct"/>
+            <w:shd w:val="clear" w:color="auto" w:fill="auto"/>
+            <w:vAlign w:val="center"/>
+          </w:tcPr>
+          <w:p>
+            <w:pPr>
+              <w:bidi w:val="0"/>
+            </w:pPr>
+            <w:r>
+              <w:rPr>
+                <w:lang w:val="en-US" w:eastAsia="zh-CN"/>
+              </w:rPr>
               <w:t>Tokyo</w:t>
             </w:r>
           </w:p>
@@ -29217,7 +28515,7 @@
         <w:tc>
           <w:tcPr>
             <w:tcW w:w="2264" w:type="pct"/>
-            <w:shd w:val="clear"/>
+            <w:shd w:val="clear" w:color="auto" w:fill="auto"/>
             <w:vAlign w:val="center"/>
           </w:tcPr>
           <w:p>
@@ -29428,6 +28726,7 @@
     </w:p>
     <w:tbl>
       <w:tblPr>
+        <w:tblStyle w:val="8"/>
         <w:tblW w:w="4998" w:type="pct"/>
         <w:tblCellSpacing w:w="15" w:type="dxa"/>
         <w:tblInd w:w="0" w:type="dxa"/>
@@ -29439,7 +28738,7 @@
           <w:insideH w:val="none" w:color="auto" w:sz="0" w:space="0"/>
           <w:insideV w:val="none" w:color="auto" w:sz="0" w:space="0"/>
         </w:tblBorders>
-        <w:shd w:val="clear"/>
+        <w:shd w:val="clear" w:color="auto" w:fill="auto"/>
         <w:tblLayout w:type="autofit"/>
         <w:tblCellMar>
           <w:top w:w="15" w:type="dxa"/>
@@ -29465,7 +28764,7 @@
             <w:insideH w:val="none" w:color="auto" w:sz="0" w:space="0"/>
             <w:insideV w:val="none" w:color="auto" w:sz="0" w:space="0"/>
           </w:tblBorders>
-          <w:shd w:val="clear"/>
+          <w:shd w:val="clear" w:color="auto" w:fill="auto"/>
           <w:tblCellMar>
             <w:top w:w="15" w:type="dxa"/>
             <w:left w:w="15" w:type="dxa"/>
@@ -29480,7 +28779,7 @@
         <w:tc>
           <w:tcPr>
             <w:tcW w:w="1347" w:type="pct"/>
-            <w:shd w:val="clear"/>
+            <w:shd w:val="clear" w:color="auto" w:fill="auto"/>
             <w:vAlign w:val="center"/>
           </w:tcPr>
           <w:p>
@@ -29498,7 +28797,7 @@
         <w:tc>
           <w:tcPr>
             <w:tcW w:w="761" w:type="pct"/>
-            <w:shd w:val="clear"/>
+            <w:shd w:val="clear" w:color="auto" w:fill="auto"/>
             <w:vAlign w:val="center"/>
           </w:tcPr>
           <w:p>
@@ -29516,7 +28815,7 @@
         <w:tc>
           <w:tcPr>
             <w:tcW w:w="991" w:type="pct"/>
-            <w:shd w:val="clear"/>
+            <w:shd w:val="clear" w:color="auto" w:fill="auto"/>
             <w:vAlign w:val="center"/>
           </w:tcPr>
           <w:p>
@@ -29534,7 +28833,7 @@
         <w:tc>
           <w:tcPr>
             <w:tcW w:w="1047" w:type="pct"/>
-            <w:shd w:val="clear"/>
+            <w:shd w:val="clear" w:color="auto" w:fill="auto"/>
             <w:vAlign w:val="center"/>
           </w:tcPr>
           <w:p>
@@ -29552,7 +28851,7 @@
         <w:tc>
           <w:tcPr>
             <w:tcW w:w="745" w:type="pct"/>
-            <w:shd w:val="clear"/>
+            <w:shd w:val="clear" w:color="auto" w:fill="auto"/>
             <w:vAlign w:val="center"/>
           </w:tcPr>
           <w:p>
@@ -29578,7 +28877,6 @@
             <w:insideH w:val="none" w:color="auto" w:sz="0" w:space="0"/>
             <w:insideV w:val="none" w:color="auto" w:sz="0" w:space="0"/>
           </w:tblBorders>
-          <w:shd w:val="clear"/>
           <w:tblCellMar>
             <w:top w:w="15" w:type="dxa"/>
             <w:left w:w="15" w:type="dxa"/>
@@ -29592,7 +28890,7 @@
         <w:tc>
           <w:tcPr>
             <w:tcW w:w="1347" w:type="pct"/>
-            <w:shd w:val="clear"/>
+            <w:shd w:val="clear" w:color="auto" w:fill="auto"/>
             <w:vAlign w:val="center"/>
           </w:tcPr>
           <w:p>
@@ -29610,7 +28908,7 @@
         <w:tc>
           <w:tcPr>
             <w:tcW w:w="761" w:type="pct"/>
-            <w:shd w:val="clear"/>
+            <w:shd w:val="clear" w:color="auto" w:fill="auto"/>
             <w:vAlign w:val="center"/>
           </w:tcPr>
           <w:p>
@@ -29628,7 +28926,7 @@
         <w:tc>
           <w:tcPr>
             <w:tcW w:w="991" w:type="pct"/>
-            <w:shd w:val="clear"/>
+            <w:shd w:val="clear" w:color="auto" w:fill="auto"/>
             <w:vAlign w:val="center"/>
           </w:tcPr>
           <w:p>
@@ -29646,7 +28944,7 @@
         <w:tc>
           <w:tcPr>
             <w:tcW w:w="1047" w:type="pct"/>
-            <w:shd w:val="clear"/>
+            <w:shd w:val="clear" w:color="auto" w:fill="auto"/>
             <w:vAlign w:val="center"/>
           </w:tcPr>
           <w:p>
@@ -29664,7 +28962,7 @@
         <w:tc>
           <w:tcPr>
             <w:tcW w:w="745" w:type="pct"/>
-            <w:shd w:val="clear"/>
+            <w:shd w:val="clear" w:color="auto" w:fill="auto"/>
             <w:vAlign w:val="center"/>
           </w:tcPr>
           <w:p>
@@ -29690,7 +28988,6 @@
             <w:insideH w:val="none" w:color="auto" w:sz="0" w:space="0"/>
             <w:insideV w:val="none" w:color="auto" w:sz="0" w:space="0"/>
           </w:tblBorders>
-          <w:shd w:val="clear"/>
           <w:tblCellMar>
             <w:top w:w="15" w:type="dxa"/>
             <w:left w:w="15" w:type="dxa"/>
@@ -29704,7 +29001,7 @@
         <w:tc>
           <w:tcPr>
             <w:tcW w:w="1347" w:type="pct"/>
-            <w:shd w:val="clear"/>
+            <w:shd w:val="clear" w:color="auto" w:fill="auto"/>
             <w:vAlign w:val="center"/>
           </w:tcPr>
           <w:p>
@@ -29722,7 +29019,7 @@
         <w:tc>
           <w:tcPr>
             <w:tcW w:w="761" w:type="pct"/>
-            <w:shd w:val="clear"/>
+            <w:shd w:val="clear" w:color="auto" w:fill="auto"/>
             <w:vAlign w:val="center"/>
           </w:tcPr>
           <w:p>
@@ -29740,7 +29037,7 @@
         <w:tc>
           <w:tcPr>
             <w:tcW w:w="991" w:type="pct"/>
-            <w:shd w:val="clear"/>
+            <w:shd w:val="clear" w:color="auto" w:fill="auto"/>
             <w:vAlign w:val="center"/>
           </w:tcPr>
           <w:p>
@@ -29758,7 +29055,7 @@
         <w:tc>
           <w:tcPr>
             <w:tcW w:w="1047" w:type="pct"/>
-            <w:shd w:val="clear"/>
+            <w:shd w:val="clear" w:color="auto" w:fill="auto"/>
             <w:vAlign w:val="center"/>
           </w:tcPr>
           <w:p>
@@ -29776,7 +29073,7 @@
         <w:tc>
           <w:tcPr>
             <w:tcW w:w="745" w:type="pct"/>
-            <w:shd w:val="clear"/>
+            <w:shd w:val="clear" w:color="auto" w:fill="auto"/>
             <w:vAlign w:val="center"/>
           </w:tcPr>
           <w:p>
@@ -29802,7 +29099,6 @@
             <w:insideH w:val="none" w:color="auto" w:sz="0" w:space="0"/>
             <w:insideV w:val="none" w:color="auto" w:sz="0" w:space="0"/>
           </w:tblBorders>
-          <w:shd w:val="clear"/>
           <w:tblCellMar>
             <w:top w:w="15" w:type="dxa"/>
             <w:left w:w="15" w:type="dxa"/>
@@ -29816,7 +29112,7 @@
         <w:tc>
           <w:tcPr>
             <w:tcW w:w="1347" w:type="pct"/>
-            <w:shd w:val="clear"/>
+            <w:shd w:val="clear" w:color="auto" w:fill="auto"/>
             <w:vAlign w:val="center"/>
           </w:tcPr>
           <w:p>
@@ -29834,7 +29130,7 @@
         <w:tc>
           <w:tcPr>
             <w:tcW w:w="761" w:type="pct"/>
-            <w:shd w:val="clear"/>
+            <w:shd w:val="clear" w:color="auto" w:fill="auto"/>
             <w:vAlign w:val="center"/>
           </w:tcPr>
           <w:p>
@@ -29852,7 +29148,7 @@
         <w:tc>
           <w:tcPr>
             <w:tcW w:w="991" w:type="pct"/>
-            <w:shd w:val="clear"/>
+            <w:shd w:val="clear" w:color="auto" w:fill="auto"/>
             <w:vAlign w:val="center"/>
           </w:tcPr>
           <w:p>
@@ -29870,7 +29166,7 @@
         <w:tc>
           <w:tcPr>
             <w:tcW w:w="1047" w:type="pct"/>
-            <w:shd w:val="clear"/>
+            <w:shd w:val="clear" w:color="auto" w:fill="auto"/>
             <w:vAlign w:val="center"/>
           </w:tcPr>
           <w:p>
@@ -29888,7 +29184,7 @@
         <w:tc>
           <w:tcPr>
             <w:tcW w:w="745" w:type="pct"/>
-            <w:shd w:val="clear"/>
+            <w:shd w:val="clear" w:color="auto" w:fill="auto"/>
             <w:vAlign w:val="center"/>
           </w:tcPr>
           <w:p>
@@ -29914,7 +29210,6 @@
             <w:insideH w:val="none" w:color="auto" w:sz="0" w:space="0"/>
             <w:insideV w:val="none" w:color="auto" w:sz="0" w:space="0"/>
           </w:tblBorders>
-          <w:shd w:val="clear"/>
           <w:tblCellMar>
             <w:top w:w="15" w:type="dxa"/>
             <w:left w:w="15" w:type="dxa"/>
@@ -29928,7 +29223,7 @@
         <w:tc>
           <w:tcPr>
             <w:tcW w:w="1347" w:type="pct"/>
-            <w:shd w:val="clear"/>
+            <w:shd w:val="clear" w:color="auto" w:fill="auto"/>
             <w:vAlign w:val="center"/>
           </w:tcPr>
           <w:p>
@@ -29946,7 +29241,7 @@
         <w:tc>
           <w:tcPr>
             <w:tcW w:w="761" w:type="pct"/>
-            <w:shd w:val="clear"/>
+            <w:shd w:val="clear" w:color="auto" w:fill="auto"/>
             <w:vAlign w:val="center"/>
           </w:tcPr>
           <w:p>
@@ -29964,7 +29259,7 @@
         <w:tc>
           <w:tcPr>
             <w:tcW w:w="991" w:type="pct"/>
-            <w:shd w:val="clear"/>
+            <w:shd w:val="clear" w:color="auto" w:fill="auto"/>
             <w:vAlign w:val="center"/>
           </w:tcPr>
           <w:p>
@@ -29982,7 +29277,7 @@
         <w:tc>
           <w:tcPr>
             <w:tcW w:w="1047" w:type="pct"/>
-            <w:shd w:val="clear"/>
+            <w:shd w:val="clear" w:color="auto" w:fill="auto"/>
             <w:vAlign w:val="center"/>
           </w:tcPr>
           <w:p>
@@ -30000,7 +29295,7 @@
         <w:tc>
           <w:tcPr>
             <w:tcW w:w="745" w:type="pct"/>
-            <w:shd w:val="clear"/>
+            <w:shd w:val="clear" w:color="auto" w:fill="auto"/>
             <w:vAlign w:val="center"/>
           </w:tcPr>
           <w:p>
@@ -30026,7 +29321,6 @@
             <w:insideH w:val="none" w:color="auto" w:sz="0" w:space="0"/>
             <w:insideV w:val="none" w:color="auto" w:sz="0" w:space="0"/>
           </w:tblBorders>
-          <w:shd w:val="clear"/>
           <w:tblCellMar>
             <w:top w:w="15" w:type="dxa"/>
             <w:left w:w="15" w:type="dxa"/>
@@ -30040,7 +29334,7 @@
         <w:tc>
           <w:tcPr>
             <w:tcW w:w="1347" w:type="pct"/>
-            <w:shd w:val="clear"/>
+            <w:shd w:val="clear" w:color="auto" w:fill="auto"/>
             <w:vAlign w:val="center"/>
           </w:tcPr>
           <w:p>
@@ -30058,7 +29352,7 @@
         <w:tc>
           <w:tcPr>
             <w:tcW w:w="761" w:type="pct"/>
-            <w:shd w:val="clear"/>
+            <w:shd w:val="clear" w:color="auto" w:fill="auto"/>
             <w:vAlign w:val="center"/>
           </w:tcPr>
           <w:p>
@@ -30076,7 +29370,7 @@
         <w:tc>
           <w:tcPr>
             <w:tcW w:w="991" w:type="pct"/>
-            <w:shd w:val="clear"/>
+            <w:shd w:val="clear" w:color="auto" w:fill="auto"/>
             <w:vAlign w:val="center"/>
           </w:tcPr>
           <w:p>
@@ -30094,7 +29388,7 @@
         <w:tc>
           <w:tcPr>
             <w:tcW w:w="1047" w:type="pct"/>
-            <w:shd w:val="clear"/>
+            <w:shd w:val="clear" w:color="auto" w:fill="auto"/>
             <w:vAlign w:val="center"/>
           </w:tcPr>
           <w:p>
@@ -30112,7 +29406,7 @@
         <w:tc>
           <w:tcPr>
             <w:tcW w:w="745" w:type="pct"/>
-            <w:shd w:val="clear"/>
+            <w:shd w:val="clear" w:color="auto" w:fill="auto"/>
             <w:vAlign w:val="center"/>
           </w:tcPr>
           <w:p>
@@ -30220,8 +29514,6 @@
           </wp:inline>
         </w:drawing>
       </w:r>
-      <w:bookmarkStart w:id="0" w:name="_GoBack"/>
-      <w:bookmarkEnd w:id="0"/>
     </w:p>
     <w:p>
       <w:pPr>
@@ -30321,6 +29613,7 @@
             <w:insideH w:val="none" w:color="auto" w:sz="0" w:space="0"/>
             <w:insideV w:val="none" w:color="auto" w:sz="0" w:space="0"/>
           </w:tblBorders>
+          <w:shd w:val="clear" w:color="auto" w:fill="auto"/>
           <w:tblCellMar>
             <w:top w:w="0" w:type="dxa"/>
             <w:left w:w="108" w:type="dxa"/>
